--- a/11-变流电路/03-变频电路/矢量控制变频电路/矢量控制变频电路.docx
+++ b/11-变流电路/03-变频电路/矢量控制变频电路/矢量控制变频电路.docx
@@ -3194,6 +3194,20 @@
     </w:p>
     <w:bookmarkEnd w:id="26"/>
     <w:bookmarkEnd w:id="27"/>
+    <w:p>
+      <w:pPr>
+        <w:spacing w:before="360"/>
+        <w:jc w:val="center"/>
+      </w:pPr>
+      <w:r>
+        <w:rPr>
+          <w:rFonts w:ascii="Times New Roman" w:hAnsi="Times New Roman"/>
+          <w:color w:val="555555"/>
+          <w:sz w:val="21"/>
+        </w:rPr>
+        <w:t>材料收集者：杜文杰</w:t>
+      </w:r>
+    </w:p>
     <w:sectPr>
       <w:headerReference r:id="rId9" w:type="default"/>
       <w:footerReference r:id="rId10" w:type="default"/>

--- a/11-变流电路/03-变频电路/矢量控制变频电路/矢量控制变频电路.docx
+++ b/11-变流电路/03-变频电路/矢量控制变频电路/矢量控制变频电路.docx
@@ -1,6 +1,6 @@
 
 <file path=word/document.xml><?xml version="1.0" encoding="utf-8"?>
-<w:document xmlns:w="http://schemas.openxmlformats.org/wordprocessingml/2006/main" xmlns:m="http://schemas.openxmlformats.org/officeDocument/2006/math" xmlns:r="http://schemas.openxmlformats.org/officeDocument/2006/relationships" xmlns:o="urn:schemas-microsoft-com:office:office" xmlns:v="urn:schemas-microsoft-com:vml" xmlns:w10="urn:schemas-microsoft-com:office:word" xmlns:a="http://schemas.openxmlformats.org/drawingml/2006/main" xmlns:pic="http://schemas.openxmlformats.org/drawingml/2006/picture" xmlns:wp="http://schemas.openxmlformats.org/drawingml/2006/wordprocessingDrawing">
+<w:document xmlns:m="http://schemas.openxmlformats.org/officeDocument/2006/math" xmlns:r="http://schemas.openxmlformats.org/officeDocument/2006/relationships" xmlns:w="http://schemas.openxmlformats.org/wordprocessingml/2006/main" xmlns:o="urn:schemas-microsoft-com:office:office" xmlns:v="urn:schemas-microsoft-com:vml" xmlns:w10="urn:schemas-microsoft-com:office:word" xmlns:a="http://schemas.openxmlformats.org/drawingml/2006/main" xmlns:pic="http://schemas.openxmlformats.org/drawingml/2006/picture" xmlns:wp="http://schemas.openxmlformats.org/drawingml/2006/wordprocessingDrawing">
   <w:body>
     <w:bookmarkStart w:id="27" w:name="矢量控制变频电路"/>
     <w:p>
@@ -9,7 +9,7 @@
       </w:pPr>
       <w:r>
         <w:rPr>
-          <w:rFonts w:hint="eastAsia"/>
+          <w:rFonts w:hint="eastAsia" w:eastAsia="黑体"/>
         </w:rPr>
         <w:t xml:space="preserve">矢量控制变频电路</w:t>
       </w:r>
@@ -21,7 +21,7 @@
       </w:pPr>
       <w:r>
         <w:rPr>
-          <w:rFonts w:hint="eastAsia"/>
+          <w:rFonts w:hint="eastAsia" w:eastAsia="黑体"/>
         </w:rPr>
         <w:t xml:space="preserve">拓扑描述</w:t>
       </w:r>
@@ -32,20 +32,26 @@
       </w:pPr>
       <w:r>
         <w:rPr>
-          <w:rFonts w:hint="eastAsia"/>
+          <w:rFonts w:hint="eastAsia" w:eastAsia="黑体"/>
         </w:rPr>
         <w:t xml:space="preserve">该电路以交-直-交电压型逆变器为主电路：输入整流器</w:t>
       </w:r>
       <w:r>
+        <w:rPr>
+          <w:rFonts w:eastAsia="黑体"/>
+        </w:rPr>
         <w:t xml:space="preserve"> </w:t>
       </w:r>
       <w:r>
         <w:rPr>
-          <w:rFonts w:hint="eastAsia"/>
+          <w:rFonts w:hint="eastAsia" w:eastAsia="黑体"/>
         </w:rPr>
         <w:t xml:space="preserve">REC1（二极管桥</w:t>
       </w:r>
       <w:r>
+        <w:rPr>
+          <w:rFonts w:eastAsia="黑体"/>
+        </w:rPr>
         <w:t xml:space="preserve"> </w:t>
       </w:r>
       <m:oMath>
@@ -63,6 +69,9 @@
         </m:sSub>
       </m:oMath>
       <w:r>
+        <w:rPr>
+          <w:rFonts w:eastAsia="黑体"/>
+        </w:rPr>
         <w:t xml:space="preserve">~</w:t>
       </w:r>
       <m:oMath>
@@ -81,11 +90,14 @@
       </m:oMath>
       <w:r>
         <w:rPr>
-          <w:rFonts w:hint="eastAsia"/>
+          <w:rFonts w:hint="eastAsia" w:eastAsia="黑体"/>
         </w:rPr>
         <w:t xml:space="preserve">）、直流母线电容</w:t>
       </w:r>
       <w:r>
+        <w:rPr>
+          <w:rFonts w:eastAsia="黑体"/>
+        </w:rPr>
         <w:t xml:space="preserve"> </w:t>
       </w:r>
       <m:oMath>
@@ -107,20 +119,26 @@
       </m:oMath>
       <w:r>
         <w:rPr>
-          <w:rFonts w:hint="eastAsia"/>
+          <w:rFonts w:hint="eastAsia" w:eastAsia="黑体"/>
         </w:rPr>
         <w:t xml:space="preserve">（编号</w:t>
       </w:r>
       <w:r>
+        <w:rPr>
+          <w:rFonts w:eastAsia="黑体"/>
+        </w:rPr>
         <w:t xml:space="preserve"> </w:t>
       </w:r>
       <w:r>
         <w:rPr>
-          <w:rFonts w:hint="eastAsia"/>
+          <w:rFonts w:hint="eastAsia" w:eastAsia="黑体"/>
         </w:rPr>
         <w:t xml:space="preserve">C1）、三相逆变桥</w:t>
       </w:r>
       <w:r>
+        <w:rPr>
+          <w:rFonts w:eastAsia="黑体"/>
+        </w:rPr>
         <w:t xml:space="preserve"> </w:t>
       </w:r>
       <m:oMath>
@@ -138,6 +156,9 @@
         </m:sSub>
       </m:oMath>
       <w:r>
+        <w:rPr>
+          <w:rFonts w:eastAsia="黑体"/>
+        </w:rPr>
         <w:t xml:space="preserve">~</w:t>
       </w:r>
       <m:oMath>
@@ -156,20 +177,26 @@
       </m:oMath>
       <w:r>
         <w:rPr>
-          <w:rFonts w:hint="eastAsia"/>
+          <w:rFonts w:hint="eastAsia" w:eastAsia="黑体"/>
         </w:rPr>
         <w:t xml:space="preserve">（各反并联续流二极管），配以磁场定向（矢量）控制器</w:t>
       </w:r>
       <w:r>
+        <w:rPr>
+          <w:rFonts w:eastAsia="黑体"/>
+        </w:rPr>
         <w:t xml:space="preserve"> </w:t>
       </w:r>
       <w:r>
         <w:rPr>
-          <w:rFonts w:hint="eastAsia"/>
+          <w:rFonts w:hint="eastAsia" w:eastAsia="黑体"/>
         </w:rPr>
         <w:t xml:space="preserve">IC1（DSP）、电流传感器与编码器/旋变组成。关键节点定义如下：三相交流输入节点</w:t>
       </w:r>
       <w:r>
+        <w:rPr>
+          <w:rFonts w:eastAsia="黑体"/>
+        </w:rPr>
         <w:t xml:space="preserve"> </w:t>
       </w:r>
       <m:oMath>
@@ -196,24 +223,33 @@
         </m:r>
       </m:oMath>
       <w:r>
+        <w:rPr>
+          <w:rFonts w:eastAsia="黑体"/>
+        </w:rPr>
         <w:t xml:space="preserve"> </w:t>
       </w:r>
       <w:r>
         <w:rPr>
-          <w:rFonts w:hint="eastAsia"/>
+          <w:rFonts w:hint="eastAsia" w:eastAsia="黑体"/>
         </w:rPr>
         <w:t xml:space="preserve">接整流器</w:t>
       </w:r>
       <w:r>
+        <w:rPr>
+          <w:rFonts w:eastAsia="黑体"/>
+        </w:rPr>
         <w:t xml:space="preserve"> REC1 </w:t>
       </w:r>
       <w:r>
         <w:rPr>
-          <w:rFonts w:hint="eastAsia"/>
+          <w:rFonts w:hint="eastAsia" w:eastAsia="黑体"/>
         </w:rPr>
         <w:t xml:space="preserve">交流输入端；直流母线正节点</w:t>
       </w:r>
       <w:r>
+        <w:rPr>
+          <w:rFonts w:eastAsia="黑体"/>
+        </w:rPr>
         <w:t xml:space="preserve"> </w:t>
       </w:r>
       <m:oMath>
@@ -222,15 +258,21 @@
         </m:r>
       </m:oMath>
       <w:r>
+        <w:rPr>
+          <w:rFonts w:eastAsia="黑体"/>
+        </w:rPr>
         <w:t xml:space="preserve"> </w:t>
       </w:r>
       <w:r>
         <w:rPr>
-          <w:rFonts w:hint="eastAsia"/>
+          <w:rFonts w:hint="eastAsia" w:eastAsia="黑体"/>
         </w:rPr>
         <w:t xml:space="preserve">是整流器正输出、母线电容</w:t>
       </w:r>
       <w:r>
+        <w:rPr>
+          <w:rFonts w:eastAsia="黑体"/>
+        </w:rPr>
         <w:t xml:space="preserve"> </w:t>
       </w:r>
       <m:oMath>
@@ -251,15 +293,21 @@
         </m:sSub>
       </m:oMath>
       <w:r>
+        <w:rPr>
+          <w:rFonts w:eastAsia="黑体"/>
+        </w:rPr>
         <w:t xml:space="preserve"> </w:t>
       </w:r>
       <w:r>
         <w:rPr>
-          <w:rFonts w:hint="eastAsia"/>
+          <w:rFonts w:hint="eastAsia" w:eastAsia="黑体"/>
         </w:rPr>
         <w:t xml:space="preserve">正端与三个上管</w:t>
       </w:r>
       <w:r>
+        <w:rPr>
+          <w:rFonts w:eastAsia="黑体"/>
+        </w:rPr>
         <w:t xml:space="preserve"> </w:t>
       </w:r>
       <m:oMath>
@@ -313,33 +361,45 @@
         </m:sSub>
       </m:oMath>
       <w:r>
+        <w:rPr>
+          <w:rFonts w:eastAsia="黑体"/>
+        </w:rPr>
         <w:t xml:space="preserve"> </w:t>
       </w:r>
       <w:r>
         <w:rPr>
-          <w:rFonts w:hint="eastAsia"/>
+          <w:rFonts w:hint="eastAsia" w:eastAsia="黑体"/>
         </w:rPr>
         <w:t xml:space="preserve">集电极</w:t>
       </w:r>
       <w:r>
+        <w:rPr>
+          <w:rFonts w:eastAsia="黑体"/>
+        </w:rPr>
         <w:t xml:space="preserve"> </w:t>
       </w:r>
       <w:r>
         <w:rPr>
-          <w:rFonts w:hint="eastAsia"/>
+          <w:rFonts w:hint="eastAsia" w:eastAsia="黑体"/>
         </w:rPr>
         <w:t xml:space="preserve">C/漏极</w:t>
       </w:r>
       <w:r>
+        <w:rPr>
+          <w:rFonts w:eastAsia="黑体"/>
+        </w:rPr>
         <w:t xml:space="preserve"> D </w:t>
       </w:r>
       <w:r>
         <w:rPr>
-          <w:rFonts w:hint="eastAsia"/>
+          <w:rFonts w:hint="eastAsia" w:eastAsia="黑体"/>
         </w:rPr>
         <w:t xml:space="preserve">的公共点；直流母线负节点</w:t>
       </w:r>
       <w:r>
+        <w:rPr>
+          <w:rFonts w:eastAsia="黑体"/>
+        </w:rPr>
         <w:t xml:space="preserve"> </w:t>
       </w:r>
       <m:oMath>
@@ -348,15 +408,21 @@
         </m:r>
       </m:oMath>
       <w:r>
+        <w:rPr>
+          <w:rFonts w:eastAsia="黑体"/>
+        </w:rPr>
         <w:t xml:space="preserve"> </w:t>
       </w:r>
       <w:r>
         <w:rPr>
-          <w:rFonts w:hint="eastAsia"/>
+          <w:rFonts w:hint="eastAsia" w:eastAsia="黑体"/>
         </w:rPr>
         <w:t xml:space="preserve">是整流器负输出、母线电容</w:t>
       </w:r>
       <w:r>
+        <w:rPr>
+          <w:rFonts w:eastAsia="黑体"/>
+        </w:rPr>
         <w:t xml:space="preserve"> </w:t>
       </w:r>
       <m:oMath>
@@ -377,15 +443,21 @@
         </m:sSub>
       </m:oMath>
       <w:r>
+        <w:rPr>
+          <w:rFonts w:eastAsia="黑体"/>
+        </w:rPr>
         <w:t xml:space="preserve"> </w:t>
       </w:r>
       <w:r>
         <w:rPr>
-          <w:rFonts w:hint="eastAsia"/>
+          <w:rFonts w:hint="eastAsia" w:eastAsia="黑体"/>
         </w:rPr>
         <w:t xml:space="preserve">负端与三个下管</w:t>
       </w:r>
       <w:r>
+        <w:rPr>
+          <w:rFonts w:eastAsia="黑体"/>
+        </w:rPr>
         <w:t xml:space="preserve"> </w:t>
       </w:r>
       <m:oMath>
@@ -439,33 +511,45 @@
         </m:sSub>
       </m:oMath>
       <w:r>
+        <w:rPr>
+          <w:rFonts w:eastAsia="黑体"/>
+        </w:rPr>
         <w:t xml:space="preserve"> </w:t>
       </w:r>
       <w:r>
         <w:rPr>
-          <w:rFonts w:hint="eastAsia"/>
+          <w:rFonts w:hint="eastAsia" w:eastAsia="黑体"/>
         </w:rPr>
         <w:t xml:space="preserve">发射极</w:t>
       </w:r>
       <w:r>
+        <w:rPr>
+          <w:rFonts w:eastAsia="黑体"/>
+        </w:rPr>
         <w:t xml:space="preserve"> </w:t>
       </w:r>
       <w:r>
         <w:rPr>
-          <w:rFonts w:hint="eastAsia"/>
+          <w:rFonts w:hint="eastAsia" w:eastAsia="黑体"/>
         </w:rPr>
         <w:t xml:space="preserve">E/源极</w:t>
       </w:r>
       <w:r>
+        <w:rPr>
+          <w:rFonts w:eastAsia="黑体"/>
+        </w:rPr>
         <w:t xml:space="preserve"> S </w:t>
       </w:r>
       <w:r>
         <w:rPr>
-          <w:rFonts w:hint="eastAsia"/>
+          <w:rFonts w:hint="eastAsia" w:eastAsia="黑体"/>
         </w:rPr>
         <w:t xml:space="preserve">的公共点；逆变输出节点</w:t>
       </w:r>
       <w:r>
+        <w:rPr>
+          <w:rFonts w:eastAsia="黑体"/>
+        </w:rPr>
         <w:t xml:space="preserve"> </w:t>
       </w:r>
       <m:oMath>
@@ -492,20 +576,26 @@
         </m:r>
       </m:oMath>
       <w:r>
+        <w:rPr>
+          <w:rFonts w:eastAsia="黑体"/>
+        </w:rPr>
         <w:t xml:space="preserve"> </w:t>
       </w:r>
       <w:r>
         <w:rPr>
-          <w:rFonts w:hint="eastAsia"/>
+          <w:rFonts w:hint="eastAsia" w:eastAsia="黑体"/>
         </w:rPr>
         <w:t xml:space="preserve">是各相上下管桥臂中点，接电机三相绕组；采样节点是电流传感器与编码器/旋变将定子三相电流与转子磁链角送入控制器</w:t>
       </w:r>
       <w:r>
+        <w:rPr>
+          <w:rFonts w:eastAsia="黑体"/>
+        </w:rPr>
         <w:t xml:space="preserve"> IC1 </w:t>
       </w:r>
       <w:r>
         <w:rPr>
-          <w:rFonts w:hint="eastAsia"/>
+          <w:rFonts w:hint="eastAsia" w:eastAsia="黑体"/>
         </w:rPr>
         <w:t xml:space="preserve">的输入点。</w:t>
       </w:r>
@@ -514,29 +604,38 @@
       <w:pPr/>
       <w:r>
         <w:rPr>
-          <w:rFonts w:hint="eastAsia"/>
+          <w:rFonts w:hint="eastAsia" w:eastAsia="黑体"/>
         </w:rPr>
         <w:t xml:space="preserve">各元件管脚连接（以</w:t>
       </w:r>
       <w:r>
+        <w:rPr>
+          <w:rFonts w:eastAsia="黑体"/>
+        </w:rPr>
         <w:t xml:space="preserve"> U </w:t>
       </w:r>
       <w:r>
         <w:rPr>
-          <w:rFonts w:hint="eastAsia"/>
+          <w:rFonts w:hint="eastAsia" w:eastAsia="黑体"/>
         </w:rPr>
         <w:t xml:space="preserve">相为例，IGBT）：整流器</w:t>
       </w:r>
       <w:r>
+        <w:rPr>
+          <w:rFonts w:eastAsia="黑体"/>
+        </w:rPr>
         <w:t xml:space="preserve"> REC1 </w:t>
       </w:r>
       <w:r>
         <w:rPr>
-          <w:rFonts w:hint="eastAsia"/>
+          <w:rFonts w:hint="eastAsia" w:eastAsia="黑体"/>
         </w:rPr>
         <w:t xml:space="preserve">交流输入端接</w:t>
       </w:r>
       <w:r>
+        <w:rPr>
+          <w:rFonts w:eastAsia="黑体"/>
+        </w:rPr>
         <w:t xml:space="preserve"> </w:t>
       </w:r>
       <m:oMath>
@@ -564,11 +663,14 @@
       </m:oMath>
       <w:r>
         <w:rPr>
-          <w:rFonts w:hint="eastAsia"/>
+          <w:rFonts w:hint="eastAsia" w:eastAsia="黑体"/>
         </w:rPr>
         <w:t xml:space="preserve">，直流正、负输出端分别接正节点</w:t>
       </w:r>
       <w:r>
+        <w:rPr>
+          <w:rFonts w:eastAsia="黑体"/>
+        </w:rPr>
         <w:t xml:space="preserve"> </w:t>
       </w:r>
       <m:oMath>
@@ -578,11 +680,14 @@
       </m:oMath>
       <w:r>
         <w:rPr>
-          <w:rFonts w:hint="eastAsia"/>
+          <w:rFonts w:hint="eastAsia" w:eastAsia="黑体"/>
         </w:rPr>
         <w:t xml:space="preserve">、负节点</w:t>
       </w:r>
       <w:r>
+        <w:rPr>
+          <w:rFonts w:eastAsia="黑体"/>
+        </w:rPr>
         <w:t xml:space="preserve"> </w:t>
       </w:r>
       <m:oMath>
@@ -592,11 +697,14 @@
       </m:oMath>
       <w:r>
         <w:rPr>
-          <w:rFonts w:hint="eastAsia"/>
+          <w:rFonts w:hint="eastAsia" w:eastAsia="黑体"/>
         </w:rPr>
         <w:t xml:space="preserve">；母线电容</w:t>
       </w:r>
       <w:r>
+        <w:rPr>
+          <w:rFonts w:eastAsia="黑体"/>
+        </w:rPr>
         <w:t xml:space="preserve"> </w:t>
       </w:r>
       <m:oMath>
@@ -617,15 +725,21 @@
         </m:sSub>
       </m:oMath>
       <w:r>
+        <w:rPr>
+          <w:rFonts w:eastAsia="黑体"/>
+        </w:rPr>
         <w:t xml:space="preserve"> </w:t>
       </w:r>
       <w:r>
         <w:rPr>
-          <w:rFonts w:hint="eastAsia"/>
+          <w:rFonts w:hint="eastAsia" w:eastAsia="黑体"/>
         </w:rPr>
         <w:t xml:space="preserve">一端接</w:t>
       </w:r>
       <w:r>
+        <w:rPr>
+          <w:rFonts w:eastAsia="黑体"/>
+        </w:rPr>
         <w:t xml:space="preserve"> </w:t>
       </w:r>
       <m:oMath>
@@ -635,11 +749,14 @@
       </m:oMath>
       <w:r>
         <w:rPr>
-          <w:rFonts w:hint="eastAsia"/>
+          <w:rFonts w:hint="eastAsia" w:eastAsia="黑体"/>
         </w:rPr>
         <w:t xml:space="preserve">、另一端接</w:t>
       </w:r>
       <w:r>
+        <w:rPr>
+          <w:rFonts w:eastAsia="黑体"/>
+        </w:rPr>
         <w:t xml:space="preserve"> </w:t>
       </w:r>
       <m:oMath>
@@ -649,11 +766,14 @@
       </m:oMath>
       <w:r>
         <w:rPr>
-          <w:rFonts w:hint="eastAsia"/>
+          <w:rFonts w:hint="eastAsia" w:eastAsia="黑体"/>
         </w:rPr>
         <w:t xml:space="preserve">；逆变桥上管</w:t>
       </w:r>
       <w:r>
+        <w:rPr>
+          <w:rFonts w:eastAsia="黑体"/>
+        </w:rPr>
         <w:t xml:space="preserve"> </w:t>
       </w:r>
       <m:oMath>
@@ -671,24 +791,33 @@
         </m:sSub>
       </m:oMath>
       <w:r>
+        <w:rPr>
+          <w:rFonts w:eastAsia="黑体"/>
+        </w:rPr>
         <w:t xml:space="preserve"> </w:t>
       </w:r>
       <w:r>
         <w:rPr>
-          <w:rFonts w:hint="eastAsia"/>
+          <w:rFonts w:hint="eastAsia" w:eastAsia="黑体"/>
         </w:rPr>
         <w:t xml:space="preserve">的集电极</w:t>
       </w:r>
       <w:r>
+        <w:rPr>
+          <w:rFonts w:eastAsia="黑体"/>
+        </w:rPr>
         <w:t xml:space="preserve"> C </w:t>
       </w:r>
       <w:r>
         <w:rPr>
-          <w:rFonts w:hint="eastAsia"/>
+          <w:rFonts w:hint="eastAsia" w:eastAsia="黑体"/>
         </w:rPr>
         <w:t xml:space="preserve">接</w:t>
       </w:r>
       <w:r>
+        <w:rPr>
+          <w:rFonts w:eastAsia="黑体"/>
+        </w:rPr>
         <w:t xml:space="preserve"> </w:t>
       </w:r>
       <m:oMath>
@@ -698,20 +827,26 @@
       </m:oMath>
       <w:r>
         <w:rPr>
-          <w:rFonts w:hint="eastAsia"/>
+          <w:rFonts w:hint="eastAsia" w:eastAsia="黑体"/>
         </w:rPr>
         <w:t xml:space="preserve">、发射极</w:t>
       </w:r>
       <w:r>
+        <w:rPr>
+          <w:rFonts w:eastAsia="黑体"/>
+        </w:rPr>
         <w:t xml:space="preserve"> E </w:t>
       </w:r>
       <w:r>
         <w:rPr>
-          <w:rFonts w:hint="eastAsia"/>
+          <w:rFonts w:hint="eastAsia" w:eastAsia="黑体"/>
         </w:rPr>
         <w:t xml:space="preserve">接输出节点</w:t>
       </w:r>
       <w:r>
+        <w:rPr>
+          <w:rFonts w:eastAsia="黑体"/>
+        </w:rPr>
         <w:t xml:space="preserve"> </w:t>
       </w:r>
       <m:oMath>
@@ -721,47 +856,62 @@
       </m:oMath>
       <w:r>
         <w:rPr>
-          <w:rFonts w:hint="eastAsia"/>
+          <w:rFonts w:hint="eastAsia" w:eastAsia="黑体"/>
         </w:rPr>
         <w:t xml:space="preserve">、栅极</w:t>
       </w:r>
       <w:r>
+        <w:rPr>
+          <w:rFonts w:eastAsia="黑体"/>
+        </w:rPr>
         <w:t xml:space="preserve"> G </w:t>
       </w:r>
       <w:r>
         <w:rPr>
-          <w:rFonts w:hint="eastAsia"/>
+          <w:rFonts w:hint="eastAsia" w:eastAsia="黑体"/>
         </w:rPr>
         <w:t xml:space="preserve">接控制器</w:t>
       </w:r>
       <w:r>
+        <w:rPr>
+          <w:rFonts w:eastAsia="黑体"/>
+        </w:rPr>
         <w:t xml:space="preserve"> IC1 </w:t>
       </w:r>
       <w:r>
         <w:rPr>
-          <w:rFonts w:hint="eastAsia"/>
+          <w:rFonts w:hint="eastAsia" w:eastAsia="黑体"/>
         </w:rPr>
         <w:t xml:space="preserve">的</w:t>
       </w:r>
       <w:r>
+        <w:rPr>
+          <w:rFonts w:eastAsia="黑体"/>
+        </w:rPr>
         <w:t xml:space="preserve"> U </w:t>
       </w:r>
       <w:r>
         <w:rPr>
-          <w:rFonts w:hint="eastAsia"/>
+          <w:rFonts w:hint="eastAsia" w:eastAsia="黑体"/>
         </w:rPr>
         <w:t xml:space="preserve">相上桥臂驱动；U</w:t>
       </w:r>
       <w:r>
+        <w:rPr>
+          <w:rFonts w:eastAsia="黑体"/>
+        </w:rPr>
         <w:t xml:space="preserve"> </w:t>
       </w:r>
       <w:r>
         <w:rPr>
-          <w:rFonts w:hint="eastAsia"/>
+          <w:rFonts w:hint="eastAsia" w:eastAsia="黑体"/>
         </w:rPr>
         <w:t xml:space="preserve">相下管</w:t>
       </w:r>
       <w:r>
+        <w:rPr>
+          <w:rFonts w:eastAsia="黑体"/>
+        </w:rPr>
         <w:t xml:space="preserve"> </w:t>
       </w:r>
       <m:oMath>
@@ -779,24 +929,33 @@
         </m:sSub>
       </m:oMath>
       <w:r>
+        <w:rPr>
+          <w:rFonts w:eastAsia="黑体"/>
+        </w:rPr>
         <w:t xml:space="preserve"> </w:t>
       </w:r>
       <w:r>
         <w:rPr>
-          <w:rFonts w:hint="eastAsia"/>
+          <w:rFonts w:hint="eastAsia" w:eastAsia="黑体"/>
         </w:rPr>
         <w:t xml:space="preserve">的集电极</w:t>
       </w:r>
       <w:r>
+        <w:rPr>
+          <w:rFonts w:eastAsia="黑体"/>
+        </w:rPr>
         <w:t xml:space="preserve"> C </w:t>
       </w:r>
       <w:r>
         <w:rPr>
-          <w:rFonts w:hint="eastAsia"/>
+          <w:rFonts w:hint="eastAsia" w:eastAsia="黑体"/>
         </w:rPr>
         <w:t xml:space="preserve">接</w:t>
       </w:r>
       <w:r>
+        <w:rPr>
+          <w:rFonts w:eastAsia="黑体"/>
+        </w:rPr>
         <w:t xml:space="preserve"> </w:t>
       </w:r>
       <m:oMath>
@@ -806,20 +965,26 @@
       </m:oMath>
       <w:r>
         <w:rPr>
-          <w:rFonts w:hint="eastAsia"/>
+          <w:rFonts w:hint="eastAsia" w:eastAsia="黑体"/>
         </w:rPr>
         <w:t xml:space="preserve">、发射极</w:t>
       </w:r>
       <w:r>
+        <w:rPr>
+          <w:rFonts w:eastAsia="黑体"/>
+        </w:rPr>
         <w:t xml:space="preserve"> E </w:t>
       </w:r>
       <w:r>
         <w:rPr>
-          <w:rFonts w:hint="eastAsia"/>
+          <w:rFonts w:hint="eastAsia" w:eastAsia="黑体"/>
         </w:rPr>
         <w:t xml:space="preserve">接负节点</w:t>
       </w:r>
       <w:r>
+        <w:rPr>
+          <w:rFonts w:eastAsia="黑体"/>
+        </w:rPr>
         <w:t xml:space="preserve"> </w:t>
       </w:r>
       <m:oMath>
@@ -829,25 +994,31 @@
       </m:oMath>
       <w:r>
         <w:rPr>
-          <w:rFonts w:hint="eastAsia"/>
+          <w:rFonts w:hint="eastAsia" w:eastAsia="黑体"/>
         </w:rPr>
         <w:t xml:space="preserve">、栅极</w:t>
       </w:r>
       <w:r>
+        <w:rPr>
+          <w:rFonts w:eastAsia="黑体"/>
+        </w:rPr>
         <w:t xml:space="preserve"> G </w:t>
       </w:r>
       <w:r>
         <w:rPr>
-          <w:rFonts w:hint="eastAsia"/>
+          <w:rFonts w:hint="eastAsia" w:eastAsia="黑体"/>
         </w:rPr>
         <w:t xml:space="preserve">接</w:t>
       </w:r>
       <w:r>
+        <w:rPr>
+          <w:rFonts w:eastAsia="黑体"/>
+        </w:rPr>
         <w:t xml:space="preserve"> U </w:t>
       </w:r>
       <w:r>
         <w:rPr>
-          <w:rFonts w:hint="eastAsia"/>
+          <w:rFonts w:hint="eastAsia" w:eastAsia="黑体"/>
         </w:rPr>
         <w:t xml:space="preserve">相下桥臂驱动；</w:t>
       </w:r>
@@ -857,6 +1028,9 @@
         </m:r>
       </m:oMath>
       <w:r>
+        <w:rPr>
+          <w:rFonts w:eastAsia="黑体"/>
+        </w:rPr>
         <w:t xml:space="preserve">、</w:t>
       </w:r>
       <m:oMath>
@@ -865,15 +1039,21 @@
         </m:r>
       </m:oMath>
       <w:r>
+        <w:rPr>
+          <w:rFonts w:eastAsia="黑体"/>
+        </w:rPr>
         <w:t xml:space="preserve"> </w:t>
       </w:r>
       <w:r>
         <w:rPr>
-          <w:rFonts w:hint="eastAsia"/>
+          <w:rFonts w:hint="eastAsia" w:eastAsia="黑体"/>
         </w:rPr>
         <w:t xml:space="preserve">两相由</w:t>
       </w:r>
       <w:r>
+        <w:rPr>
+          <w:rFonts w:eastAsia="黑体"/>
+        </w:rPr>
         <w:t xml:space="preserve"> </w:t>
       </w:r>
       <m:oMath>
@@ -909,6 +1089,9 @@
         </m:sSub>
       </m:oMath>
       <w:r>
+        <w:rPr>
+          <w:rFonts w:eastAsia="黑体"/>
+        </w:rPr>
         <w:t xml:space="preserve">、</w:t>
       </w:r>
       <m:oMath>
@@ -944,24 +1127,33 @@
         </m:sSub>
       </m:oMath>
       <w:r>
+        <w:rPr>
+          <w:rFonts w:eastAsia="黑体"/>
+        </w:rPr>
         <w:t xml:space="preserve"> </w:t>
       </w:r>
       <w:r>
         <w:rPr>
-          <w:rFonts w:hint="eastAsia"/>
+          <w:rFonts w:hint="eastAsia" w:eastAsia="黑体"/>
         </w:rPr>
         <w:t xml:space="preserve">按相同方式构成；三相电流传感器接在各相输出回路、编码器/旋变安装在电机轴上，二者输出均送入控制器</w:t>
       </w:r>
       <w:r>
+        <w:rPr>
+          <w:rFonts w:eastAsia="黑体"/>
+        </w:rPr>
         <w:t xml:space="preserve"> </w:t>
       </w:r>
       <w:r>
         <w:rPr>
-          <w:rFonts w:hint="eastAsia"/>
+          <w:rFonts w:hint="eastAsia" w:eastAsia="黑体"/>
         </w:rPr>
         <w:t xml:space="preserve">IC1；三相电机绕组接</w:t>
       </w:r>
       <w:r>
+        <w:rPr>
+          <w:rFonts w:eastAsia="黑体"/>
+        </w:rPr>
         <w:t xml:space="preserve"> </w:t>
       </w:r>
       <m:oMath>
@@ -988,6 +1180,9 @@
         </m:r>
       </m:oMath>
       <w:r>
+        <w:rPr>
+          <w:rFonts w:eastAsia="黑体"/>
+        </w:rPr>
         <w:t xml:space="preserve">。</w:t>
       </w:r>
     </w:p>
@@ -995,16 +1190,19 @@
       <w:pPr/>
       <w:r>
         <w:rPr>
-          <w:rFonts w:hint="eastAsia"/>
+          <w:rFonts w:hint="eastAsia" w:eastAsia="黑体"/>
         </w:rPr>
         <w:t xml:space="preserve">由此构成”交-直-交逆变主电路</w:t>
       </w:r>
       <w:r>
+        <w:rPr>
+          <w:rFonts w:eastAsia="黑体"/>
+        </w:rPr>
         <w:t xml:space="preserve"> + </w:t>
       </w:r>
       <w:r>
         <w:rPr>
-          <w:rFonts w:hint="eastAsia"/>
+          <w:rFonts w:hint="eastAsia" w:eastAsia="黑体"/>
         </w:rPr>
         <w:t xml:space="preserve">磁场定向矢量控制”组态，通过坐标变换将定子电流分解为励磁分量与转矩分量分别控制，使交流异步电机获得类似直流电机的调速性能。</w:t>
       </w:r>
@@ -1017,7 +1215,7 @@
       </w:pPr>
       <w:r>
         <w:rPr>
-          <w:rFonts w:hint="eastAsia"/>
+          <w:rFonts w:hint="eastAsia" w:eastAsia="黑体"/>
         </w:rPr>
         <w:t xml:space="preserve">工作原理</w:t>
       </w:r>
@@ -1028,20 +1226,26 @@
       </w:pPr>
       <w:r>
         <w:rPr>
-          <w:rFonts w:hint="eastAsia"/>
+          <w:rFonts w:hint="eastAsia" w:eastAsia="黑体"/>
         </w:rPr>
         <w:t xml:space="preserve">控制器采集定子三相电流，经</w:t>
       </w:r>
       <w:r>
+        <w:rPr>
+          <w:rFonts w:eastAsia="黑体"/>
+        </w:rPr>
         <w:t xml:space="preserve"> Clarke/Park </w:t>
       </w:r>
       <w:r>
         <w:rPr>
-          <w:rFonts w:hint="eastAsia"/>
+          <w:rFonts w:hint="eastAsia" w:eastAsia="黑体"/>
         </w:rPr>
         <w:t xml:space="preserve">变换旋转到与转子磁链同步的</w:t>
       </w:r>
       <w:r>
+        <w:rPr>
+          <w:rFonts w:eastAsia="黑体"/>
+        </w:rPr>
         <w:t xml:space="preserve"> </w:t>
       </w:r>
       <m:oMath>
@@ -1050,6 +1254,9 @@
         </m:r>
       </m:oMath>
       <w:r>
+        <w:rPr>
+          <w:rFonts w:eastAsia="黑体"/>
+        </w:rPr>
         <w:t xml:space="preserve">-</w:t>
       </w:r>
       <m:oMath>
@@ -1058,11 +1265,14 @@
         </m:r>
       </m:oMath>
       <w:r>
+        <w:rPr>
+          <w:rFonts w:eastAsia="黑体"/>
+        </w:rPr>
         <w:t xml:space="preserve"> </w:t>
       </w:r>
       <w:r>
         <w:rPr>
-          <w:rFonts w:hint="eastAsia"/>
+          <w:rFonts w:hint="eastAsia" w:eastAsia="黑体"/>
         </w:rPr>
         <w:t xml:space="preserve">坐标系，</w:t>
       </w:r>
@@ -1081,11 +1291,14 @@
         </m:sSub>
       </m:oMath>
       <w:r>
+        <w:rPr>
+          <w:rFonts w:eastAsia="黑体"/>
+        </w:rPr>
         <w:t xml:space="preserve"> </w:t>
       </w:r>
       <w:r>
         <w:rPr>
-          <w:rFonts w:hint="eastAsia"/>
+          <w:rFonts w:hint="eastAsia" w:eastAsia="黑体"/>
         </w:rPr>
         <w:t xml:space="preserve">控制磁通、</w:t>
       </w:r>
@@ -1104,29 +1317,38 @@
         </m:sSub>
       </m:oMath>
       <w:r>
+        <w:rPr>
+          <w:rFonts w:eastAsia="黑体"/>
+        </w:rPr>
         <w:t xml:space="preserve"> </w:t>
       </w:r>
       <w:r>
         <w:rPr>
-          <w:rFonts w:hint="eastAsia"/>
+          <w:rFonts w:hint="eastAsia" w:eastAsia="黑体"/>
         </w:rPr>
         <w:t xml:space="preserve">控制转矩，二者独立调节；再经逆变换与</w:t>
       </w:r>
       <w:r>
+        <w:rPr>
+          <w:rFonts w:eastAsia="黑体"/>
+        </w:rPr>
         <w:t xml:space="preserve"> SPWM/SVPWM </w:t>
       </w:r>
       <w:r>
         <w:rPr>
-          <w:rFonts w:hint="eastAsia"/>
+          <w:rFonts w:hint="eastAsia" w:eastAsia="黑体"/>
         </w:rPr>
         <w:t xml:space="preserve">生成逆变</w:t>
       </w:r>
       <w:r>
+        <w:rPr>
+          <w:rFonts w:eastAsia="黑体"/>
+        </w:rPr>
         <w:t xml:space="preserve"> trigger </w:t>
       </w:r>
       <w:r>
         <w:rPr>
-          <w:rFonts w:hint="eastAsia"/>
+          <w:rFonts w:hint="eastAsia" w:eastAsia="黑体"/>
         </w:rPr>
         <w:t xml:space="preserve">信号，实现快速、精确的转矩与转速控制。</w:t>
       </w:r>
@@ -1139,7 +1361,7 @@
       </w:pPr>
       <w:r>
         <w:rPr>
-          <w:rFonts w:hint="eastAsia"/>
+          <w:rFonts w:hint="eastAsia" w:eastAsia="黑体"/>
         </w:rPr>
         <w:t xml:space="preserve">关键计算公式</w:t>
       </w:r>
@@ -1152,11 +1374,14 @@
         </w:numPr>
       </w:pPr>
       <w:r>
+        <w:rPr>
+          <w:rFonts w:eastAsia="黑体"/>
+        </w:rPr>
         <w:t xml:space="preserve">Clarke </w:t>
       </w:r>
       <w:r>
         <w:rPr>
-          <w:rFonts w:hint="eastAsia"/>
+          <w:rFonts w:hint="eastAsia" w:eastAsia="黑体"/>
         </w:rPr>
         <w:t xml:space="preserve">变换（三相到两相静止坐标）：</w:t>
       </w:r>
@@ -1292,11 +1517,14 @@
         </w:numPr>
       </w:pPr>
       <w:r>
+        <w:rPr>
+          <w:rFonts w:eastAsia="黑体"/>
+        </w:rPr>
         <w:t xml:space="preserve">Park </w:t>
       </w:r>
       <w:r>
         <w:rPr>
-          <w:rFonts w:hint="eastAsia"/>
+          <w:rFonts w:hint="eastAsia" w:eastAsia="黑体"/>
         </w:rPr>
         <w:t xml:space="preserve">变换（静止到旋转坐标）：</w:t>
       </w:r>
@@ -1475,7 +1703,7 @@
       </w:pPr>
       <w:r>
         <w:rPr>
-          <w:rFonts w:hint="eastAsia"/>
+          <w:rFonts w:hint="eastAsia" w:eastAsia="黑体"/>
         </w:rPr>
         <w:t xml:space="preserve">电磁转矩（矢量控制下）：</w:t>
       </w:r>
@@ -1595,7 +1823,7 @@
       </w:pPr>
       <w:r>
         <w:rPr>
-          <w:rFonts w:hint="eastAsia"/>
+          <w:rFonts w:hint="eastAsia" w:eastAsia="黑体"/>
         </w:rPr>
         <w:t xml:space="preserve">转差角频率：</w:t>
       </w:r>
@@ -1722,7 +1950,7 @@
             </w:pPr>
             <w:r>
               <w:rPr>
-                <w:rFonts w:hint="eastAsia"/>
+                <w:rFonts w:hint="eastAsia" w:eastAsia="黑体"/>
               </w:rPr>
               <w:t xml:space="preserve">符号</w:t>
             </w:r>
@@ -1736,7 +1964,7 @@
             </w:pPr>
             <w:r>
               <w:rPr>
-                <w:rFonts w:hint="eastAsia"/>
+                <w:rFonts w:hint="eastAsia" w:eastAsia="黑体"/>
               </w:rPr>
               <w:t xml:space="preserve">含义</w:t>
             </w:r>
@@ -1750,7 +1978,7 @@
             </w:pPr>
             <w:r>
               <w:rPr>
-                <w:rFonts w:hint="eastAsia"/>
+                <w:rFonts w:hint="eastAsia" w:eastAsia="黑体"/>
               </w:rPr>
               <w:t xml:space="preserve">单位</w:t>
             </w:r>
@@ -1815,6 +2043,9 @@
               </m:sSub>
             </m:oMath>
             <w:r>
+              <w:rPr>
+                <w:rFonts w:eastAsia="黑体"/>
+              </w:rPr>
               <w:t xml:space="preserve">​</w:t>
             </w:r>
           </w:p>
@@ -1827,7 +2058,7 @@
             </w:pPr>
             <w:r>
               <w:rPr>
-                <w:rFonts w:hint="eastAsia"/>
+                <w:rFonts w:hint="eastAsia" w:eastAsia="黑体"/>
               </w:rPr>
               <w:t xml:space="preserve">定子三相电流</w:t>
             </w:r>
@@ -1840,6 +2071,9 @@
               <w:pStyle w:val="Compact"/>
             </w:pPr>
             <w:r>
+              <w:rPr>
+                <w:rFonts w:eastAsia="黑体"/>
+              </w:rPr>
               <w:t xml:space="preserve">A</w:t>
             </w:r>
           </w:p>
@@ -1885,6 +2119,9 @@
               </m:sSub>
             </m:oMath>
             <w:r>
+              <w:rPr>
+                <w:rFonts w:eastAsia="黑体"/>
+              </w:rPr>
               <w:t xml:space="preserve">​</w:t>
             </w:r>
           </w:p>
@@ -1897,7 +2134,7 @@
             </w:pPr>
             <w:r>
               <w:rPr>
-                <w:rFonts w:hint="eastAsia"/>
+                <w:rFonts w:hint="eastAsia" w:eastAsia="黑体"/>
               </w:rPr>
               <w:t xml:space="preserve">静止坐标电流</w:t>
             </w:r>
@@ -1910,6 +2147,9 @@
               <w:pStyle w:val="Compact"/>
             </w:pPr>
             <w:r>
+              <w:rPr>
+                <w:rFonts w:eastAsia="黑体"/>
+              </w:rPr>
               <w:t xml:space="preserve">A</w:t>
             </w:r>
           </w:p>
@@ -1955,6 +2195,9 @@
               </m:sSub>
             </m:oMath>
             <w:r>
+              <w:rPr>
+                <w:rFonts w:eastAsia="黑体"/>
+              </w:rPr>
               <w:t xml:space="preserve">​</w:t>
             </w:r>
           </w:p>
@@ -1967,7 +2210,7 @@
             </w:pPr>
             <w:r>
               <w:rPr>
-                <w:rFonts w:hint="eastAsia"/>
+                <w:rFonts w:hint="eastAsia" w:eastAsia="黑体"/>
               </w:rPr>
               <w:t xml:space="preserve">旋转坐标电流（励磁/转矩）</w:t>
             </w:r>
@@ -1980,6 +2223,9 @@
               <w:pStyle w:val="Compact"/>
             </w:pPr>
             <w:r>
+              <w:rPr>
+                <w:rFonts w:eastAsia="黑体"/>
+              </w:rPr>
               <w:t xml:space="preserve">A</w:t>
             </w:r>
           </w:p>
@@ -1998,6 +2244,9 @@
               </m:r>
             </m:oMath>
             <w:r>
+              <w:rPr>
+                <w:rFonts w:eastAsia="黑体"/>
+              </w:rPr>
               <w:t xml:space="preserve">​</w:t>
             </w:r>
           </w:p>
@@ -2010,7 +2259,7 @@
             </w:pPr>
             <w:r>
               <w:rPr>
-                <w:rFonts w:hint="eastAsia"/>
+                <w:rFonts w:hint="eastAsia" w:eastAsia="黑体"/>
               </w:rPr>
               <w:t xml:space="preserve">转子磁链角</w:t>
             </w:r>
@@ -2023,6 +2272,9 @@
               <w:pStyle w:val="Compact"/>
             </w:pPr>
             <w:r>
+              <w:rPr>
+                <w:rFonts w:eastAsia="黑体"/>
+              </w:rPr>
               <w:t xml:space="preserve">rad</w:t>
             </w:r>
           </w:p>
@@ -2050,6 +2302,9 @@
               </m:sSub>
             </m:oMath>
             <w:r>
+              <w:rPr>
+                <w:rFonts w:eastAsia="黑体"/>
+              </w:rPr>
               <w:t xml:space="preserve">​</w:t>
             </w:r>
           </w:p>
@@ -2062,7 +2317,7 @@
             </w:pPr>
             <w:r>
               <w:rPr>
-                <w:rFonts w:hint="eastAsia"/>
+                <w:rFonts w:hint="eastAsia" w:eastAsia="黑体"/>
               </w:rPr>
               <w:t xml:space="preserve">电磁转矩</w:t>
             </w:r>
@@ -2075,6 +2330,9 @@
               <w:pStyle w:val="Compact"/>
             </w:pPr>
             <w:r>
+              <w:rPr>
+                <w:rFonts w:eastAsia="黑体"/>
+              </w:rPr>
               <w:t xml:space="preserve">N·m</w:t>
             </w:r>
           </w:p>
@@ -2093,6 +2351,9 @@
               </m:r>
             </m:oMath>
             <w:r>
+              <w:rPr>
+                <w:rFonts w:eastAsia="黑体"/>
+              </w:rPr>
               <w:t xml:space="preserve">​</w:t>
             </w:r>
           </w:p>
@@ -2105,7 +2366,7 @@
             </w:pPr>
             <w:r>
               <w:rPr>
-                <w:rFonts w:hint="eastAsia"/>
+                <w:rFonts w:hint="eastAsia" w:eastAsia="黑体"/>
               </w:rPr>
               <w:t xml:space="preserve">磁极对数</w:t>
             </w:r>
@@ -2118,6 +2379,9 @@
               <w:pStyle w:val="Compact"/>
             </w:pPr>
             <w:r>
+              <w:rPr>
+                <w:rFonts w:eastAsia="黑体"/>
+              </w:rPr>
               <w:t xml:space="preserve">—</w:t>
             </w:r>
           </w:p>
@@ -2145,6 +2409,9 @@
               </m:sSub>
             </m:oMath>
             <w:r>
+              <w:rPr>
+                <w:rFonts w:eastAsia="黑体"/>
+              </w:rPr>
               <w:t xml:space="preserve">​</w:t>
             </w:r>
           </w:p>
@@ -2157,7 +2424,7 @@
             </w:pPr>
             <w:r>
               <w:rPr>
-                <w:rFonts w:hint="eastAsia"/>
+                <w:rFonts w:hint="eastAsia" w:eastAsia="黑体"/>
               </w:rPr>
               <w:t xml:space="preserve">转子磁链</w:t>
             </w:r>
@@ -2170,6 +2437,9 @@
               <w:pStyle w:val="Compact"/>
             </w:pPr>
             <w:r>
+              <w:rPr>
+                <w:rFonts w:eastAsia="黑体"/>
+              </w:rPr>
               <w:t xml:space="preserve">Wb</w:t>
             </w:r>
           </w:p>
@@ -2215,6 +2485,9 @@
               </m:sSub>
             </m:oMath>
             <w:r>
+              <w:rPr>
+                <w:rFonts w:eastAsia="黑体"/>
+              </w:rPr>
               <w:t xml:space="preserve">​</w:t>
             </w:r>
           </w:p>
@@ -2227,7 +2500,7 @@
             </w:pPr>
             <w:r>
               <w:rPr>
-                <w:rFonts w:hint="eastAsia"/>
+                <w:rFonts w:hint="eastAsia" w:eastAsia="黑体"/>
               </w:rPr>
               <w:t xml:space="preserve">互感/转子电感</w:t>
             </w:r>
@@ -2240,6 +2513,9 @@
               <w:pStyle w:val="Compact"/>
             </w:pPr>
             <w:r>
+              <w:rPr>
+                <w:rFonts w:eastAsia="黑体"/>
+              </w:rPr>
               <w:t xml:space="preserve">H</w:t>
             </w:r>
           </w:p>
@@ -2270,6 +2546,9 @@
               </m:sSub>
             </m:oMath>
             <w:r>
+              <w:rPr>
+                <w:rFonts w:eastAsia="黑体"/>
+              </w:rPr>
               <w:t xml:space="preserve">​</w:t>
             </w:r>
           </w:p>
@@ -2282,7 +2561,7 @@
             </w:pPr>
             <w:r>
               <w:rPr>
-                <w:rFonts w:hint="eastAsia"/>
+                <w:rFonts w:hint="eastAsia" w:eastAsia="黑体"/>
               </w:rPr>
               <w:t xml:space="preserve">转差角频率</w:t>
             </w:r>
@@ -2295,6 +2574,9 @@
               <w:pStyle w:val="Compact"/>
             </w:pPr>
             <w:r>
+              <w:rPr>
+                <w:rFonts w:eastAsia="黑体"/>
+              </w:rPr>
               <w:t xml:space="preserve">rad/s</w:t>
             </w:r>
           </w:p>
@@ -2309,7 +2591,7 @@
       </w:pPr>
       <w:r>
         <w:rPr>
-          <w:rFonts w:hint="eastAsia"/>
+          <w:rFonts w:hint="eastAsia" w:eastAsia="黑体"/>
         </w:rPr>
         <w:t xml:space="preserve">元件调整影响</w:t>
       </w:r>
@@ -2324,7 +2606,7 @@
       </w:pPr>
       <w:r>
         <w:rPr>
-          <w:rFonts w:hint="eastAsia"/>
+          <w:rFonts w:hint="eastAsia" w:eastAsia="黑体"/>
           <w:b/>
           <w:bCs/>
         </w:rPr>
@@ -2332,6 +2614,7 @@
       </w:r>
       <w:r>
         <w:rPr>
+          <w:rFonts w:eastAsia="黑体"/>
           <w:b/>
           <w:bCs/>
         </w:rPr>
@@ -2353,6 +2636,7 @@
       </m:oMath>
       <w:r>
         <w:rPr>
+          <w:rFonts w:eastAsia="黑体"/>
           <w:b/>
           <w:bCs/>
         </w:rPr>
@@ -2360,20 +2644,27 @@
       </w:r>
       <w:r>
         <w:rPr>
+          <w:rFonts w:eastAsia="黑体"/>
           <w:b/>
           <w:bCs/>
         </w:rPr>
         <w:t xml:space="preserve">↑</w:t>
       </w:r>
       <w:r>
+        <w:rPr>
+          <w:rFonts w:eastAsia="黑体"/>
+        </w:rPr>
         <w:t xml:space="preserve"> </w:t>
       </w:r>
       <w:r>
+        <w:rPr>
+          <w:rFonts w:eastAsia="黑体"/>
+        </w:rPr>
         <w:t xml:space="preserve">→ </w:t>
       </w:r>
       <w:r>
         <w:rPr>
-          <w:rFonts w:hint="eastAsia"/>
+          <w:rFonts w:hint="eastAsia" w:eastAsia="黑体"/>
         </w:rPr>
         <w:t xml:space="preserve">磁通增大，转矩能力提高，但磁路饱和风险上升。</w:t>
       </w:r>
@@ -2388,7 +2679,7 @@
       </w:pPr>
       <w:r>
         <w:rPr>
-          <w:rFonts w:hint="eastAsia"/>
+          <w:rFonts w:hint="eastAsia" w:eastAsia="黑体"/>
           <w:b/>
           <w:bCs/>
         </w:rPr>
@@ -2396,6 +2687,7 @@
       </w:r>
       <w:r>
         <w:rPr>
+          <w:rFonts w:eastAsia="黑体"/>
           <w:b/>
           <w:bCs/>
         </w:rPr>
@@ -2417,6 +2709,7 @@
       </m:oMath>
       <w:r>
         <w:rPr>
+          <w:rFonts w:eastAsia="黑体"/>
           <w:b/>
           <w:bCs/>
         </w:rPr>
@@ -2424,20 +2717,27 @@
       </w:r>
       <w:r>
         <w:rPr>
+          <w:rFonts w:eastAsia="黑体"/>
           <w:b/>
           <w:bCs/>
         </w:rPr>
         <w:t xml:space="preserve">↑</w:t>
       </w:r>
       <w:r>
+        <w:rPr>
+          <w:rFonts w:eastAsia="黑体"/>
+        </w:rPr>
         <w:t xml:space="preserve"> </w:t>
       </w:r>
       <w:r>
+        <w:rPr>
+          <w:rFonts w:eastAsia="黑体"/>
+        </w:rPr>
         <w:t xml:space="preserve">→ </w:t>
       </w:r>
       <w:r>
         <w:rPr>
-          <w:rFonts w:hint="eastAsia"/>
+          <w:rFonts w:hint="eastAsia" w:eastAsia="黑体"/>
         </w:rPr>
         <w:t xml:space="preserve">输出转矩增大，加速更快，但定子电流与发热增加。</w:t>
       </w:r>
@@ -2452,7 +2752,7 @@
       </w:pPr>
       <w:r>
         <w:rPr>
-          <w:rFonts w:hint="eastAsia"/>
+          <w:rFonts w:hint="eastAsia" w:eastAsia="黑体"/>
           <w:b/>
           <w:bCs/>
         </w:rPr>
@@ -2460,6 +2760,7 @@
       </w:r>
       <w:r>
         <w:rPr>
+          <w:rFonts w:eastAsia="黑体"/>
           <w:b/>
           <w:bCs/>
         </w:rPr>
@@ -2467,7 +2768,7 @@
       </w:r>
       <w:r>
         <w:rPr>
-          <w:rFonts w:hint="eastAsia"/>
+          <w:rFonts w:hint="eastAsia" w:eastAsia="黑体"/>
           <w:b/>
           <w:bCs/>
         </w:rPr>
@@ -2475,20 +2776,27 @@
       </w:r>
       <w:r>
         <w:rPr>
+          <w:rFonts w:eastAsia="黑体"/>
           <w:b/>
           <w:bCs/>
         </w:rPr>
         <w:t xml:space="preserve"> ↓</w:t>
       </w:r>
       <w:r>
+        <w:rPr>
+          <w:rFonts w:eastAsia="黑体"/>
+        </w:rPr>
         <w:t xml:space="preserve"> </w:t>
       </w:r>
       <w:r>
+        <w:rPr>
+          <w:rFonts w:eastAsia="黑体"/>
+        </w:rPr>
         <w:t xml:space="preserve">→ </w:t>
       </w:r>
       <w:r>
         <w:rPr>
-          <w:rFonts w:hint="eastAsia"/>
+          <w:rFonts w:hint="eastAsia" w:eastAsia="黑体"/>
         </w:rPr>
         <w:t xml:space="preserve">定向不准，转矩脉动增大。</w:t>
       </w:r>
@@ -2503,7 +2811,7 @@
       </w:pPr>
       <w:r>
         <w:rPr>
-          <w:rFonts w:hint="eastAsia"/>
+          <w:rFonts w:hint="eastAsia" w:eastAsia="黑体"/>
           <w:b/>
           <w:bCs/>
         </w:rPr>
@@ -2511,20 +2819,27 @@
       </w:r>
       <w:r>
         <w:rPr>
+          <w:rFonts w:eastAsia="黑体"/>
           <w:b/>
           <w:bCs/>
         </w:rPr>
         <w:t xml:space="preserve"> ↑</w:t>
       </w:r>
       <w:r>
+        <w:rPr>
+          <w:rFonts w:eastAsia="黑体"/>
+        </w:rPr>
         <w:t xml:space="preserve"> </w:t>
       </w:r>
       <w:r>
+        <w:rPr>
+          <w:rFonts w:eastAsia="黑体"/>
+        </w:rPr>
         <w:t xml:space="preserve">→ </w:t>
       </w:r>
       <w:r>
         <w:rPr>
-          <w:rFonts w:hint="eastAsia"/>
+          <w:rFonts w:hint="eastAsia" w:eastAsia="黑体"/>
         </w:rPr>
         <w:t xml:space="preserve">电流纹波减小、控制性能好，但开关损耗增大。</w:t>
       </w:r>
@@ -2537,7 +2852,7 @@
       </w:pPr>
       <w:r>
         <w:rPr>
-          <w:rFonts w:hint="eastAsia"/>
+          <w:rFonts w:hint="eastAsia" w:eastAsia="黑体"/>
         </w:rPr>
         <w:t xml:space="preserve">典型参数示例</w:t>
       </w:r>
@@ -2552,11 +2867,14 @@
       </w:pPr>
       <w:r>
         <w:rPr>
-          <w:rFonts w:hint="eastAsia"/>
+          <w:rFonts w:hint="eastAsia" w:eastAsia="黑体"/>
         </w:rPr>
         <w:t xml:space="preserve">取</w:t>
       </w:r>
       <w:r>
+        <w:rPr>
+          <w:rFonts w:eastAsia="黑体"/>
+        </w:rPr>
         <w:t xml:space="preserve"> </w:t>
       </w:r>
       <m:oMath>
@@ -2574,6 +2892,9 @@
         </m:r>
       </m:oMath>
       <w:r>
+        <w:rPr>
+          <w:rFonts w:eastAsia="黑体"/>
+        </w:rPr>
         <w:t xml:space="preserve">、</w:t>
       </w:r>
       <m:oMath>
@@ -2610,6 +2931,9 @@
         </m:r>
       </m:oMath>
       <w:r>
+        <w:rPr>
+          <w:rFonts w:eastAsia="黑体"/>
+        </w:rPr>
         <w:t xml:space="preserve">、</w:t>
       </w:r>
       <m:oMath>
@@ -2646,6 +2970,9 @@
         </m:r>
       </m:oMath>
       <w:r>
+        <w:rPr>
+          <w:rFonts w:eastAsia="黑体"/>
+        </w:rPr>
         <w:t xml:space="preserve">、</w:t>
       </w:r>
       <m:oMath>
@@ -2682,6 +3009,9 @@
         </m:r>
       </m:oMath>
       <w:r>
+        <w:rPr>
+          <w:rFonts w:eastAsia="黑体"/>
+        </w:rPr>
         <w:t xml:space="preserve">、</w:t>
       </w:r>
       <m:oMath>
@@ -2719,7 +3049,7 @@
       </m:oMath>
       <w:r>
         <w:rPr>
-          <w:rFonts w:hint="eastAsia"/>
+          <w:rFonts w:hint="eastAsia" w:eastAsia="黑体"/>
         </w:rPr>
         <w:t xml:space="preserve">：</w:t>
       </w:r>
@@ -2826,6 +3156,9 @@
         </m:r>
       </m:oMath>
       <w:r>
+        <w:rPr>
+          <w:rFonts w:eastAsia="黑体"/>
+        </w:rPr>
         <w:t xml:space="preserve">。</w:t>
       </w:r>
     </w:p>
@@ -2839,11 +3172,14 @@
       </w:pPr>
       <w:r>
         <w:rPr>
-          <w:rFonts w:hint="eastAsia"/>
+          <w:rFonts w:hint="eastAsia" w:eastAsia="黑体"/>
         </w:rPr>
         <w:t xml:space="preserve">额定频率</w:t>
       </w:r>
       <w:r>
+        <w:rPr>
+          <w:rFonts w:eastAsia="黑体"/>
+        </w:rPr>
         <w:t xml:space="preserve"> </w:t>
       </w:r>
       <m:oMath>
@@ -2871,29 +3207,38 @@
         </m:r>
       </m:oMath>
       <w:r>
+        <w:rPr>
+          <w:rFonts w:eastAsia="黑体"/>
+        </w:rPr>
         <w:t xml:space="preserve"> </w:t>
       </w:r>
       <w:r>
         <w:rPr>
-          <w:rFonts w:hint="eastAsia"/>
+          <w:rFonts w:hint="eastAsia" w:eastAsia="黑体"/>
         </w:rPr>
         <w:t xml:space="preserve">下以矢量控制实现</w:t>
       </w:r>
       <w:r>
+        <w:rPr>
+          <w:rFonts w:eastAsia="黑体"/>
+        </w:rPr>
         <w:t xml:space="preserve"> </w:t>
       </w:r>
       <w:r>
         <w:rPr>
-          <w:rFonts w:hint="eastAsia"/>
+          <w:rFonts w:hint="eastAsia" w:eastAsia="黑体"/>
         </w:rPr>
         <w:t xml:space="preserve">0～1500</w:t>
       </w:r>
       <w:r>
+        <w:rPr>
+          <w:rFonts w:eastAsia="黑体"/>
+        </w:rPr>
         <w:t xml:space="preserve"> r/min </w:t>
       </w:r>
       <w:r>
         <w:rPr>
-          <w:rFonts w:hint="eastAsia"/>
+          <w:rFonts w:hint="eastAsia" w:eastAsia="黑体"/>
         </w:rPr>
         <w:t xml:space="preserve">宽范围调速。</w:t>
       </w:r>
@@ -2906,7 +3251,7 @@
       </w:pPr>
       <w:r>
         <w:rPr>
-          <w:rFonts w:hint="eastAsia"/>
+          <w:rFonts w:hint="eastAsia" w:eastAsia="黑体"/>
         </w:rPr>
         <w:t xml:space="preserve">常见器件型号</w:t>
       </w:r>
@@ -2921,16 +3266,19 @@
       </w:pPr>
       <w:r>
         <w:rPr>
-          <w:rFonts w:hint="eastAsia"/>
+          <w:rFonts w:hint="eastAsia" w:eastAsia="黑体"/>
         </w:rPr>
         <w:t xml:space="preserve">控制</w:t>
       </w:r>
       <w:r>
+        <w:rPr>
+          <w:rFonts w:eastAsia="黑体"/>
+        </w:rPr>
         <w:t xml:space="preserve"> </w:t>
       </w:r>
       <w:r>
         <w:rPr>
-          <w:rFonts w:hint="eastAsia"/>
+          <w:rFonts w:hint="eastAsia" w:eastAsia="黑体"/>
         </w:rPr>
         <w:t xml:space="preserve">DSP：TMS320F28335、TMS320F28069。</w:t>
       </w:r>
@@ -2945,7 +3293,7 @@
       </w:pPr>
       <w:r>
         <w:rPr>
-          <w:rFonts w:hint="eastAsia"/>
+          <w:rFonts w:hint="eastAsia" w:eastAsia="黑体"/>
         </w:rPr>
         <w:t xml:space="preserve">IPM：PM50RLA120、FSAM30SH60A。</w:t>
       </w:r>
@@ -2960,16 +3308,19 @@
       </w:pPr>
       <w:r>
         <w:rPr>
-          <w:rFonts w:hint="eastAsia"/>
+          <w:rFonts w:hint="eastAsia" w:eastAsia="黑体"/>
         </w:rPr>
         <w:t xml:space="preserve">电流传感器：ACS712</w:t>
       </w:r>
       <w:r>
+        <w:rPr>
+          <w:rFonts w:eastAsia="黑体"/>
+        </w:rPr>
         <w:t xml:space="preserve"> / </w:t>
       </w:r>
       <w:r>
         <w:rPr>
-          <w:rFonts w:hint="eastAsia"/>
+          <w:rFonts w:hint="eastAsia" w:eastAsia="黑体"/>
         </w:rPr>
         <w:t xml:space="preserve">ACS758、霍尔电流传感器。</w:t>
       </w:r>
@@ -2984,7 +3335,7 @@
       </w:pPr>
       <w:r>
         <w:rPr>
-          <w:rFonts w:hint="eastAsia"/>
+          <w:rFonts w:hint="eastAsia" w:eastAsia="黑体"/>
         </w:rPr>
         <w:t xml:space="preserve">编码器/旋变：增量式光电编码器、旋转变压器。</w:t>
       </w:r>
@@ -2997,7 +3348,7 @@
       </w:pPr>
       <w:r>
         <w:rPr>
-          <w:rFonts w:hint="eastAsia"/>
+          <w:rFonts w:hint="eastAsia" w:eastAsia="黑体"/>
         </w:rPr>
         <w:t xml:space="preserve">注意事项</w:t>
       </w:r>
@@ -3012,7 +3363,7 @@
       </w:pPr>
       <w:r>
         <w:rPr>
-          <w:rFonts w:hint="eastAsia"/>
+          <w:rFonts w:hint="eastAsia" w:eastAsia="黑体"/>
         </w:rPr>
         <w:t xml:space="preserve">需精确的转子磁链定向信息（磁链观测或传感器），低速区定向误差大。</w:t>
       </w:r>
@@ -3027,7 +3378,7 @@
       </w:pPr>
       <w:r>
         <w:rPr>
-          <w:rFonts w:hint="eastAsia"/>
+          <w:rFonts w:hint="eastAsia" w:eastAsia="黑体"/>
         </w:rPr>
         <w:t xml:space="preserve">电机参数（</w:t>
       </w:r>
@@ -3046,6 +3397,9 @@
         </m:sSub>
       </m:oMath>
       <w:r>
+        <w:rPr>
+          <w:rFonts w:eastAsia="黑体"/>
+        </w:rPr>
         <w:t xml:space="preserve">、</w:t>
       </w:r>
       <m:oMath>
@@ -3064,7 +3418,7 @@
       </m:oMath>
       <w:r>
         <w:rPr>
-          <w:rFonts w:hint="eastAsia"/>
+          <w:rFonts w:hint="eastAsia" w:eastAsia="黑体"/>
         </w:rPr>
         <w:t xml:space="preserve">、转子电阻）随温度变化，需在线辨识或补偿。</w:t>
       </w:r>
@@ -3079,11 +3433,14 @@
       </w:pPr>
       <w:r>
         <w:rPr>
-          <w:rFonts w:hint="eastAsia"/>
+          <w:rFonts w:hint="eastAsia" w:eastAsia="黑体"/>
         </w:rPr>
         <w:t xml:space="preserve">弱磁区（高于额定转速）需减小</w:t>
       </w:r>
       <w:r>
+        <w:rPr>
+          <w:rFonts w:eastAsia="黑体"/>
+        </w:rPr>
         <w:t xml:space="preserve"> </w:t>
       </w:r>
       <m:oMath>
@@ -3101,11 +3458,14 @@
         </m:sSub>
       </m:oMath>
       <w:r>
+        <w:rPr>
+          <w:rFonts w:eastAsia="黑体"/>
+        </w:rPr>
         <w:t xml:space="preserve"> </w:t>
       </w:r>
       <w:r>
         <w:rPr>
-          <w:rFonts w:hint="eastAsia"/>
+          <w:rFonts w:hint="eastAsia" w:eastAsia="黑体"/>
         </w:rPr>
         <w:t xml:space="preserve">进行弱磁控制。</w:t>
       </w:r>
@@ -3120,7 +3480,7 @@
       </w:pPr>
       <w:r>
         <w:rPr>
-          <w:rFonts w:hint="eastAsia"/>
+          <w:rFonts w:hint="eastAsia" w:eastAsia="黑体"/>
         </w:rPr>
         <w:t xml:space="preserve">需过流、过压、过温保护及死区补偿，保证可靠性。</w:t>
       </w:r>
@@ -3133,7 +3493,7 @@
       </w:pPr>
       <w:r>
         <w:rPr>
-          <w:rFonts w:hint="eastAsia"/>
+          <w:rFonts w:hint="eastAsia" w:eastAsia="黑体"/>
         </w:rPr>
         <w:t xml:space="preserve">参考资料</w:t>
       </w:r>
@@ -3148,7 +3508,7 @@
       </w:pPr>
       <w:r>
         <w:rPr>
-          <w:rFonts w:hint="eastAsia"/>
+          <w:rFonts w:hint="eastAsia" w:eastAsia="黑体"/>
         </w:rPr>
         <w:t xml:space="preserve">《电力拖动自动控制系统》（陈伯时）。</w:t>
       </w:r>
@@ -3162,6 +3522,9 @@
         </w:numPr>
       </w:pPr>
       <w:r>
+        <w:rPr>
+          <w:rFonts w:eastAsia="黑体"/>
+        </w:rPr>
         <w:t xml:space="preserve">Wikipedia: Vector control (motor)。</w:t>
       </w:r>
     </w:p>
@@ -3174,20 +3537,26 @@
         </w:numPr>
       </w:pPr>
       <w:r>
+        <w:rPr>
+          <w:rFonts w:eastAsia="黑体"/>
+        </w:rPr>
         <w:t xml:space="preserve">TI </w:t>
       </w:r>
       <w:r>
         <w:rPr>
-          <w:rFonts w:hint="eastAsia"/>
+          <w:rFonts w:hint="eastAsia" w:eastAsia="黑体"/>
         </w:rPr>
         <w:t xml:space="preserve">应用笔记（FOC</w:t>
       </w:r>
       <w:r>
+        <w:rPr>
+          <w:rFonts w:eastAsia="黑体"/>
+        </w:rPr>
         <w:t xml:space="preserve"> </w:t>
       </w:r>
       <w:r>
         <w:rPr>
-          <w:rFonts w:hint="eastAsia"/>
+          <w:rFonts w:hint="eastAsia" w:eastAsia="黑体"/>
         </w:rPr>
         <w:t xml:space="preserve">磁场定向控制）。</w:t>
       </w:r>
@@ -3201,11 +3570,11 @@
       </w:pPr>
       <w:r>
         <w:rPr>
-          <w:rFonts w:ascii="Times New Roman" w:hAnsi="Times New Roman"/>
+          <w:rFonts w:ascii="Times New Roman" w:hAnsi="Times New Roman" w:eastAsia="黑体"/>
           <w:color w:val="555555"/>
           <w:sz w:val="21"/>
         </w:rPr>
-        <w:t>材料收集者：杜文杰</w:t>
+        <w:t>材料收集者：杜文杰，WX手机：19519196569，QQ:3478827729</w:t>
       </w:r>
     </w:p>
     <w:sectPr>
@@ -3225,7 +3594,7 @@
 </file>
 
 <file path=word/footer1.xml><?xml version="1.0" encoding="utf-8"?>
-<w:ftr xmlns:m="http://schemas.openxmlformats.org/officeDocument/2006/math" xmlns:mc="http://schemas.openxmlformats.org/markup-compatibility/2006" xmlns:mo="http://schemas.microsoft.com/office/mac/office/2008/main" xmlns:mv="urn:schemas-microsoft-com:mac:vml" xmlns:o="urn:schemas-microsoft-com:office:office" xmlns:r="http://schemas.openxmlformats.org/officeDocument/2006/relationships" xmlns:v="urn:schemas-microsoft-com:vml" xmlns:w10="urn:schemas-microsoft-com:office:word" xmlns:w14="http://schemas.microsoft.com/office/word/2010/wordml" xmlns:w="http://schemas.openxmlformats.org/wordprocessingml/2006/main" xmlns:wne="http://schemas.microsoft.com/office/word/2006/wordml" xmlns:wp14="http://schemas.microsoft.com/office/word/2010/wordprocessingDrawing" xmlns:wp="http://schemas.openxmlformats.org/drawingml/2006/wordprocessingDrawing" xmlns:wpc="http://schemas.microsoft.com/office/word/2010/wordprocessingCanvas" xmlns:wpg="http://schemas.microsoft.com/office/word/2010/wordprocessingGroup" xmlns:wpi="http://schemas.microsoft.com/office/word/2010/wordprocessingInk" xmlns:wps="http://schemas.microsoft.com/office/word/2010/wordprocessingShape" mc:Ignorable="w14 wp14">
+<w:ftr xmlns:mc="http://schemas.openxmlformats.org/markup-compatibility/2006" xmlns:w="http://schemas.openxmlformats.org/wordprocessingml/2006/main" xmlns:m="http://schemas.openxmlformats.org/officeDocument/2006/math" xmlns:mo="http://schemas.microsoft.com/office/mac/office/2008/main" xmlns:mv="urn:schemas-microsoft-com:mac:vml" xmlns:o="urn:schemas-microsoft-com:office:office" xmlns:r="http://schemas.openxmlformats.org/officeDocument/2006/relationships" xmlns:v="urn:schemas-microsoft-com:vml" xmlns:w10="urn:schemas-microsoft-com:office:word" xmlns:w14="http://schemas.microsoft.com/office/word/2010/wordml" xmlns:wne="http://schemas.microsoft.com/office/word/2006/wordml" xmlns:wp14="http://schemas.microsoft.com/office/word/2010/wordprocessingDrawing" xmlns:wp="http://schemas.openxmlformats.org/drawingml/2006/wordprocessingDrawing" xmlns:wpc="http://schemas.microsoft.com/office/word/2010/wordprocessingCanvas" xmlns:wpg="http://schemas.microsoft.com/office/word/2010/wordprocessingGroup" xmlns:wpi="http://schemas.microsoft.com/office/word/2010/wordprocessingInk" xmlns:wps="http://schemas.microsoft.com/office/word/2010/wordprocessingShape" mc:Ignorable="w14 wp14">
   <w:p>
     <w:pPr>
       <w:pStyle w:val="Footer"/>
@@ -3233,12 +3602,14 @@
     </w:pPr>
     <w:r>
       <w:rPr>
+        <w:rFonts w:eastAsia="黑体"/>
         <w:sz w:val="18"/>
       </w:rPr>
       <w:t xml:space="preserve">第 </w:t>
     </w:r>
     <w:r>
       <w:rPr>
+        <w:rFonts w:eastAsia="黑体"/>
         <w:sz w:val="18"/>
       </w:rPr>
       <w:fldChar w:fldCharType="begin"/>
@@ -3247,6 +3618,7 @@
     </w:r>
     <w:r>
       <w:rPr>
+        <w:rFonts w:eastAsia="黑体"/>
         <w:sz w:val="18"/>
       </w:rPr>
       <w:t xml:space="preserve"> 页</w:t>
@@ -3260,6 +3632,9 @@
   <w:footnote w:type="continuationSeparator" w:id="0">
     <w:p>
       <w:r>
+        <w:rPr>
+          <w:rFonts w:eastAsia="黑体"/>
+        </w:rPr>
         <w:continuationSeparator/>
       </w:r>
     </w:p>
@@ -3267,6 +3642,9 @@
   <w:footnote w:type="separator" w:id="-1">
     <w:p>
       <w:r>
+        <w:rPr>
+          <w:rFonts w:eastAsia="黑体"/>
+        </w:rPr>
         <w:separator/>
       </w:r>
     </w:p>
@@ -3275,7 +3653,7 @@
 </file>
 
 <file path=word/header1.xml><?xml version="1.0" encoding="utf-8"?>
-<w:hdr xmlns:m="http://schemas.openxmlformats.org/officeDocument/2006/math" xmlns:mc="http://schemas.openxmlformats.org/markup-compatibility/2006" xmlns:mo="http://schemas.microsoft.com/office/mac/office/2008/main" xmlns:mv="urn:schemas-microsoft-com:mac:vml" xmlns:o="urn:schemas-microsoft-com:office:office" xmlns:r="http://schemas.openxmlformats.org/officeDocument/2006/relationships" xmlns:v="urn:schemas-microsoft-com:vml" xmlns:w10="urn:schemas-microsoft-com:office:word" xmlns:w14="http://schemas.microsoft.com/office/word/2010/wordml" xmlns:w="http://schemas.openxmlformats.org/wordprocessingml/2006/main" xmlns:wne="http://schemas.microsoft.com/office/word/2006/wordml" xmlns:wp14="http://schemas.microsoft.com/office/word/2010/wordprocessingDrawing" xmlns:wp="http://schemas.openxmlformats.org/drawingml/2006/wordprocessingDrawing" xmlns:wpc="http://schemas.microsoft.com/office/word/2010/wordprocessingCanvas" xmlns:wpg="http://schemas.microsoft.com/office/word/2010/wordprocessingGroup" xmlns:wpi="http://schemas.microsoft.com/office/word/2010/wordprocessingInk" xmlns:wps="http://schemas.microsoft.com/office/word/2010/wordprocessingShape" mc:Ignorable="w14 wp14">
+<w:hdr xmlns:mc="http://schemas.openxmlformats.org/markup-compatibility/2006" xmlns:w="http://schemas.openxmlformats.org/wordprocessingml/2006/main" xmlns:m="http://schemas.openxmlformats.org/officeDocument/2006/math" xmlns:mo="http://schemas.microsoft.com/office/mac/office/2008/main" xmlns:mv="urn:schemas-microsoft-com:mac:vml" xmlns:o="urn:schemas-microsoft-com:office:office" xmlns:r="http://schemas.openxmlformats.org/officeDocument/2006/relationships" xmlns:v="urn:schemas-microsoft-com:vml" xmlns:w10="urn:schemas-microsoft-com:office:word" xmlns:w14="http://schemas.microsoft.com/office/word/2010/wordml" xmlns:wne="http://schemas.microsoft.com/office/word/2006/wordml" xmlns:wp14="http://schemas.microsoft.com/office/word/2010/wordprocessingDrawing" xmlns:wp="http://schemas.openxmlformats.org/drawingml/2006/wordprocessingDrawing" xmlns:wpc="http://schemas.microsoft.com/office/word/2010/wordprocessingCanvas" xmlns:wpg="http://schemas.microsoft.com/office/word/2010/wordprocessingGroup" xmlns:wpi="http://schemas.microsoft.com/office/word/2010/wordprocessingInk" xmlns:wps="http://schemas.microsoft.com/office/word/2010/wordprocessingShape" mc:Ignorable="w14 wp14">
   <w:p>
     <w:pPr>
       <w:pStyle w:val="Header"/>
@@ -3283,7 +3661,7 @@
     </w:pPr>
     <w:r>
       <w:rPr>
-        <w:rFonts w:ascii="Times New Roman" w:hAnsi="Times New Roman"/>
+        <w:rFonts w:ascii="Times New Roman" w:hAnsi="Times New Roman" w:eastAsia="黑体"/>
         <w:sz w:val="18"/>
         <w:rFonts w:eastAsia="黑体"/>
         <w:rFonts w:eastAsia="黑体"/>
@@ -3295,7 +3673,7 @@
 </file>
 
 <file path=word/numbering.xml><?xml version="1.0" encoding="utf-8"?>
-<w:numbering xmlns:m="http://schemas.openxmlformats.org/officeDocument/2006/math" xmlns:mc="http://schemas.openxmlformats.org/markup-compatibility/2006" xmlns:mo="http://schemas.microsoft.com/office/mac/office/2008/main" xmlns:mv="urn:schemas-microsoft-com:mac:vml" xmlns:o="urn:schemas-microsoft-com:office:office" xmlns:r="http://schemas.openxmlformats.org/officeDocument/2006/relationships" xmlns:v="urn:schemas-microsoft-com:vml" xmlns:w="http://schemas.openxmlformats.org/wordprocessingml/2006/main" xmlns:w10="urn:schemas-microsoft-com:office:word" xmlns:w14="http://schemas.microsoft.com/office/word/2010/wordml" xmlns:wne="http://schemas.microsoft.com/office/word/2006/wordml" xmlns:wp="http://schemas.openxmlformats.org/drawingml/2006/wordprocessingDrawing" xmlns:wp14="http://schemas.microsoft.com/office/word/2010/wordprocessingDrawing" xmlns:wpc="http://schemas.microsoft.com/office/word/2010/wordprocessingCanvas" xmlns:wpg="http://schemas.microsoft.com/office/word/2010/wordprocessingGroup" xmlns:wpi="http://schemas.microsoft.com/office/word/2010/wordprocessingInk" xmlns:wps="http://schemas.microsoft.com/office/word/2010/wordprocessingShape" mc:Ignorable="w14 wp14">
+<w:numbering xmlns:mc="http://schemas.openxmlformats.org/markup-compatibility/2006" xmlns:w="http://schemas.openxmlformats.org/wordprocessingml/2006/main" xmlns:m="http://schemas.openxmlformats.org/officeDocument/2006/math" xmlns:mo="http://schemas.microsoft.com/office/mac/office/2008/main" xmlns:mv="urn:schemas-microsoft-com:mac:vml" xmlns:o="urn:schemas-microsoft-com:office:office" xmlns:r="http://schemas.openxmlformats.org/officeDocument/2006/relationships" xmlns:v="urn:schemas-microsoft-com:vml" xmlns:w10="urn:schemas-microsoft-com:office:word" xmlns:w14="http://schemas.microsoft.com/office/word/2010/wordml" xmlns:wne="http://schemas.microsoft.com/office/word/2006/wordml" xmlns:wp="http://schemas.openxmlformats.org/drawingml/2006/wordprocessingDrawing" xmlns:wp14="http://schemas.microsoft.com/office/word/2010/wordprocessingDrawing" xmlns:wpc="http://schemas.microsoft.com/office/word/2010/wordprocessingCanvas" xmlns:wpg="http://schemas.microsoft.com/office/word/2010/wordprocessingGroup" xmlns:wpi="http://schemas.microsoft.com/office/word/2010/wordprocessingInk" xmlns:wps="http://schemas.microsoft.com/office/word/2010/wordprocessingShape" mc:Ignorable="w14 wp14">
   <w:abstractNum w:abstractNumId="0">
     <w:nsid w:val="FFFFFF7C"/>
     <w:multiLevelType w:val="singleLevel"/>
@@ -3382,7 +3760,7 @@
         <w:ind w:hanging="360" w:left="1440"/>
       </w:pPr>
       <w:rPr>
-        <w:rFonts w:ascii="Symbol" w:hAnsi="Symbol" w:hint="default"/>
+        <w:rFonts w:ascii="Symbol" w:hAnsi="Symbol" w:hint="default" w:eastAsia="黑体"/>
       </w:rPr>
     </w:lvl>
   </w:abstractNum>
@@ -3403,7 +3781,7 @@
         <w:ind w:hanging="360" w:left="1080"/>
       </w:pPr>
       <w:rPr>
-        <w:rFonts w:ascii="Symbol" w:hAnsi="Symbol" w:hint="default"/>
+        <w:rFonts w:ascii="Symbol" w:hAnsi="Symbol" w:hint="default" w:eastAsia="黑体"/>
       </w:rPr>
     </w:lvl>
   </w:abstractNum>
@@ -3424,7 +3802,7 @@
         <w:ind w:hanging="360" w:left="720"/>
       </w:pPr>
       <w:rPr>
-        <w:rFonts w:ascii="Symbol" w:hAnsi="Symbol" w:hint="default"/>
+        <w:rFonts w:ascii="Symbol" w:hAnsi="Symbol" w:hint="default" w:eastAsia="黑体"/>
       </w:rPr>
     </w:lvl>
   </w:abstractNum>
@@ -3463,7 +3841,7 @@
         <w:ind w:hanging="360" w:left="360"/>
       </w:pPr>
       <w:rPr>
-        <w:rFonts w:ascii="Symbol" w:hAnsi="Symbol" w:hint="default"/>
+        <w:rFonts w:ascii="Symbol" w:hAnsi="Symbol" w:hint="default" w:eastAsia="黑体"/>
       </w:rPr>
     </w:lvl>
   </w:abstractNum>
@@ -3554,7 +3932,7 @@
         <w:ind w:left="720" w:hanging="360"/>
       </w:pPr>
       <w:rPr>
-        <w:rFonts w:ascii="Symbol" w:hAnsi="Symbol" w:cs="Symbol" w:hint="default"/>
+        <w:rFonts w:ascii="Symbol" w:hAnsi="Symbol" w:cs="Symbol" w:hint="default" w:eastAsia="黑体"/>
       </w:rPr>
     </w:lvl>
     <w:lvl w:ilvl="1">
@@ -3565,7 +3943,7 @@
         <w:ind w:left="1440" w:hanging="360"/>
       </w:pPr>
       <w:rPr>
-        <w:rFonts w:ascii="Courier New" w:hAnsi="Courier New" w:cs="Courier New" w:hint="default"/>
+        <w:rFonts w:ascii="Courier New" w:hAnsi="Courier New" w:cs="Courier New" w:hint="default" w:eastAsia="黑体"/>
       </w:rPr>
     </w:lvl>
     <w:lvl w:ilvl="2">
@@ -3576,7 +3954,7 @@
         <w:ind w:left="2160" w:hanging="360"/>
       </w:pPr>
       <w:rPr>
-        <w:rFonts w:ascii="Wingdings" w:hAnsi="Wingdings" w:cs="Wingdings" w:hint="default"/>
+        <w:rFonts w:ascii="Wingdings" w:hAnsi="Wingdings" w:cs="Wingdings" w:hint="default" w:eastAsia="黑体"/>
       </w:rPr>
     </w:lvl>
     <w:lvl w:ilvl="3">
@@ -3587,7 +3965,7 @@
         <w:ind w:left="2880" w:hanging="360"/>
       </w:pPr>
       <w:rPr>
-        <w:rFonts w:ascii="Symbol" w:hAnsi="Symbol" w:cs="Symbol" w:hint="default"/>
+        <w:rFonts w:ascii="Symbol" w:hAnsi="Symbol" w:cs="Symbol" w:hint="default" w:eastAsia="黑体"/>
       </w:rPr>
     </w:lvl>
     <w:lvl w:ilvl="4">
@@ -3598,7 +3976,7 @@
         <w:ind w:left="3600" w:hanging="360"/>
       </w:pPr>
       <w:rPr>
-        <w:rFonts w:ascii="Courier New" w:hAnsi="Courier New" w:cs="Courier New" w:hint="default"/>
+        <w:rFonts w:ascii="Courier New" w:hAnsi="Courier New" w:cs="Courier New" w:hint="default" w:eastAsia="黑体"/>
       </w:rPr>
     </w:lvl>
     <w:lvl w:ilvl="5">
@@ -3609,7 +3987,7 @@
         <w:ind w:left="4320" w:hanging="360"/>
       </w:pPr>
       <w:rPr>
-        <w:rFonts w:ascii="Wingdings" w:hAnsi="Wingdings" w:cs="Wingdings" w:hint="default"/>
+        <w:rFonts w:ascii="Wingdings" w:hAnsi="Wingdings" w:cs="Wingdings" w:hint="default" w:eastAsia="黑体"/>
       </w:rPr>
     </w:lvl>
     <w:lvl w:ilvl="6">
@@ -3620,7 +3998,7 @@
         <w:ind w:left="5040" w:hanging="360"/>
       </w:pPr>
       <w:rPr>
-        <w:rFonts w:ascii="Symbol" w:hAnsi="Symbol" w:cs="Symbol" w:hint="default"/>
+        <w:rFonts w:ascii="Symbol" w:hAnsi="Symbol" w:cs="Symbol" w:hint="default" w:eastAsia="黑体"/>
       </w:rPr>
     </w:lvl>
     <w:lvl w:ilvl="7">
@@ -3631,7 +4009,7 @@
         <w:ind w:left="5760" w:hanging="360"/>
       </w:pPr>
       <w:rPr>
-        <w:rFonts w:ascii="Courier New" w:hAnsi="Courier New" w:cs="Courier New" w:hint="default"/>
+        <w:rFonts w:ascii="Courier New" w:hAnsi="Courier New" w:cs="Courier New" w:hint="default" w:eastAsia="黑体"/>
       </w:rPr>
     </w:lvl>
     <w:lvl w:ilvl="8">
@@ -3642,7 +4020,7 @@
         <w:ind w:left="6480" w:hanging="360"/>
       </w:pPr>
       <w:rPr>
-        <w:rFonts w:ascii="Wingdings" w:hAnsi="Wingdings" w:cs="Wingdings" w:hint="default"/>
+        <w:rFonts w:ascii="Wingdings" w:hAnsi="Wingdings" w:cs="Wingdings" w:hint="default" w:eastAsia="黑体"/>
       </w:rPr>
     </w:lvl>
   </w:abstractNum>
@@ -3698,11 +4076,11 @@
 </file>
 
 <file path=word/styles.xml><?xml version="1.0" encoding="utf-8"?>
-<w:styles xmlns:mc="http://schemas.openxmlformats.org/markup-compatibility/2006" xmlns:r="http://schemas.openxmlformats.org/officeDocument/2006/relationships" xmlns:w="http://schemas.openxmlformats.org/wordprocessingml/2006/main" xmlns:w14="http://schemas.microsoft.com/office/word/2010/wordml" mc:Ignorable="w14">
+<w:styles xmlns:mc="http://schemas.openxmlformats.org/markup-compatibility/2006" xmlns:w="http://schemas.openxmlformats.org/wordprocessingml/2006/main" xmlns:r="http://schemas.openxmlformats.org/officeDocument/2006/relationships" xmlns:w14="http://schemas.microsoft.com/office/word/2010/wordml" mc:Ignorable="w14">
   <w:docDefaults>
     <w:rPrDefault>
       <w:rPr>
-        <w:rFonts w:asciiTheme="minorHAnsi" w:cstheme="minorBidi" w:eastAsiaTheme="minorEastAsia" w:hAnsiTheme="minorHAnsi"/>
+        <w:rFonts w:asciiTheme="minorHAnsi" w:cstheme="minorBidi" w:hAnsiTheme="minorHAnsi" w:eastAsia="黑体"/>
         <w:sz w:val="22"/>
         <w:szCs w:val="22"/>
         <w:lang w:bidi="ar-SA" w:eastAsia="en-US" w:val="en-US"/>
@@ -3924,7 +4302,7 @@
       <w:outlineLvl w:val="0"/>
     </w:pPr>
     <w:rPr>
-      <w:rFonts w:ascii="Times New Roman" w:asciiTheme="majorHAnsi" w:cstheme="majorBidi" w:eastAsia="黑体" w:eastAsiaTheme="majorEastAsia" w:hAnsi="Times New Roman" w:hAnsiTheme="majorHAnsi"/>
+      <w:rFonts w:ascii="Times New Roman" w:asciiTheme="majorHAnsi" w:cstheme="majorBidi" w:eastAsia="黑体" w:hAnsi="Times New Roman" w:hAnsiTheme="majorHAnsi"/>
       <w:b/>
       <w:bCs/>
       <w:color w:val="1F3864"/>
@@ -3948,7 +4326,7 @@
       <w:outlineLvl w:val="1"/>
     </w:pPr>
     <w:rPr>
-      <w:rFonts w:ascii="Times New Roman" w:asciiTheme="majorHAnsi" w:cstheme="majorBidi" w:eastAsia="黑体" w:eastAsiaTheme="majorEastAsia" w:hAnsi="Times New Roman" w:hAnsiTheme="majorHAnsi"/>
+      <w:rFonts w:ascii="Times New Roman" w:asciiTheme="majorHAnsi" w:cstheme="majorBidi" w:eastAsia="黑体" w:hAnsi="Times New Roman" w:hAnsiTheme="majorHAnsi"/>
       <w:b/>
       <w:bCs/>
       <w:color w:val="2E4E7E"/>
@@ -3972,7 +4350,7 @@
       <w:outlineLvl w:val="2"/>
     </w:pPr>
     <w:rPr>
-      <w:rFonts w:ascii="Times New Roman" w:asciiTheme="majorHAnsi" w:cstheme="majorBidi" w:eastAsia="黑体" w:eastAsiaTheme="majorEastAsia" w:hAnsi="Times New Roman" w:hAnsiTheme="majorHAnsi"/>
+      <w:rFonts w:ascii="Times New Roman" w:asciiTheme="majorHAnsi" w:cstheme="majorBidi" w:eastAsia="黑体" w:hAnsi="Times New Roman" w:hAnsiTheme="majorHAnsi"/>
       <w:b/>
       <w:bCs/>
       <w:color w:val="2E4E7E"/>
@@ -3996,7 +4374,7 @@
       <w:outlineLvl w:val="3"/>
     </w:pPr>
     <w:rPr>
-      <w:rFonts w:ascii="Times New Roman" w:asciiTheme="majorHAnsi" w:cstheme="majorBidi" w:eastAsia="黑体" w:eastAsiaTheme="majorEastAsia" w:hAnsi="Times New Roman" w:hAnsiTheme="majorHAnsi"/>
+      <w:rFonts w:ascii="Times New Roman" w:asciiTheme="majorHAnsi" w:cstheme="majorBidi" w:eastAsia="黑体" w:hAnsi="Times New Roman" w:hAnsiTheme="majorHAnsi"/>
       <w:b/>
       <w:bCs/>
       <w:i/>
@@ -4022,7 +4400,7 @@
       <w:outlineLvl w:val="4"/>
     </w:pPr>
     <w:rPr>
-      <w:rFonts w:ascii="Times New Roman" w:asciiTheme="majorHAnsi" w:cstheme="majorBidi" w:eastAsia="黑体" w:eastAsiaTheme="majorEastAsia" w:hAnsi="Times New Roman" w:hAnsiTheme="majorHAnsi"/>
+      <w:rFonts w:ascii="Times New Roman" w:asciiTheme="majorHAnsi" w:cstheme="majorBidi" w:eastAsia="黑体" w:hAnsi="Times New Roman" w:hAnsiTheme="majorHAnsi"/>
       <w:b/>
       <w:color w:val="333333"/>
       <w:sz w:val="22"/>
@@ -4045,7 +4423,7 @@
       <w:outlineLvl w:val="5"/>
     </w:pPr>
     <w:rPr>
-      <w:rFonts w:asciiTheme="majorHAnsi" w:cstheme="majorBidi" w:eastAsiaTheme="majorEastAsia" w:hAnsiTheme="majorHAnsi"/>
+      <w:rFonts w:asciiTheme="majorHAnsi" w:cstheme="majorBidi" w:hAnsiTheme="majorHAnsi" w:eastAsia="黑体"/>
       <w:i/>
       <w:iCs/>
       <w:color w:themeColor="accent1" w:themeShade="7F" w:val="243F60"/>
@@ -4068,7 +4446,7 @@
       <w:outlineLvl w:val="6"/>
     </w:pPr>
     <w:rPr>
-      <w:rFonts w:asciiTheme="majorHAnsi" w:cstheme="majorBidi" w:eastAsiaTheme="majorEastAsia" w:hAnsiTheme="majorHAnsi"/>
+      <w:rFonts w:asciiTheme="majorHAnsi" w:cstheme="majorBidi" w:hAnsiTheme="majorHAnsi" w:eastAsia="黑体"/>
       <w:i/>
       <w:iCs/>
       <w:color w:themeColor="text1" w:themeTint="BF" w:val="404040"/>
@@ -4091,7 +4469,7 @@
       <w:outlineLvl w:val="7"/>
     </w:pPr>
     <w:rPr>
-      <w:rFonts w:asciiTheme="majorHAnsi" w:cstheme="majorBidi" w:eastAsiaTheme="majorEastAsia" w:hAnsiTheme="majorHAnsi"/>
+      <w:rFonts w:asciiTheme="majorHAnsi" w:cstheme="majorBidi" w:hAnsiTheme="majorHAnsi" w:eastAsia="黑体"/>
       <w:color w:themeColor="accent1" w:val="4F81BD"/>
       <w:sz w:val="20"/>
       <w:szCs w:val="20"/>
@@ -4114,7 +4492,7 @@
       <w:outlineLvl w:val="8"/>
     </w:pPr>
     <w:rPr>
-      <w:rFonts w:asciiTheme="majorHAnsi" w:cstheme="majorBidi" w:eastAsiaTheme="majorEastAsia" w:hAnsiTheme="majorHAnsi"/>
+      <w:rFonts w:asciiTheme="majorHAnsi" w:cstheme="majorBidi" w:hAnsiTheme="majorHAnsi" w:eastAsia="黑体"/>
       <w:i/>
       <w:iCs/>
       <w:color w:themeColor="text1" w:themeTint="BF" w:val="404040"/>
@@ -4165,7 +4543,7 @@
     <w:uiPriority w:val="9"/>
     <w:rsid w:val="00FC693F"/>
     <w:rPr>
-      <w:rFonts w:asciiTheme="majorHAnsi" w:cstheme="majorBidi" w:eastAsiaTheme="majorEastAsia" w:hAnsiTheme="majorHAnsi"/>
+      <w:rFonts w:asciiTheme="majorHAnsi" w:cstheme="majorBidi" w:hAnsiTheme="majorHAnsi" w:eastAsia="黑体"/>
       <w:b/>
       <w:bCs/>
       <w:color w:themeColor="accent1" w:themeShade="BF" w:val="365F91"/>
@@ -4180,7 +4558,7 @@
     <w:uiPriority w:val="9"/>
     <w:rsid w:val="00FC693F"/>
     <w:rPr>
-      <w:rFonts w:asciiTheme="majorHAnsi" w:cstheme="majorBidi" w:eastAsiaTheme="majorEastAsia" w:hAnsiTheme="majorHAnsi"/>
+      <w:rFonts w:asciiTheme="majorHAnsi" w:cstheme="majorBidi" w:hAnsiTheme="majorHAnsi" w:eastAsia="黑体"/>
       <w:b/>
       <w:bCs/>
       <w:color w:themeColor="accent1" w:val="4F81BD"/>
@@ -4195,7 +4573,7 @@
     <w:uiPriority w:val="9"/>
     <w:rsid w:val="00FC693F"/>
     <w:rPr>
-      <w:rFonts w:asciiTheme="majorHAnsi" w:cstheme="majorBidi" w:eastAsiaTheme="majorEastAsia" w:hAnsiTheme="majorHAnsi"/>
+      <w:rFonts w:asciiTheme="majorHAnsi" w:cstheme="majorBidi" w:hAnsiTheme="majorHAnsi" w:eastAsia="黑体"/>
       <w:b/>
       <w:bCs/>
       <w:color w:themeColor="accent1" w:val="4F81BD"/>
@@ -4218,7 +4596,7 @@
       <w:contextualSpacing/>
     </w:pPr>
     <w:rPr>
-      <w:rFonts w:ascii="Times New Roman" w:asciiTheme="majorHAnsi" w:cstheme="majorBidi" w:eastAsia="黑体" w:eastAsiaTheme="majorEastAsia" w:hAnsi="Times New Roman" w:hAnsiTheme="majorHAnsi"/>
+      <w:rFonts w:ascii="Times New Roman" w:asciiTheme="majorHAnsi" w:cstheme="majorBidi" w:eastAsia="黑体" w:hAnsi="Times New Roman" w:hAnsiTheme="majorHAnsi"/>
       <w:b/>
       <w:color w:val="1F3864"/>
       <w:spacing w:val="5"/>
@@ -4234,7 +4612,7 @@
     <w:uiPriority w:val="10"/>
     <w:rsid w:val="00FC693F"/>
     <w:rPr>
-      <w:rFonts w:asciiTheme="majorHAnsi" w:cstheme="majorBidi" w:eastAsiaTheme="majorEastAsia" w:hAnsiTheme="majorHAnsi"/>
+      <w:rFonts w:asciiTheme="majorHAnsi" w:cstheme="majorBidi" w:hAnsiTheme="majorHAnsi" w:eastAsia="黑体"/>
       <w:color w:themeColor="text2" w:themeShade="BF" w:val="17365D"/>
       <w:spacing w:val="5"/>
       <w:kern w:val="28"/>
@@ -4256,7 +4634,7 @@
       </w:numPr>
     </w:pPr>
     <w:rPr>
-      <w:rFonts w:asciiTheme="majorHAnsi" w:cstheme="majorBidi" w:eastAsiaTheme="majorEastAsia" w:hAnsiTheme="majorHAnsi"/>
+      <w:rFonts w:asciiTheme="majorHAnsi" w:cstheme="majorBidi" w:hAnsiTheme="majorHAnsi" w:eastAsia="黑体"/>
       <w:i/>
       <w:iCs/>
       <w:color w:themeColor="accent1" w:val="4F81BD"/>
@@ -4272,7 +4650,7 @@
     <w:uiPriority w:val="11"/>
     <w:rsid w:val="00FC693F"/>
     <w:rPr>
-      <w:rFonts w:asciiTheme="majorHAnsi" w:cstheme="majorBidi" w:eastAsiaTheme="majorEastAsia" w:hAnsiTheme="majorHAnsi"/>
+      <w:rFonts w:asciiTheme="majorHAnsi" w:cstheme="majorBidi" w:hAnsiTheme="majorHAnsi" w:eastAsia="黑体"/>
       <w:i/>
       <w:iCs/>
       <w:color w:themeColor="accent1" w:val="4F81BD"/>
@@ -4339,6 +4717,7 @@
       <w:spacing w:after="120"/>
     </w:pPr>
     <w:rPr>
+      <w:rFonts w:eastAsia="黑体"/>
       <w:sz w:val="16"/>
       <w:szCs w:val="16"/>
     </w:rPr>
@@ -4350,6 +4729,7 @@
     <w:uiPriority w:val="99"/>
     <w:rsid w:val="00AA1D8D"/>
     <w:rPr>
+      <w:rFonts w:eastAsia="黑体"/>
       <w:sz w:val="16"/>
       <w:szCs w:val="16"/>
     </w:rPr>
@@ -4519,7 +4899,7 @@
       </w:tabs>
     </w:pPr>
     <w:rPr>
-      <w:rFonts w:ascii="Courier" w:hAnsi="Courier"/>
+      <w:rFonts w:ascii="Courier" w:hAnsi="Courier" w:eastAsia="黑体"/>
       <w:sz w:val="20"/>
       <w:szCs w:val="20"/>
     </w:rPr>
@@ -4531,7 +4911,7 @@
     <w:uiPriority w:val="99"/>
     <w:rsid w:val="0029639D"/>
     <w:rPr>
-      <w:rFonts w:ascii="Courier" w:hAnsi="Courier"/>
+      <w:rFonts w:ascii="Courier" w:hAnsi="Courier" w:eastAsia="黑体"/>
       <w:sz w:val="20"/>
       <w:szCs w:val="20"/>
     </w:rPr>
@@ -4567,6 +4947,7 @@
     <w:uiPriority w:val="29"/>
     <w:rsid w:val="00FC693F"/>
     <w:rPr>
+      <w:rFonts w:eastAsia="黑体"/>
       <w:i/>
       <w:iCs/>
       <w:color w:themeColor="text1" w:val="000000"/>
@@ -4580,7 +4961,7 @@
     <w:semiHidden/>
     <w:rsid w:val="00FC693F"/>
     <w:rPr>
-      <w:rFonts w:asciiTheme="majorHAnsi" w:cstheme="majorBidi" w:eastAsiaTheme="majorEastAsia" w:hAnsiTheme="majorHAnsi"/>
+      <w:rFonts w:asciiTheme="majorHAnsi" w:cstheme="majorBidi" w:hAnsiTheme="majorHAnsi" w:eastAsia="黑体"/>
       <w:b/>
       <w:bCs/>
       <w:i/>
@@ -4596,7 +4977,7 @@
     <w:semiHidden/>
     <w:rsid w:val="00FC693F"/>
     <w:rPr>
-      <w:rFonts w:asciiTheme="majorHAnsi" w:cstheme="majorBidi" w:eastAsiaTheme="majorEastAsia" w:hAnsiTheme="majorHAnsi"/>
+      <w:rFonts w:asciiTheme="majorHAnsi" w:cstheme="majorBidi" w:hAnsiTheme="majorHAnsi" w:eastAsia="黑体"/>
       <w:color w:themeColor="accent1" w:themeShade="7F" w:val="243F60"/>
     </w:rPr>
   </w:style>
@@ -4608,7 +4989,7 @@
     <w:semiHidden/>
     <w:rsid w:val="00FC693F"/>
     <w:rPr>
-      <w:rFonts w:asciiTheme="majorHAnsi" w:cstheme="majorBidi" w:eastAsiaTheme="majorEastAsia" w:hAnsiTheme="majorHAnsi"/>
+      <w:rFonts w:asciiTheme="majorHAnsi" w:cstheme="majorBidi" w:hAnsiTheme="majorHAnsi" w:eastAsia="黑体"/>
       <w:i/>
       <w:iCs/>
       <w:color w:themeColor="accent1" w:themeShade="7F" w:val="243F60"/>
@@ -4622,7 +5003,7 @@
     <w:semiHidden/>
     <w:rsid w:val="00FC693F"/>
     <w:rPr>
-      <w:rFonts w:asciiTheme="majorHAnsi" w:cstheme="majorBidi" w:eastAsiaTheme="majorEastAsia" w:hAnsiTheme="majorHAnsi"/>
+      <w:rFonts w:asciiTheme="majorHAnsi" w:cstheme="majorBidi" w:hAnsiTheme="majorHAnsi" w:eastAsia="黑体"/>
       <w:i/>
       <w:iCs/>
       <w:color w:themeColor="text1" w:themeTint="BF" w:val="404040"/>
@@ -4636,7 +5017,7 @@
     <w:semiHidden/>
     <w:rsid w:val="00FC693F"/>
     <w:rPr>
-      <w:rFonts w:asciiTheme="majorHAnsi" w:cstheme="majorBidi" w:eastAsiaTheme="majorEastAsia" w:hAnsiTheme="majorHAnsi"/>
+      <w:rFonts w:asciiTheme="majorHAnsi" w:cstheme="majorBidi" w:hAnsiTheme="majorHAnsi" w:eastAsia="黑体"/>
       <w:color w:themeColor="accent1" w:val="4F81BD"/>
       <w:sz w:val="20"/>
       <w:szCs w:val="20"/>
@@ -4650,7 +5031,7 @@
     <w:semiHidden/>
     <w:rsid w:val="00FC693F"/>
     <w:rPr>
-      <w:rFonts w:asciiTheme="majorHAnsi" w:cstheme="majorBidi" w:eastAsiaTheme="majorEastAsia" w:hAnsiTheme="majorHAnsi"/>
+      <w:rFonts w:asciiTheme="majorHAnsi" w:cstheme="majorBidi" w:hAnsiTheme="majorHAnsi" w:eastAsia="黑体"/>
       <w:i/>
       <w:iCs/>
       <w:color w:themeColor="text1" w:themeTint="BF" w:val="404040"/>
@@ -4671,6 +5052,7 @@
       <w:spacing w:line="240" w:lineRule="auto"/>
     </w:pPr>
     <w:rPr>
+      <w:rFonts w:eastAsia="黑体"/>
       <w:b/>
       <w:bCs/>
       <w:color w:themeColor="accent1" w:val="4F81BD"/>
@@ -4685,6 +5067,7 @@
     <w:qFormat/>
     <w:rsid w:val="00FC693F"/>
     <w:rPr>
+      <w:rFonts w:eastAsia="黑体"/>
       <w:b/>
       <w:bCs/>
     </w:rPr>
@@ -4696,6 +5079,7 @@
     <w:qFormat/>
     <w:rsid w:val="00FC693F"/>
     <w:rPr>
+      <w:rFonts w:eastAsia="黑体"/>
       <w:i/>
       <w:iCs/>
     </w:rPr>
@@ -4716,6 +5100,7 @@
       <w:ind w:left="936" w:right="936"/>
     </w:pPr>
     <w:rPr>
+      <w:rFonts w:eastAsia="黑体"/>
       <w:b/>
       <w:bCs/>
       <w:i/>
@@ -4730,6 +5115,7 @@
     <w:uiPriority w:val="30"/>
     <w:rsid w:val="00FC693F"/>
     <w:rPr>
+      <w:rFonts w:eastAsia="黑体"/>
       <w:b/>
       <w:bCs/>
       <w:i/>
@@ -4744,6 +5130,7 @@
     <w:qFormat/>
     <w:rsid w:val="00FC693F"/>
     <w:rPr>
+      <w:rFonts w:eastAsia="黑体"/>
       <w:i/>
       <w:iCs/>
       <w:color w:themeColor="text1" w:themeTint="7F" w:val="808080"/>
@@ -4756,6 +5143,7 @@
     <w:qFormat/>
     <w:rsid w:val="00FC693F"/>
     <w:rPr>
+      <w:rFonts w:eastAsia="黑体"/>
       <w:b/>
       <w:bCs/>
       <w:i/>
@@ -4770,6 +5158,7 @@
     <w:qFormat/>
     <w:rsid w:val="00FC693F"/>
     <w:rPr>
+      <w:rFonts w:eastAsia="黑体"/>
       <w:smallCaps/>
       <w:color w:themeColor="accent2" w:val="C0504D"/>
       <w:u w:val="single"/>
@@ -4782,6 +5171,7 @@
     <w:qFormat/>
     <w:rsid w:val="00FC693F"/>
     <w:rPr>
+      <w:rFonts w:eastAsia="黑体"/>
       <w:b/>
       <w:bCs/>
       <w:smallCaps/>
@@ -4797,6 +5187,7 @@
     <w:qFormat/>
     <w:rsid w:val="00FC693F"/>
     <w:rPr>
+      <w:rFonts w:eastAsia="黑体"/>
       <w:b/>
       <w:bCs/>
       <w:smallCaps/>
@@ -4851,6 +5242,7 @@
       <w:spacing w:after="0" w:line="240" w:lineRule="auto"/>
     </w:pPr>
     <w:rPr>
+      <w:rFonts w:eastAsia="黑体"/>
       <w:color w:themeColor="text1" w:themeShade="BF" w:val="000000"/>
     </w:rPr>
     <w:tblPr>
@@ -4873,6 +5265,7 @@
         <w:spacing w:after="0" w:before="0" w:line="240" w:lineRule="auto"/>
       </w:pPr>
       <w:rPr>
+        <w:rFonts w:eastAsia="黑体"/>
         <w:b/>
         <w:bCs/>
       </w:rPr>
@@ -4893,6 +5286,7 @@
         <w:spacing w:after="0" w:before="0" w:line="240" w:lineRule="auto"/>
       </w:pPr>
       <w:rPr>
+        <w:rFonts w:eastAsia="黑体"/>
         <w:b/>
         <w:bCs/>
       </w:rPr>
@@ -4910,12 +5304,14 @@
     </w:tblStylePr>
     <w:tblStylePr w:type="firstCol">
       <w:rPr>
+        <w:rFonts w:eastAsia="黑体"/>
         <w:b/>
         <w:bCs/>
       </w:rPr>
     </w:tblStylePr>
     <w:tblStylePr w:type="lastCol">
       <w:rPr>
+        <w:rFonts w:eastAsia="黑体"/>
         <w:b/>
         <w:bCs/>
       </w:rPr>
@@ -4954,6 +5350,7 @@
       <w:spacing w:after="0" w:line="240" w:lineRule="auto"/>
     </w:pPr>
     <w:rPr>
+      <w:rFonts w:eastAsia="黑体"/>
       <w:color w:themeColor="accent1" w:themeShade="BF" w:val="365F91"/>
     </w:rPr>
     <w:tblPr>
@@ -4976,6 +5373,7 @@
         <w:spacing w:after="0" w:before="0" w:line="240" w:lineRule="auto"/>
       </w:pPr>
       <w:rPr>
+        <w:rFonts w:eastAsia="黑体"/>
         <w:b/>
         <w:bCs/>
       </w:rPr>
@@ -4996,6 +5394,7 @@
         <w:spacing w:after="0" w:before="0" w:line="240" w:lineRule="auto"/>
       </w:pPr>
       <w:rPr>
+        <w:rFonts w:eastAsia="黑体"/>
         <w:b/>
         <w:bCs/>
       </w:rPr>
@@ -5013,12 +5412,14 @@
     </w:tblStylePr>
     <w:tblStylePr w:type="firstCol">
       <w:rPr>
+        <w:rFonts w:eastAsia="黑体"/>
         <w:b/>
         <w:bCs/>
       </w:rPr>
     </w:tblStylePr>
     <w:tblStylePr w:type="lastCol">
       <w:rPr>
+        <w:rFonts w:eastAsia="黑体"/>
         <w:b/>
         <w:bCs/>
       </w:rPr>
@@ -5057,6 +5458,7 @@
       <w:spacing w:after="0" w:line="240" w:lineRule="auto"/>
     </w:pPr>
     <w:rPr>
+      <w:rFonts w:eastAsia="黑体"/>
       <w:color w:themeColor="accent2" w:themeShade="BF" w:val="943634"/>
     </w:rPr>
     <w:tblPr>
@@ -5079,6 +5481,7 @@
         <w:spacing w:after="0" w:before="0" w:line="240" w:lineRule="auto"/>
       </w:pPr>
       <w:rPr>
+        <w:rFonts w:eastAsia="黑体"/>
         <w:b/>
         <w:bCs/>
       </w:rPr>
@@ -5099,6 +5502,7 @@
         <w:spacing w:after="0" w:before="0" w:line="240" w:lineRule="auto"/>
       </w:pPr>
       <w:rPr>
+        <w:rFonts w:eastAsia="黑体"/>
         <w:b/>
         <w:bCs/>
       </w:rPr>
@@ -5116,12 +5520,14 @@
     </w:tblStylePr>
     <w:tblStylePr w:type="firstCol">
       <w:rPr>
+        <w:rFonts w:eastAsia="黑体"/>
         <w:b/>
         <w:bCs/>
       </w:rPr>
     </w:tblStylePr>
     <w:tblStylePr w:type="lastCol">
       <w:rPr>
+        <w:rFonts w:eastAsia="黑体"/>
         <w:b/>
         <w:bCs/>
       </w:rPr>
@@ -5160,6 +5566,7 @@
       <w:spacing w:after="0" w:line="240" w:lineRule="auto"/>
     </w:pPr>
     <w:rPr>
+      <w:rFonts w:eastAsia="黑体"/>
       <w:color w:themeColor="accent3" w:themeShade="BF" w:val="76923C"/>
     </w:rPr>
     <w:tblPr>
@@ -5182,6 +5589,7 @@
         <w:spacing w:after="0" w:before="0" w:line="240" w:lineRule="auto"/>
       </w:pPr>
       <w:rPr>
+        <w:rFonts w:eastAsia="黑体"/>
         <w:b/>
         <w:bCs/>
       </w:rPr>
@@ -5202,6 +5610,7 @@
         <w:spacing w:after="0" w:before="0" w:line="240" w:lineRule="auto"/>
       </w:pPr>
       <w:rPr>
+        <w:rFonts w:eastAsia="黑体"/>
         <w:b/>
         <w:bCs/>
       </w:rPr>
@@ -5219,12 +5628,14 @@
     </w:tblStylePr>
     <w:tblStylePr w:type="firstCol">
       <w:rPr>
+        <w:rFonts w:eastAsia="黑体"/>
         <w:b/>
         <w:bCs/>
       </w:rPr>
     </w:tblStylePr>
     <w:tblStylePr w:type="lastCol">
       <w:rPr>
+        <w:rFonts w:eastAsia="黑体"/>
         <w:b/>
         <w:bCs/>
       </w:rPr>
@@ -5263,6 +5674,7 @@
       <w:spacing w:after="0" w:line="240" w:lineRule="auto"/>
     </w:pPr>
     <w:rPr>
+      <w:rFonts w:eastAsia="黑体"/>
       <w:color w:themeColor="accent4" w:themeShade="BF" w:val="5F497A"/>
     </w:rPr>
     <w:tblPr>
@@ -5285,6 +5697,7 @@
         <w:spacing w:after="0" w:before="0" w:line="240" w:lineRule="auto"/>
       </w:pPr>
       <w:rPr>
+        <w:rFonts w:eastAsia="黑体"/>
         <w:b/>
         <w:bCs/>
       </w:rPr>
@@ -5305,6 +5718,7 @@
         <w:spacing w:after="0" w:before="0" w:line="240" w:lineRule="auto"/>
       </w:pPr>
       <w:rPr>
+        <w:rFonts w:eastAsia="黑体"/>
         <w:b/>
         <w:bCs/>
       </w:rPr>
@@ -5322,12 +5736,14 @@
     </w:tblStylePr>
     <w:tblStylePr w:type="firstCol">
       <w:rPr>
+        <w:rFonts w:eastAsia="黑体"/>
         <w:b/>
         <w:bCs/>
       </w:rPr>
     </w:tblStylePr>
     <w:tblStylePr w:type="lastCol">
       <w:rPr>
+        <w:rFonts w:eastAsia="黑体"/>
         <w:b/>
         <w:bCs/>
       </w:rPr>
@@ -5366,6 +5782,7 @@
       <w:spacing w:after="0" w:line="240" w:lineRule="auto"/>
     </w:pPr>
     <w:rPr>
+      <w:rFonts w:eastAsia="黑体"/>
       <w:color w:themeColor="accent5" w:themeShade="BF" w:val="31849B"/>
     </w:rPr>
     <w:tblPr>
@@ -5388,6 +5805,7 @@
         <w:spacing w:after="0" w:before="0" w:line="240" w:lineRule="auto"/>
       </w:pPr>
       <w:rPr>
+        <w:rFonts w:eastAsia="黑体"/>
         <w:b/>
         <w:bCs/>
       </w:rPr>
@@ -5408,6 +5826,7 @@
         <w:spacing w:after="0" w:before="0" w:line="240" w:lineRule="auto"/>
       </w:pPr>
       <w:rPr>
+        <w:rFonts w:eastAsia="黑体"/>
         <w:b/>
         <w:bCs/>
       </w:rPr>
@@ -5425,12 +5844,14 @@
     </w:tblStylePr>
     <w:tblStylePr w:type="firstCol">
       <w:rPr>
+        <w:rFonts w:eastAsia="黑体"/>
         <w:b/>
         <w:bCs/>
       </w:rPr>
     </w:tblStylePr>
     <w:tblStylePr w:type="lastCol">
       <w:rPr>
+        <w:rFonts w:eastAsia="黑体"/>
         <w:b/>
         <w:bCs/>
       </w:rPr>
@@ -5469,6 +5890,7 @@
       <w:spacing w:after="0" w:line="240" w:lineRule="auto"/>
     </w:pPr>
     <w:rPr>
+      <w:rFonts w:eastAsia="黑体"/>
       <w:color w:themeColor="accent6" w:themeShade="BF" w:val="E36C0A"/>
     </w:rPr>
     <w:tblPr>
@@ -5491,6 +5913,7 @@
         <w:spacing w:after="0" w:before="0" w:line="240" w:lineRule="auto"/>
       </w:pPr>
       <w:rPr>
+        <w:rFonts w:eastAsia="黑体"/>
         <w:b/>
         <w:bCs/>
       </w:rPr>
@@ -5511,6 +5934,7 @@
         <w:spacing w:after="0" w:before="0" w:line="240" w:lineRule="auto"/>
       </w:pPr>
       <w:rPr>
+        <w:rFonts w:eastAsia="黑体"/>
         <w:b/>
         <w:bCs/>
       </w:rPr>
@@ -5528,12 +5952,14 @@
     </w:tblStylePr>
     <w:tblStylePr w:type="firstCol">
       <w:rPr>
+        <w:rFonts w:eastAsia="黑体"/>
         <w:b/>
         <w:bCs/>
       </w:rPr>
     </w:tblStylePr>
     <w:tblStylePr w:type="lastCol">
       <w:rPr>
+        <w:rFonts w:eastAsia="黑体"/>
         <w:b/>
         <w:bCs/>
       </w:rPr>
@@ -5593,6 +6019,7 @@
         <w:spacing w:after="0" w:before="0" w:line="240" w:lineRule="auto"/>
       </w:pPr>
       <w:rPr>
+        <w:rFonts w:eastAsia="黑体"/>
         <w:b/>
         <w:bCs/>
         <w:color w:themeColor="background1" w:val="FFFFFF"/>
@@ -5607,6 +6034,7 @@
         <w:spacing w:after="0" w:before="0" w:line="240" w:lineRule="auto"/>
       </w:pPr>
       <w:rPr>
+        <w:rFonts w:eastAsia="黑体"/>
         <w:b/>
         <w:bCs/>
       </w:rPr>
@@ -5622,12 +6050,14 @@
     </w:tblStylePr>
     <w:tblStylePr w:type="firstCol">
       <w:rPr>
+        <w:rFonts w:eastAsia="黑体"/>
         <w:b/>
         <w:bCs/>
       </w:rPr>
     </w:tblStylePr>
     <w:tblStylePr w:type="lastCol">
       <w:rPr>
+        <w:rFonts w:eastAsia="黑体"/>
         <w:b/>
         <w:bCs/>
       </w:rPr>
@@ -5685,6 +6115,7 @@
         <w:spacing w:after="0" w:before="0" w:line="240" w:lineRule="auto"/>
       </w:pPr>
       <w:rPr>
+        <w:rFonts w:eastAsia="黑体"/>
         <w:b/>
         <w:bCs/>
         <w:color w:themeColor="background1" w:val="FFFFFF"/>
@@ -5699,6 +6130,7 @@
         <w:spacing w:after="0" w:before="0" w:line="240" w:lineRule="auto"/>
       </w:pPr>
       <w:rPr>
+        <w:rFonts w:eastAsia="黑体"/>
         <w:b/>
         <w:bCs/>
       </w:rPr>
@@ -5714,12 +6146,14 @@
     </w:tblStylePr>
     <w:tblStylePr w:type="firstCol">
       <w:rPr>
+        <w:rFonts w:eastAsia="黑体"/>
         <w:b/>
         <w:bCs/>
       </w:rPr>
     </w:tblStylePr>
     <w:tblStylePr w:type="lastCol">
       <w:rPr>
+        <w:rFonts w:eastAsia="黑体"/>
         <w:b/>
         <w:bCs/>
       </w:rPr>
@@ -5777,6 +6211,7 @@
         <w:spacing w:after="0" w:before="0" w:line="240" w:lineRule="auto"/>
       </w:pPr>
       <w:rPr>
+        <w:rFonts w:eastAsia="黑体"/>
         <w:b/>
         <w:bCs/>
         <w:color w:themeColor="background1" w:val="FFFFFF"/>
@@ -5791,6 +6226,7 @@
         <w:spacing w:after="0" w:before="0" w:line="240" w:lineRule="auto"/>
       </w:pPr>
       <w:rPr>
+        <w:rFonts w:eastAsia="黑体"/>
         <w:b/>
         <w:bCs/>
       </w:rPr>
@@ -5806,12 +6242,14 @@
     </w:tblStylePr>
     <w:tblStylePr w:type="firstCol">
       <w:rPr>
+        <w:rFonts w:eastAsia="黑体"/>
         <w:b/>
         <w:bCs/>
       </w:rPr>
     </w:tblStylePr>
     <w:tblStylePr w:type="lastCol">
       <w:rPr>
+        <w:rFonts w:eastAsia="黑体"/>
         <w:b/>
         <w:bCs/>
       </w:rPr>
@@ -5869,6 +6307,7 @@
         <w:spacing w:after="0" w:before="0" w:line="240" w:lineRule="auto"/>
       </w:pPr>
       <w:rPr>
+        <w:rFonts w:eastAsia="黑体"/>
         <w:b/>
         <w:bCs/>
         <w:color w:themeColor="background1" w:val="FFFFFF"/>
@@ -5883,6 +6322,7 @@
         <w:spacing w:after="0" w:before="0" w:line="240" w:lineRule="auto"/>
       </w:pPr>
       <w:rPr>
+        <w:rFonts w:eastAsia="黑体"/>
         <w:b/>
         <w:bCs/>
       </w:rPr>
@@ -5898,12 +6338,14 @@
     </w:tblStylePr>
     <w:tblStylePr w:type="firstCol">
       <w:rPr>
+        <w:rFonts w:eastAsia="黑体"/>
         <w:b/>
         <w:bCs/>
       </w:rPr>
     </w:tblStylePr>
     <w:tblStylePr w:type="lastCol">
       <w:rPr>
+        <w:rFonts w:eastAsia="黑体"/>
         <w:b/>
         <w:bCs/>
       </w:rPr>
@@ -5961,6 +6403,7 @@
         <w:spacing w:after="0" w:before="0" w:line="240" w:lineRule="auto"/>
       </w:pPr>
       <w:rPr>
+        <w:rFonts w:eastAsia="黑体"/>
         <w:b/>
         <w:bCs/>
         <w:color w:themeColor="background1" w:val="FFFFFF"/>
@@ -5975,6 +6418,7 @@
         <w:spacing w:after="0" w:before="0" w:line="240" w:lineRule="auto"/>
       </w:pPr>
       <w:rPr>
+        <w:rFonts w:eastAsia="黑体"/>
         <w:b/>
         <w:bCs/>
       </w:rPr>
@@ -5990,12 +6434,14 @@
     </w:tblStylePr>
     <w:tblStylePr w:type="firstCol">
       <w:rPr>
+        <w:rFonts w:eastAsia="黑体"/>
         <w:b/>
         <w:bCs/>
       </w:rPr>
     </w:tblStylePr>
     <w:tblStylePr w:type="lastCol">
       <w:rPr>
+        <w:rFonts w:eastAsia="黑体"/>
         <w:b/>
         <w:bCs/>
       </w:rPr>
@@ -6053,6 +6499,7 @@
         <w:spacing w:after="0" w:before="0" w:line="240" w:lineRule="auto"/>
       </w:pPr>
       <w:rPr>
+        <w:rFonts w:eastAsia="黑体"/>
         <w:b/>
         <w:bCs/>
         <w:color w:themeColor="background1" w:val="FFFFFF"/>
@@ -6067,6 +6514,7 @@
         <w:spacing w:after="0" w:before="0" w:line="240" w:lineRule="auto"/>
       </w:pPr>
       <w:rPr>
+        <w:rFonts w:eastAsia="黑体"/>
         <w:b/>
         <w:bCs/>
       </w:rPr>
@@ -6082,12 +6530,14 @@
     </w:tblStylePr>
     <w:tblStylePr w:type="firstCol">
       <w:rPr>
+        <w:rFonts w:eastAsia="黑体"/>
         <w:b/>
         <w:bCs/>
       </w:rPr>
     </w:tblStylePr>
     <w:tblStylePr w:type="lastCol">
       <w:rPr>
+        <w:rFonts w:eastAsia="黑体"/>
         <w:b/>
         <w:bCs/>
       </w:rPr>
@@ -6145,6 +6595,7 @@
         <w:spacing w:after="0" w:before="0" w:line="240" w:lineRule="auto"/>
       </w:pPr>
       <w:rPr>
+        <w:rFonts w:eastAsia="黑体"/>
         <w:b/>
         <w:bCs/>
         <w:color w:themeColor="background1" w:val="FFFFFF"/>
@@ -6159,6 +6610,7 @@
         <w:spacing w:after="0" w:before="0" w:line="240" w:lineRule="auto"/>
       </w:pPr>
       <w:rPr>
+        <w:rFonts w:eastAsia="黑体"/>
         <w:b/>
         <w:bCs/>
       </w:rPr>
@@ -6174,12 +6626,14 @@
     </w:tblStylePr>
     <w:tblStylePr w:type="firstCol">
       <w:rPr>
+        <w:rFonts w:eastAsia="黑体"/>
         <w:b/>
         <w:bCs/>
       </w:rPr>
     </w:tblStylePr>
     <w:tblStylePr w:type="lastCol">
       <w:rPr>
+        <w:rFonts w:eastAsia="黑体"/>
         <w:b/>
         <w:bCs/>
       </w:rPr>
@@ -6239,7 +6693,7 @@
         <w:spacing w:after="0" w:before="0" w:line="240" w:lineRule="auto"/>
       </w:pPr>
       <w:rPr>
-        <w:rFonts w:asciiTheme="majorHAnsi" w:cstheme="majorBidi" w:eastAsiaTheme="majorEastAsia" w:hAnsiTheme="majorHAnsi"/>
+        <w:rFonts w:asciiTheme="majorHAnsi" w:cstheme="majorBidi" w:hAnsiTheme="majorHAnsi" w:eastAsia="黑体"/>
         <w:b/>
         <w:bCs/>
       </w:rPr>
@@ -6260,7 +6714,7 @@
         <w:spacing w:after="0" w:before="0" w:line="240" w:lineRule="auto"/>
       </w:pPr>
       <w:rPr>
-        <w:rFonts w:asciiTheme="majorHAnsi" w:cstheme="majorBidi" w:eastAsiaTheme="majorEastAsia" w:hAnsiTheme="majorHAnsi"/>
+        <w:rFonts w:asciiTheme="majorHAnsi" w:cstheme="majorBidi" w:hAnsiTheme="majorHAnsi" w:eastAsia="黑体"/>
         <w:b/>
         <w:bCs/>
       </w:rPr>
@@ -6278,14 +6732,14 @@
     </w:tblStylePr>
     <w:tblStylePr w:type="firstCol">
       <w:rPr>
-        <w:rFonts w:asciiTheme="majorHAnsi" w:cstheme="majorBidi" w:eastAsiaTheme="majorEastAsia" w:hAnsiTheme="majorHAnsi"/>
+        <w:rFonts w:asciiTheme="majorHAnsi" w:cstheme="majorBidi" w:hAnsiTheme="majorHAnsi" w:eastAsia="黑体"/>
         <w:b/>
         <w:bCs/>
       </w:rPr>
     </w:tblStylePr>
     <w:tblStylePr w:type="lastCol">
       <w:rPr>
-        <w:rFonts w:asciiTheme="majorHAnsi" w:cstheme="majorBidi" w:eastAsiaTheme="majorEastAsia" w:hAnsiTheme="majorHAnsi"/>
+        <w:rFonts w:asciiTheme="majorHAnsi" w:cstheme="majorBidi" w:hAnsiTheme="majorHAnsi" w:eastAsia="黑体"/>
         <w:b/>
         <w:bCs/>
       </w:rPr>
@@ -6369,7 +6823,7 @@
         <w:spacing w:after="0" w:before="0" w:line="240" w:lineRule="auto"/>
       </w:pPr>
       <w:rPr>
-        <w:rFonts w:asciiTheme="majorHAnsi" w:cstheme="majorBidi" w:eastAsiaTheme="majorEastAsia" w:hAnsiTheme="majorHAnsi"/>
+        <w:rFonts w:asciiTheme="majorHAnsi" w:cstheme="majorBidi" w:hAnsiTheme="majorHAnsi" w:eastAsia="黑体"/>
         <w:b/>
         <w:bCs/>
       </w:rPr>
@@ -6390,7 +6844,7 @@
         <w:spacing w:after="0" w:before="0" w:line="240" w:lineRule="auto"/>
       </w:pPr>
       <w:rPr>
-        <w:rFonts w:asciiTheme="majorHAnsi" w:cstheme="majorBidi" w:eastAsiaTheme="majorEastAsia" w:hAnsiTheme="majorHAnsi"/>
+        <w:rFonts w:asciiTheme="majorHAnsi" w:cstheme="majorBidi" w:hAnsiTheme="majorHAnsi" w:eastAsia="黑体"/>
         <w:b/>
         <w:bCs/>
       </w:rPr>
@@ -6408,14 +6862,14 @@
     </w:tblStylePr>
     <w:tblStylePr w:type="firstCol">
       <w:rPr>
-        <w:rFonts w:asciiTheme="majorHAnsi" w:cstheme="majorBidi" w:eastAsiaTheme="majorEastAsia" w:hAnsiTheme="majorHAnsi"/>
+        <w:rFonts w:asciiTheme="majorHAnsi" w:cstheme="majorBidi" w:hAnsiTheme="majorHAnsi" w:eastAsia="黑体"/>
         <w:b/>
         <w:bCs/>
       </w:rPr>
     </w:tblStylePr>
     <w:tblStylePr w:type="lastCol">
       <w:rPr>
-        <w:rFonts w:asciiTheme="majorHAnsi" w:cstheme="majorBidi" w:eastAsiaTheme="majorEastAsia" w:hAnsiTheme="majorHAnsi"/>
+        <w:rFonts w:asciiTheme="majorHAnsi" w:cstheme="majorBidi" w:hAnsiTheme="majorHAnsi" w:eastAsia="黑体"/>
         <w:b/>
         <w:bCs/>
       </w:rPr>
@@ -6499,7 +6953,7 @@
         <w:spacing w:after="0" w:before="0" w:line="240" w:lineRule="auto"/>
       </w:pPr>
       <w:rPr>
-        <w:rFonts w:asciiTheme="majorHAnsi" w:cstheme="majorBidi" w:eastAsiaTheme="majorEastAsia" w:hAnsiTheme="majorHAnsi"/>
+        <w:rFonts w:asciiTheme="majorHAnsi" w:cstheme="majorBidi" w:hAnsiTheme="majorHAnsi" w:eastAsia="黑体"/>
         <w:b/>
         <w:bCs/>
       </w:rPr>
@@ -6520,7 +6974,7 @@
         <w:spacing w:after="0" w:before="0" w:line="240" w:lineRule="auto"/>
       </w:pPr>
       <w:rPr>
-        <w:rFonts w:asciiTheme="majorHAnsi" w:cstheme="majorBidi" w:eastAsiaTheme="majorEastAsia" w:hAnsiTheme="majorHAnsi"/>
+        <w:rFonts w:asciiTheme="majorHAnsi" w:cstheme="majorBidi" w:hAnsiTheme="majorHAnsi" w:eastAsia="黑体"/>
         <w:b/>
         <w:bCs/>
       </w:rPr>
@@ -6538,14 +6992,14 @@
     </w:tblStylePr>
     <w:tblStylePr w:type="firstCol">
       <w:rPr>
-        <w:rFonts w:asciiTheme="majorHAnsi" w:cstheme="majorBidi" w:eastAsiaTheme="majorEastAsia" w:hAnsiTheme="majorHAnsi"/>
+        <w:rFonts w:asciiTheme="majorHAnsi" w:cstheme="majorBidi" w:hAnsiTheme="majorHAnsi" w:eastAsia="黑体"/>
         <w:b/>
         <w:bCs/>
       </w:rPr>
     </w:tblStylePr>
     <w:tblStylePr w:type="lastCol">
       <w:rPr>
-        <w:rFonts w:asciiTheme="majorHAnsi" w:cstheme="majorBidi" w:eastAsiaTheme="majorEastAsia" w:hAnsiTheme="majorHAnsi"/>
+        <w:rFonts w:asciiTheme="majorHAnsi" w:cstheme="majorBidi" w:hAnsiTheme="majorHAnsi" w:eastAsia="黑体"/>
         <w:b/>
         <w:bCs/>
       </w:rPr>
@@ -6629,7 +7083,7 @@
         <w:spacing w:after="0" w:before="0" w:line="240" w:lineRule="auto"/>
       </w:pPr>
       <w:rPr>
-        <w:rFonts w:asciiTheme="majorHAnsi" w:cstheme="majorBidi" w:eastAsiaTheme="majorEastAsia" w:hAnsiTheme="majorHAnsi"/>
+        <w:rFonts w:asciiTheme="majorHAnsi" w:cstheme="majorBidi" w:hAnsiTheme="majorHAnsi" w:eastAsia="黑体"/>
         <w:b/>
         <w:bCs/>
       </w:rPr>
@@ -6650,7 +7104,7 @@
         <w:spacing w:after="0" w:before="0" w:line="240" w:lineRule="auto"/>
       </w:pPr>
       <w:rPr>
-        <w:rFonts w:asciiTheme="majorHAnsi" w:cstheme="majorBidi" w:eastAsiaTheme="majorEastAsia" w:hAnsiTheme="majorHAnsi"/>
+        <w:rFonts w:asciiTheme="majorHAnsi" w:cstheme="majorBidi" w:hAnsiTheme="majorHAnsi" w:eastAsia="黑体"/>
         <w:b/>
         <w:bCs/>
       </w:rPr>
@@ -6668,14 +7122,14 @@
     </w:tblStylePr>
     <w:tblStylePr w:type="firstCol">
       <w:rPr>
-        <w:rFonts w:asciiTheme="majorHAnsi" w:cstheme="majorBidi" w:eastAsiaTheme="majorEastAsia" w:hAnsiTheme="majorHAnsi"/>
+        <w:rFonts w:asciiTheme="majorHAnsi" w:cstheme="majorBidi" w:hAnsiTheme="majorHAnsi" w:eastAsia="黑体"/>
         <w:b/>
         <w:bCs/>
       </w:rPr>
     </w:tblStylePr>
     <w:tblStylePr w:type="lastCol">
       <w:rPr>
-        <w:rFonts w:asciiTheme="majorHAnsi" w:cstheme="majorBidi" w:eastAsiaTheme="majorEastAsia" w:hAnsiTheme="majorHAnsi"/>
+        <w:rFonts w:asciiTheme="majorHAnsi" w:cstheme="majorBidi" w:hAnsiTheme="majorHAnsi" w:eastAsia="黑体"/>
         <w:b/>
         <w:bCs/>
       </w:rPr>
@@ -6759,7 +7213,7 @@
         <w:spacing w:after="0" w:before="0" w:line="240" w:lineRule="auto"/>
       </w:pPr>
       <w:rPr>
-        <w:rFonts w:asciiTheme="majorHAnsi" w:cstheme="majorBidi" w:eastAsiaTheme="majorEastAsia" w:hAnsiTheme="majorHAnsi"/>
+        <w:rFonts w:asciiTheme="majorHAnsi" w:cstheme="majorBidi" w:hAnsiTheme="majorHAnsi" w:eastAsia="黑体"/>
         <w:b/>
         <w:bCs/>
       </w:rPr>
@@ -6780,7 +7234,7 @@
         <w:spacing w:after="0" w:before="0" w:line="240" w:lineRule="auto"/>
       </w:pPr>
       <w:rPr>
-        <w:rFonts w:asciiTheme="majorHAnsi" w:cstheme="majorBidi" w:eastAsiaTheme="majorEastAsia" w:hAnsiTheme="majorHAnsi"/>
+        <w:rFonts w:asciiTheme="majorHAnsi" w:cstheme="majorBidi" w:hAnsiTheme="majorHAnsi" w:eastAsia="黑体"/>
         <w:b/>
         <w:bCs/>
       </w:rPr>
@@ -6798,14 +7252,14 @@
     </w:tblStylePr>
     <w:tblStylePr w:type="firstCol">
       <w:rPr>
-        <w:rFonts w:asciiTheme="majorHAnsi" w:cstheme="majorBidi" w:eastAsiaTheme="majorEastAsia" w:hAnsiTheme="majorHAnsi"/>
+        <w:rFonts w:asciiTheme="majorHAnsi" w:cstheme="majorBidi" w:hAnsiTheme="majorHAnsi" w:eastAsia="黑体"/>
         <w:b/>
         <w:bCs/>
       </w:rPr>
     </w:tblStylePr>
     <w:tblStylePr w:type="lastCol">
       <w:rPr>
-        <w:rFonts w:asciiTheme="majorHAnsi" w:cstheme="majorBidi" w:eastAsiaTheme="majorEastAsia" w:hAnsiTheme="majorHAnsi"/>
+        <w:rFonts w:asciiTheme="majorHAnsi" w:cstheme="majorBidi" w:hAnsiTheme="majorHAnsi" w:eastAsia="黑体"/>
         <w:b/>
         <w:bCs/>
       </w:rPr>
@@ -6889,7 +7343,7 @@
         <w:spacing w:after="0" w:before="0" w:line="240" w:lineRule="auto"/>
       </w:pPr>
       <w:rPr>
-        <w:rFonts w:asciiTheme="majorHAnsi" w:cstheme="majorBidi" w:eastAsiaTheme="majorEastAsia" w:hAnsiTheme="majorHAnsi"/>
+        <w:rFonts w:asciiTheme="majorHAnsi" w:cstheme="majorBidi" w:hAnsiTheme="majorHAnsi" w:eastAsia="黑体"/>
         <w:b/>
         <w:bCs/>
       </w:rPr>
@@ -6910,7 +7364,7 @@
         <w:spacing w:after="0" w:before="0" w:line="240" w:lineRule="auto"/>
       </w:pPr>
       <w:rPr>
-        <w:rFonts w:asciiTheme="majorHAnsi" w:cstheme="majorBidi" w:eastAsiaTheme="majorEastAsia" w:hAnsiTheme="majorHAnsi"/>
+        <w:rFonts w:asciiTheme="majorHAnsi" w:cstheme="majorBidi" w:hAnsiTheme="majorHAnsi" w:eastAsia="黑体"/>
         <w:b/>
         <w:bCs/>
       </w:rPr>
@@ -6928,14 +7382,14 @@
     </w:tblStylePr>
     <w:tblStylePr w:type="firstCol">
       <w:rPr>
-        <w:rFonts w:asciiTheme="majorHAnsi" w:cstheme="majorBidi" w:eastAsiaTheme="majorEastAsia" w:hAnsiTheme="majorHAnsi"/>
+        <w:rFonts w:asciiTheme="majorHAnsi" w:cstheme="majorBidi" w:hAnsiTheme="majorHAnsi" w:eastAsia="黑体"/>
         <w:b/>
         <w:bCs/>
       </w:rPr>
     </w:tblStylePr>
     <w:tblStylePr w:type="lastCol">
       <w:rPr>
-        <w:rFonts w:asciiTheme="majorHAnsi" w:cstheme="majorBidi" w:eastAsiaTheme="majorEastAsia" w:hAnsiTheme="majorHAnsi"/>
+        <w:rFonts w:asciiTheme="majorHAnsi" w:cstheme="majorBidi" w:hAnsiTheme="majorHAnsi" w:eastAsia="黑体"/>
         <w:b/>
         <w:bCs/>
       </w:rPr>
@@ -7019,7 +7473,7 @@
         <w:spacing w:after="0" w:before="0" w:line="240" w:lineRule="auto"/>
       </w:pPr>
       <w:rPr>
-        <w:rFonts w:asciiTheme="majorHAnsi" w:cstheme="majorBidi" w:eastAsiaTheme="majorEastAsia" w:hAnsiTheme="majorHAnsi"/>
+        <w:rFonts w:asciiTheme="majorHAnsi" w:cstheme="majorBidi" w:hAnsiTheme="majorHAnsi" w:eastAsia="黑体"/>
         <w:b/>
         <w:bCs/>
       </w:rPr>
@@ -7040,7 +7494,7 @@
         <w:spacing w:after="0" w:before="0" w:line="240" w:lineRule="auto"/>
       </w:pPr>
       <w:rPr>
-        <w:rFonts w:asciiTheme="majorHAnsi" w:cstheme="majorBidi" w:eastAsiaTheme="majorEastAsia" w:hAnsiTheme="majorHAnsi"/>
+        <w:rFonts w:asciiTheme="majorHAnsi" w:cstheme="majorBidi" w:hAnsiTheme="majorHAnsi" w:eastAsia="黑体"/>
         <w:b/>
         <w:bCs/>
       </w:rPr>
@@ -7058,14 +7512,14 @@
     </w:tblStylePr>
     <w:tblStylePr w:type="firstCol">
       <w:rPr>
-        <w:rFonts w:asciiTheme="majorHAnsi" w:cstheme="majorBidi" w:eastAsiaTheme="majorEastAsia" w:hAnsiTheme="majorHAnsi"/>
+        <w:rFonts w:asciiTheme="majorHAnsi" w:cstheme="majorBidi" w:hAnsiTheme="majorHAnsi" w:eastAsia="黑体"/>
         <w:b/>
         <w:bCs/>
       </w:rPr>
     </w:tblStylePr>
     <w:tblStylePr w:type="lastCol">
       <w:rPr>
-        <w:rFonts w:asciiTheme="majorHAnsi" w:cstheme="majorBidi" w:eastAsiaTheme="majorEastAsia" w:hAnsiTheme="majorHAnsi"/>
+        <w:rFonts w:asciiTheme="majorHAnsi" w:cstheme="majorBidi" w:hAnsiTheme="majorHAnsi" w:eastAsia="黑体"/>
         <w:b/>
         <w:bCs/>
       </w:rPr>
@@ -7148,6 +7602,7 @@
         <w:spacing w:after="0" w:before="0" w:line="240" w:lineRule="auto"/>
       </w:pPr>
       <w:rPr>
+        <w:rFonts w:eastAsia="黑体"/>
         <w:b/>
         <w:bCs/>
         <w:color w:themeColor="background1" w:val="FFFFFF"/>
@@ -7170,6 +7625,7 @@
         <w:spacing w:after="0" w:before="0" w:line="240" w:lineRule="auto"/>
       </w:pPr>
       <w:rPr>
+        <w:rFonts w:eastAsia="黑体"/>
         <w:b/>
         <w:bCs/>
       </w:rPr>
@@ -7187,12 +7643,14 @@
     </w:tblStylePr>
     <w:tblStylePr w:type="firstCol">
       <w:rPr>
+        <w:rFonts w:eastAsia="黑体"/>
         <w:b/>
         <w:bCs/>
       </w:rPr>
     </w:tblStylePr>
     <w:tblStylePr w:type="lastCol">
       <w:rPr>
+        <w:rFonts w:eastAsia="黑体"/>
         <w:b/>
         <w:bCs/>
       </w:rPr>
@@ -7254,6 +7712,7 @@
         <w:spacing w:after="0" w:before="0" w:line="240" w:lineRule="auto"/>
       </w:pPr>
       <w:rPr>
+        <w:rFonts w:eastAsia="黑体"/>
         <w:b/>
         <w:bCs/>
         <w:color w:themeColor="background1" w:val="FFFFFF"/>
@@ -7276,6 +7735,7 @@
         <w:spacing w:after="0" w:before="0" w:line="240" w:lineRule="auto"/>
       </w:pPr>
       <w:rPr>
+        <w:rFonts w:eastAsia="黑体"/>
         <w:b/>
         <w:bCs/>
       </w:rPr>
@@ -7293,12 +7753,14 @@
     </w:tblStylePr>
     <w:tblStylePr w:type="firstCol">
       <w:rPr>
+        <w:rFonts w:eastAsia="黑体"/>
         <w:b/>
         <w:bCs/>
       </w:rPr>
     </w:tblStylePr>
     <w:tblStylePr w:type="lastCol">
       <w:rPr>
+        <w:rFonts w:eastAsia="黑体"/>
         <w:b/>
         <w:bCs/>
       </w:rPr>
@@ -7360,6 +7822,7 @@
         <w:spacing w:after="0" w:before="0" w:line="240" w:lineRule="auto"/>
       </w:pPr>
       <w:rPr>
+        <w:rFonts w:eastAsia="黑体"/>
         <w:b/>
         <w:bCs/>
         <w:color w:themeColor="background1" w:val="FFFFFF"/>
@@ -7382,6 +7845,7 @@
         <w:spacing w:after="0" w:before="0" w:line="240" w:lineRule="auto"/>
       </w:pPr>
       <w:rPr>
+        <w:rFonts w:eastAsia="黑体"/>
         <w:b/>
         <w:bCs/>
       </w:rPr>
@@ -7399,12 +7863,14 @@
     </w:tblStylePr>
     <w:tblStylePr w:type="firstCol">
       <w:rPr>
+        <w:rFonts w:eastAsia="黑体"/>
         <w:b/>
         <w:bCs/>
       </w:rPr>
     </w:tblStylePr>
     <w:tblStylePr w:type="lastCol">
       <w:rPr>
+        <w:rFonts w:eastAsia="黑体"/>
         <w:b/>
         <w:bCs/>
       </w:rPr>
@@ -7466,6 +7932,7 @@
         <w:spacing w:after="0" w:before="0" w:line="240" w:lineRule="auto"/>
       </w:pPr>
       <w:rPr>
+        <w:rFonts w:eastAsia="黑体"/>
         <w:b/>
         <w:bCs/>
         <w:color w:themeColor="background1" w:val="FFFFFF"/>
@@ -7488,6 +7955,7 @@
         <w:spacing w:after="0" w:before="0" w:line="240" w:lineRule="auto"/>
       </w:pPr>
       <w:rPr>
+        <w:rFonts w:eastAsia="黑体"/>
         <w:b/>
         <w:bCs/>
       </w:rPr>
@@ -7505,12 +7973,14 @@
     </w:tblStylePr>
     <w:tblStylePr w:type="firstCol">
       <w:rPr>
+        <w:rFonts w:eastAsia="黑体"/>
         <w:b/>
         <w:bCs/>
       </w:rPr>
     </w:tblStylePr>
     <w:tblStylePr w:type="lastCol">
       <w:rPr>
+        <w:rFonts w:eastAsia="黑体"/>
         <w:b/>
         <w:bCs/>
       </w:rPr>
@@ -7572,6 +8042,7 @@
         <w:spacing w:after="0" w:before="0" w:line="240" w:lineRule="auto"/>
       </w:pPr>
       <w:rPr>
+        <w:rFonts w:eastAsia="黑体"/>
         <w:b/>
         <w:bCs/>
         <w:color w:themeColor="background1" w:val="FFFFFF"/>
@@ -7594,6 +8065,7 @@
         <w:spacing w:after="0" w:before="0" w:line="240" w:lineRule="auto"/>
       </w:pPr>
       <w:rPr>
+        <w:rFonts w:eastAsia="黑体"/>
         <w:b/>
         <w:bCs/>
       </w:rPr>
@@ -7611,12 +8083,14 @@
     </w:tblStylePr>
     <w:tblStylePr w:type="firstCol">
       <w:rPr>
+        <w:rFonts w:eastAsia="黑体"/>
         <w:b/>
         <w:bCs/>
       </w:rPr>
     </w:tblStylePr>
     <w:tblStylePr w:type="lastCol">
       <w:rPr>
+        <w:rFonts w:eastAsia="黑体"/>
         <w:b/>
         <w:bCs/>
       </w:rPr>
@@ -7678,6 +8152,7 @@
         <w:spacing w:after="0" w:before="0" w:line="240" w:lineRule="auto"/>
       </w:pPr>
       <w:rPr>
+        <w:rFonts w:eastAsia="黑体"/>
         <w:b/>
         <w:bCs/>
         <w:color w:themeColor="background1" w:val="FFFFFF"/>
@@ -7700,6 +8175,7 @@
         <w:spacing w:after="0" w:before="0" w:line="240" w:lineRule="auto"/>
       </w:pPr>
       <w:rPr>
+        <w:rFonts w:eastAsia="黑体"/>
         <w:b/>
         <w:bCs/>
       </w:rPr>
@@ -7717,12 +8193,14 @@
     </w:tblStylePr>
     <w:tblStylePr w:type="firstCol">
       <w:rPr>
+        <w:rFonts w:eastAsia="黑体"/>
         <w:b/>
         <w:bCs/>
       </w:rPr>
     </w:tblStylePr>
     <w:tblStylePr w:type="lastCol">
       <w:rPr>
+        <w:rFonts w:eastAsia="黑体"/>
         <w:b/>
         <w:bCs/>
       </w:rPr>
@@ -7784,6 +8262,7 @@
         <w:spacing w:after="0" w:before="0" w:line="240" w:lineRule="auto"/>
       </w:pPr>
       <w:rPr>
+        <w:rFonts w:eastAsia="黑体"/>
         <w:b/>
         <w:bCs/>
         <w:color w:themeColor="background1" w:val="FFFFFF"/>
@@ -7806,6 +8285,7 @@
         <w:spacing w:after="0" w:before="0" w:line="240" w:lineRule="auto"/>
       </w:pPr>
       <w:rPr>
+        <w:rFonts w:eastAsia="黑体"/>
         <w:b/>
         <w:bCs/>
       </w:rPr>
@@ -7823,12 +8303,14 @@
     </w:tblStylePr>
     <w:tblStylePr w:type="firstCol">
       <w:rPr>
+        <w:rFonts w:eastAsia="黑体"/>
         <w:b/>
         <w:bCs/>
       </w:rPr>
     </w:tblStylePr>
     <w:tblStylePr w:type="lastCol">
       <w:rPr>
+        <w:rFonts w:eastAsia="黑体"/>
         <w:b/>
         <w:bCs/>
       </w:rPr>
@@ -7887,6 +8369,7 @@
         <w:spacing w:after="0" w:before="0" w:line="240" w:lineRule="auto"/>
       </w:pPr>
       <w:rPr>
+        <w:rFonts w:eastAsia="黑体"/>
         <w:b/>
         <w:bCs/>
         <w:color w:themeColor="background1" w:val="FFFFFF"/>
@@ -7909,6 +8392,7 @@
         <w:spacing w:after="0" w:before="0" w:line="240" w:lineRule="auto"/>
       </w:pPr>
       <w:rPr>
+        <w:rFonts w:eastAsia="黑体"/>
         <w:color w:val="auto"/>
       </w:rPr>
       <w:tblPr/>
@@ -7926,6 +8410,7 @@
     </w:tblStylePr>
     <w:tblStylePr w:type="firstCol">
       <w:rPr>
+        <w:rFonts w:eastAsia="黑体"/>
         <w:b/>
         <w:bCs/>
         <w:color w:themeColor="background1" w:val="FFFFFF"/>
@@ -7945,6 +8430,7 @@
     </w:tblStylePr>
     <w:tblStylePr w:type="lastCol">
       <w:rPr>
+        <w:rFonts w:eastAsia="黑体"/>
         <w:b/>
         <w:bCs/>
         <w:color w:themeColor="background1" w:val="FFFFFF"/>
@@ -7993,6 +8479,7 @@
     </w:tblStylePr>
     <w:tblStylePr w:type="nwCell">
       <w:rPr>
+        <w:rFonts w:eastAsia="黑体"/>
         <w:color w:themeColor="background1" w:val="FFFFFF"/>
       </w:rPr>
       <w:tblPr/>
@@ -8036,6 +8523,7 @@
         <w:spacing w:after="0" w:before="0" w:line="240" w:lineRule="auto"/>
       </w:pPr>
       <w:rPr>
+        <w:rFonts w:eastAsia="黑体"/>
         <w:b/>
         <w:bCs/>
         <w:color w:themeColor="background1" w:val="FFFFFF"/>
@@ -8058,6 +8546,7 @@
         <w:spacing w:after="0" w:before="0" w:line="240" w:lineRule="auto"/>
       </w:pPr>
       <w:rPr>
+        <w:rFonts w:eastAsia="黑体"/>
         <w:color w:val="auto"/>
       </w:rPr>
       <w:tblPr/>
@@ -8075,6 +8564,7 @@
     </w:tblStylePr>
     <w:tblStylePr w:type="firstCol">
       <w:rPr>
+        <w:rFonts w:eastAsia="黑体"/>
         <w:b/>
         <w:bCs/>
         <w:color w:themeColor="background1" w:val="FFFFFF"/>
@@ -8094,6 +8584,7 @@
     </w:tblStylePr>
     <w:tblStylePr w:type="lastCol">
       <w:rPr>
+        <w:rFonts w:eastAsia="黑体"/>
         <w:b/>
         <w:bCs/>
         <w:color w:themeColor="background1" w:val="FFFFFF"/>
@@ -8142,6 +8633,7 @@
     </w:tblStylePr>
     <w:tblStylePr w:type="nwCell">
       <w:rPr>
+        <w:rFonts w:eastAsia="黑体"/>
         <w:color w:themeColor="background1" w:val="FFFFFF"/>
       </w:rPr>
       <w:tblPr/>
@@ -8185,6 +8677,7 @@
         <w:spacing w:after="0" w:before="0" w:line="240" w:lineRule="auto"/>
       </w:pPr>
       <w:rPr>
+        <w:rFonts w:eastAsia="黑体"/>
         <w:b/>
         <w:bCs/>
         <w:color w:themeColor="background1" w:val="FFFFFF"/>
@@ -8207,6 +8700,7 @@
         <w:spacing w:after="0" w:before="0" w:line="240" w:lineRule="auto"/>
       </w:pPr>
       <w:rPr>
+        <w:rFonts w:eastAsia="黑体"/>
         <w:color w:val="auto"/>
       </w:rPr>
       <w:tblPr/>
@@ -8224,6 +8718,7 @@
     </w:tblStylePr>
     <w:tblStylePr w:type="firstCol">
       <w:rPr>
+        <w:rFonts w:eastAsia="黑体"/>
         <w:b/>
         <w:bCs/>
         <w:color w:themeColor="background1" w:val="FFFFFF"/>
@@ -8243,6 +8738,7 @@
     </w:tblStylePr>
     <w:tblStylePr w:type="lastCol">
       <w:rPr>
+        <w:rFonts w:eastAsia="黑体"/>
         <w:b/>
         <w:bCs/>
         <w:color w:themeColor="background1" w:val="FFFFFF"/>
@@ -8291,6 +8787,7 @@
     </w:tblStylePr>
     <w:tblStylePr w:type="nwCell">
       <w:rPr>
+        <w:rFonts w:eastAsia="黑体"/>
         <w:color w:themeColor="background1" w:val="FFFFFF"/>
       </w:rPr>
       <w:tblPr/>
@@ -8334,6 +8831,7 @@
         <w:spacing w:after="0" w:before="0" w:line="240" w:lineRule="auto"/>
       </w:pPr>
       <w:rPr>
+        <w:rFonts w:eastAsia="黑体"/>
         <w:b/>
         <w:bCs/>
         <w:color w:themeColor="background1" w:val="FFFFFF"/>
@@ -8356,6 +8854,7 @@
         <w:spacing w:after="0" w:before="0" w:line="240" w:lineRule="auto"/>
       </w:pPr>
       <w:rPr>
+        <w:rFonts w:eastAsia="黑体"/>
         <w:color w:val="auto"/>
       </w:rPr>
       <w:tblPr/>
@@ -8373,6 +8872,7 @@
     </w:tblStylePr>
     <w:tblStylePr w:type="firstCol">
       <w:rPr>
+        <w:rFonts w:eastAsia="黑体"/>
         <w:b/>
         <w:bCs/>
         <w:color w:themeColor="background1" w:val="FFFFFF"/>
@@ -8392,6 +8892,7 @@
     </w:tblStylePr>
     <w:tblStylePr w:type="lastCol">
       <w:rPr>
+        <w:rFonts w:eastAsia="黑体"/>
         <w:b/>
         <w:bCs/>
         <w:color w:themeColor="background1" w:val="FFFFFF"/>
@@ -8440,6 +8941,7 @@
     </w:tblStylePr>
     <w:tblStylePr w:type="nwCell">
       <w:rPr>
+        <w:rFonts w:eastAsia="黑体"/>
         <w:color w:themeColor="background1" w:val="FFFFFF"/>
       </w:rPr>
       <w:tblPr/>
@@ -8483,6 +8985,7 @@
         <w:spacing w:after="0" w:before="0" w:line="240" w:lineRule="auto"/>
       </w:pPr>
       <w:rPr>
+        <w:rFonts w:eastAsia="黑体"/>
         <w:b/>
         <w:bCs/>
         <w:color w:themeColor="background1" w:val="FFFFFF"/>
@@ -8505,6 +9008,7 @@
         <w:spacing w:after="0" w:before="0" w:line="240" w:lineRule="auto"/>
       </w:pPr>
       <w:rPr>
+        <w:rFonts w:eastAsia="黑体"/>
         <w:color w:val="auto"/>
       </w:rPr>
       <w:tblPr/>
@@ -8522,6 +9026,7 @@
     </w:tblStylePr>
     <w:tblStylePr w:type="firstCol">
       <w:rPr>
+        <w:rFonts w:eastAsia="黑体"/>
         <w:b/>
         <w:bCs/>
         <w:color w:themeColor="background1" w:val="FFFFFF"/>
@@ -8541,6 +9046,7 @@
     </w:tblStylePr>
     <w:tblStylePr w:type="lastCol">
       <w:rPr>
+        <w:rFonts w:eastAsia="黑体"/>
         <w:b/>
         <w:bCs/>
         <w:color w:themeColor="background1" w:val="FFFFFF"/>
@@ -8589,6 +9095,7 @@
     </w:tblStylePr>
     <w:tblStylePr w:type="nwCell">
       <w:rPr>
+        <w:rFonts w:eastAsia="黑体"/>
         <w:color w:themeColor="background1" w:val="FFFFFF"/>
       </w:rPr>
       <w:tblPr/>
@@ -8632,6 +9139,7 @@
         <w:spacing w:after="0" w:before="0" w:line="240" w:lineRule="auto"/>
       </w:pPr>
       <w:rPr>
+        <w:rFonts w:eastAsia="黑体"/>
         <w:b/>
         <w:bCs/>
         <w:color w:themeColor="background1" w:val="FFFFFF"/>
@@ -8654,6 +9162,7 @@
         <w:spacing w:after="0" w:before="0" w:line="240" w:lineRule="auto"/>
       </w:pPr>
       <w:rPr>
+        <w:rFonts w:eastAsia="黑体"/>
         <w:color w:val="auto"/>
       </w:rPr>
       <w:tblPr/>
@@ -8671,6 +9180,7 @@
     </w:tblStylePr>
     <w:tblStylePr w:type="firstCol">
       <w:rPr>
+        <w:rFonts w:eastAsia="黑体"/>
         <w:b/>
         <w:bCs/>
         <w:color w:themeColor="background1" w:val="FFFFFF"/>
@@ -8690,6 +9200,7 @@
     </w:tblStylePr>
     <w:tblStylePr w:type="lastCol">
       <w:rPr>
+        <w:rFonts w:eastAsia="黑体"/>
         <w:b/>
         <w:bCs/>
         <w:color w:themeColor="background1" w:val="FFFFFF"/>
@@ -8738,6 +9249,7 @@
     </w:tblStylePr>
     <w:tblStylePr w:type="nwCell">
       <w:rPr>
+        <w:rFonts w:eastAsia="黑体"/>
         <w:color w:themeColor="background1" w:val="FFFFFF"/>
       </w:rPr>
       <w:tblPr/>
@@ -8781,6 +9293,7 @@
         <w:spacing w:after="0" w:before="0" w:line="240" w:lineRule="auto"/>
       </w:pPr>
       <w:rPr>
+        <w:rFonts w:eastAsia="黑体"/>
         <w:b/>
         <w:bCs/>
         <w:color w:themeColor="background1" w:val="FFFFFF"/>
@@ -8803,6 +9316,7 @@
         <w:spacing w:after="0" w:before="0" w:line="240" w:lineRule="auto"/>
       </w:pPr>
       <w:rPr>
+        <w:rFonts w:eastAsia="黑体"/>
         <w:color w:val="auto"/>
       </w:rPr>
       <w:tblPr/>
@@ -8820,6 +9334,7 @@
     </w:tblStylePr>
     <w:tblStylePr w:type="firstCol">
       <w:rPr>
+        <w:rFonts w:eastAsia="黑体"/>
         <w:b/>
         <w:bCs/>
         <w:color w:themeColor="background1" w:val="FFFFFF"/>
@@ -8839,6 +9354,7 @@
     </w:tblStylePr>
     <w:tblStylePr w:type="lastCol">
       <w:rPr>
+        <w:rFonts w:eastAsia="黑体"/>
         <w:b/>
         <w:bCs/>
         <w:color w:themeColor="background1" w:val="FFFFFF"/>
@@ -8887,6 +9403,7 @@
     </w:tblStylePr>
     <w:tblStylePr w:type="nwCell">
       <w:rPr>
+        <w:rFonts w:eastAsia="黑体"/>
         <w:color w:themeColor="background1" w:val="FFFFFF"/>
       </w:rPr>
       <w:tblPr/>
@@ -8911,6 +9428,7 @@
       <w:spacing w:after="0" w:line="240" w:lineRule="auto"/>
     </w:pPr>
     <w:rPr>
+      <w:rFonts w:eastAsia="黑体"/>
       <w:color w:themeColor="text1" w:val="000000"/>
     </w:rPr>
     <w:tblPr>
@@ -8930,7 +9448,7 @@
     </w:tblPr>
     <w:tblStylePr w:type="firstRow">
       <w:rPr>
-        <w:rFonts w:asciiTheme="majorHAnsi" w:cstheme="majorBidi" w:eastAsiaTheme="majorEastAsia" w:hAnsiTheme="majorHAnsi"/>
+        <w:rFonts w:asciiTheme="majorHAnsi" w:cstheme="majorBidi" w:hAnsiTheme="majorHAnsi" w:eastAsia="黑体"/>
       </w:rPr>
       <w:tblPr/>
       <w:tcPr>
@@ -8942,6 +9460,7 @@
     </w:tblStylePr>
     <w:tblStylePr w:type="lastRow">
       <w:rPr>
+        <w:rFonts w:eastAsia="黑体"/>
         <w:b/>
         <w:bCs/>
         <w:color w:themeColor="text2" w:val="1F497D"/>
@@ -8956,12 +9475,14 @@
     </w:tblStylePr>
     <w:tblStylePr w:type="firstCol">
       <w:rPr>
+        <w:rFonts w:eastAsia="黑体"/>
         <w:b/>
         <w:bCs/>
       </w:rPr>
     </w:tblStylePr>
     <w:tblStylePr w:type="lastCol">
       <w:rPr>
+        <w:rFonts w:eastAsia="黑体"/>
         <w:b/>
         <w:bCs/>
       </w:rPr>
@@ -8995,6 +9516,7 @@
       <w:spacing w:after="0" w:line="240" w:lineRule="auto"/>
     </w:pPr>
     <w:rPr>
+      <w:rFonts w:eastAsia="黑体"/>
       <w:color w:themeColor="text1" w:val="000000"/>
     </w:rPr>
     <w:tblPr>
@@ -9014,7 +9536,7 @@
     </w:tblPr>
     <w:tblStylePr w:type="firstRow">
       <w:rPr>
-        <w:rFonts w:asciiTheme="majorHAnsi" w:cstheme="majorBidi" w:eastAsiaTheme="majorEastAsia" w:hAnsiTheme="majorHAnsi"/>
+        <w:rFonts w:asciiTheme="majorHAnsi" w:cstheme="majorBidi" w:hAnsiTheme="majorHAnsi" w:eastAsia="黑体"/>
       </w:rPr>
       <w:tblPr/>
       <w:tcPr>
@@ -9026,6 +9548,7 @@
     </w:tblStylePr>
     <w:tblStylePr w:type="lastRow">
       <w:rPr>
+        <w:rFonts w:eastAsia="黑体"/>
         <w:b/>
         <w:bCs/>
         <w:color w:themeColor="text2" w:val="1F497D"/>
@@ -9040,12 +9563,14 @@
     </w:tblStylePr>
     <w:tblStylePr w:type="firstCol">
       <w:rPr>
+        <w:rFonts w:eastAsia="黑体"/>
         <w:b/>
         <w:bCs/>
       </w:rPr>
     </w:tblStylePr>
     <w:tblStylePr w:type="lastCol">
       <w:rPr>
+        <w:rFonts w:eastAsia="黑体"/>
         <w:b/>
         <w:bCs/>
       </w:rPr>
@@ -9079,6 +9604,7 @@
       <w:spacing w:after="0" w:line="240" w:lineRule="auto"/>
     </w:pPr>
     <w:rPr>
+      <w:rFonts w:eastAsia="黑体"/>
       <w:color w:themeColor="text1" w:val="000000"/>
     </w:rPr>
     <w:tblPr>
@@ -9098,7 +9624,7 @@
     </w:tblPr>
     <w:tblStylePr w:type="firstRow">
       <w:rPr>
-        <w:rFonts w:asciiTheme="majorHAnsi" w:cstheme="majorBidi" w:eastAsiaTheme="majorEastAsia" w:hAnsiTheme="majorHAnsi"/>
+        <w:rFonts w:asciiTheme="majorHAnsi" w:cstheme="majorBidi" w:hAnsiTheme="majorHAnsi" w:eastAsia="黑体"/>
       </w:rPr>
       <w:tblPr/>
       <w:tcPr>
@@ -9110,6 +9636,7 @@
     </w:tblStylePr>
     <w:tblStylePr w:type="lastRow">
       <w:rPr>
+        <w:rFonts w:eastAsia="黑体"/>
         <w:b/>
         <w:bCs/>
         <w:color w:themeColor="text2" w:val="1F497D"/>
@@ -9124,12 +9651,14 @@
     </w:tblStylePr>
     <w:tblStylePr w:type="firstCol">
       <w:rPr>
+        <w:rFonts w:eastAsia="黑体"/>
         <w:b/>
         <w:bCs/>
       </w:rPr>
     </w:tblStylePr>
     <w:tblStylePr w:type="lastCol">
       <w:rPr>
+        <w:rFonts w:eastAsia="黑体"/>
         <w:b/>
         <w:bCs/>
       </w:rPr>
@@ -9163,6 +9692,7 @@
       <w:spacing w:after="0" w:line="240" w:lineRule="auto"/>
     </w:pPr>
     <w:rPr>
+      <w:rFonts w:eastAsia="黑体"/>
       <w:color w:themeColor="text1" w:val="000000"/>
     </w:rPr>
     <w:tblPr>
@@ -9182,7 +9712,7 @@
     </w:tblPr>
     <w:tblStylePr w:type="firstRow">
       <w:rPr>
-        <w:rFonts w:asciiTheme="majorHAnsi" w:cstheme="majorBidi" w:eastAsiaTheme="majorEastAsia" w:hAnsiTheme="majorHAnsi"/>
+        <w:rFonts w:asciiTheme="majorHAnsi" w:cstheme="majorBidi" w:hAnsiTheme="majorHAnsi" w:eastAsia="黑体"/>
       </w:rPr>
       <w:tblPr/>
       <w:tcPr>
@@ -9194,6 +9724,7 @@
     </w:tblStylePr>
     <w:tblStylePr w:type="lastRow">
       <w:rPr>
+        <w:rFonts w:eastAsia="黑体"/>
         <w:b/>
         <w:bCs/>
         <w:color w:themeColor="text2" w:val="1F497D"/>
@@ -9208,12 +9739,14 @@
     </w:tblStylePr>
     <w:tblStylePr w:type="firstCol">
       <w:rPr>
+        <w:rFonts w:eastAsia="黑体"/>
         <w:b/>
         <w:bCs/>
       </w:rPr>
     </w:tblStylePr>
     <w:tblStylePr w:type="lastCol">
       <w:rPr>
+        <w:rFonts w:eastAsia="黑体"/>
         <w:b/>
         <w:bCs/>
       </w:rPr>
@@ -9247,6 +9780,7 @@
       <w:spacing w:after="0" w:line="240" w:lineRule="auto"/>
     </w:pPr>
     <w:rPr>
+      <w:rFonts w:eastAsia="黑体"/>
       <w:color w:themeColor="text1" w:val="000000"/>
     </w:rPr>
     <w:tblPr>
@@ -9266,7 +9800,7 @@
     </w:tblPr>
     <w:tblStylePr w:type="firstRow">
       <w:rPr>
-        <w:rFonts w:asciiTheme="majorHAnsi" w:cstheme="majorBidi" w:eastAsiaTheme="majorEastAsia" w:hAnsiTheme="majorHAnsi"/>
+        <w:rFonts w:asciiTheme="majorHAnsi" w:cstheme="majorBidi" w:hAnsiTheme="majorHAnsi" w:eastAsia="黑体"/>
       </w:rPr>
       <w:tblPr/>
       <w:tcPr>
@@ -9278,6 +9812,7 @@
     </w:tblStylePr>
     <w:tblStylePr w:type="lastRow">
       <w:rPr>
+        <w:rFonts w:eastAsia="黑体"/>
         <w:b/>
         <w:bCs/>
         <w:color w:themeColor="text2" w:val="1F497D"/>
@@ -9292,12 +9827,14 @@
     </w:tblStylePr>
     <w:tblStylePr w:type="firstCol">
       <w:rPr>
+        <w:rFonts w:eastAsia="黑体"/>
         <w:b/>
         <w:bCs/>
       </w:rPr>
     </w:tblStylePr>
     <w:tblStylePr w:type="lastCol">
       <w:rPr>
+        <w:rFonts w:eastAsia="黑体"/>
         <w:b/>
         <w:bCs/>
       </w:rPr>
@@ -9331,6 +9868,7 @@
       <w:spacing w:after="0" w:line="240" w:lineRule="auto"/>
     </w:pPr>
     <w:rPr>
+      <w:rFonts w:eastAsia="黑体"/>
       <w:color w:themeColor="text1" w:val="000000"/>
     </w:rPr>
     <w:tblPr>
@@ -9350,7 +9888,7 @@
     </w:tblPr>
     <w:tblStylePr w:type="firstRow">
       <w:rPr>
-        <w:rFonts w:asciiTheme="majorHAnsi" w:cstheme="majorBidi" w:eastAsiaTheme="majorEastAsia" w:hAnsiTheme="majorHAnsi"/>
+        <w:rFonts w:asciiTheme="majorHAnsi" w:cstheme="majorBidi" w:hAnsiTheme="majorHAnsi" w:eastAsia="黑体"/>
       </w:rPr>
       <w:tblPr/>
       <w:tcPr>
@@ -9362,6 +9900,7 @@
     </w:tblStylePr>
     <w:tblStylePr w:type="lastRow">
       <w:rPr>
+        <w:rFonts w:eastAsia="黑体"/>
         <w:b/>
         <w:bCs/>
         <w:color w:themeColor="text2" w:val="1F497D"/>
@@ -9376,12 +9915,14 @@
     </w:tblStylePr>
     <w:tblStylePr w:type="firstCol">
       <w:rPr>
+        <w:rFonts w:eastAsia="黑体"/>
         <w:b/>
         <w:bCs/>
       </w:rPr>
     </w:tblStylePr>
     <w:tblStylePr w:type="lastCol">
       <w:rPr>
+        <w:rFonts w:eastAsia="黑体"/>
         <w:b/>
         <w:bCs/>
       </w:rPr>
@@ -9415,6 +9956,7 @@
       <w:spacing w:after="0" w:line="240" w:lineRule="auto"/>
     </w:pPr>
     <w:rPr>
+      <w:rFonts w:eastAsia="黑体"/>
       <w:color w:themeColor="text1" w:val="000000"/>
     </w:rPr>
     <w:tblPr>
@@ -9434,7 +9976,7 @@
     </w:tblPr>
     <w:tblStylePr w:type="firstRow">
       <w:rPr>
-        <w:rFonts w:asciiTheme="majorHAnsi" w:cstheme="majorBidi" w:eastAsiaTheme="majorEastAsia" w:hAnsiTheme="majorHAnsi"/>
+        <w:rFonts w:asciiTheme="majorHAnsi" w:cstheme="majorBidi" w:hAnsiTheme="majorHAnsi" w:eastAsia="黑体"/>
       </w:rPr>
       <w:tblPr/>
       <w:tcPr>
@@ -9446,6 +9988,7 @@
     </w:tblStylePr>
     <w:tblStylePr w:type="lastRow">
       <w:rPr>
+        <w:rFonts w:eastAsia="黑体"/>
         <w:b/>
         <w:bCs/>
         <w:color w:themeColor="text2" w:val="1F497D"/>
@@ -9460,12 +10003,14 @@
     </w:tblStylePr>
     <w:tblStylePr w:type="firstCol">
       <w:rPr>
+        <w:rFonts w:eastAsia="黑体"/>
         <w:b/>
         <w:bCs/>
       </w:rPr>
     </w:tblStylePr>
     <w:tblStylePr w:type="lastCol">
       <w:rPr>
+        <w:rFonts w:eastAsia="黑体"/>
         <w:b/>
         <w:bCs/>
       </w:rPr>
@@ -9499,7 +10044,7 @@
       <w:spacing w:after="0" w:line="240" w:lineRule="auto"/>
     </w:pPr>
     <w:rPr>
-      <w:rFonts w:asciiTheme="majorHAnsi" w:cstheme="majorBidi" w:eastAsiaTheme="majorEastAsia" w:hAnsiTheme="majorHAnsi"/>
+      <w:rFonts w:asciiTheme="majorHAnsi" w:cstheme="majorBidi" w:hAnsiTheme="majorHAnsi" w:eastAsia="黑体"/>
       <w:color w:themeColor="text1" w:val="000000"/>
     </w:rPr>
     <w:tblPr>
@@ -9521,6 +10066,7 @@
     </w:tblPr>
     <w:tblStylePr w:type="firstRow">
       <w:rPr>
+        <w:rFonts w:eastAsia="黑体"/>
         <w:sz w:val="24"/>
         <w:szCs w:val="24"/>
       </w:rPr>
@@ -9627,7 +10173,7 @@
       <w:spacing w:after="0" w:line="240" w:lineRule="auto"/>
     </w:pPr>
     <w:rPr>
-      <w:rFonts w:asciiTheme="majorHAnsi" w:cstheme="majorBidi" w:eastAsiaTheme="majorEastAsia" w:hAnsiTheme="majorHAnsi"/>
+      <w:rFonts w:asciiTheme="majorHAnsi" w:cstheme="majorBidi" w:hAnsiTheme="majorHAnsi" w:eastAsia="黑体"/>
       <w:color w:themeColor="text1" w:val="000000"/>
     </w:rPr>
     <w:tblPr>
@@ -9649,6 +10195,7 @@
     </w:tblPr>
     <w:tblStylePr w:type="firstRow">
       <w:rPr>
+        <w:rFonts w:eastAsia="黑体"/>
         <w:sz w:val="24"/>
         <w:szCs w:val="24"/>
       </w:rPr>
@@ -9755,7 +10302,7 @@
       <w:spacing w:after="0" w:line="240" w:lineRule="auto"/>
     </w:pPr>
     <w:rPr>
-      <w:rFonts w:asciiTheme="majorHAnsi" w:cstheme="majorBidi" w:eastAsiaTheme="majorEastAsia" w:hAnsiTheme="majorHAnsi"/>
+      <w:rFonts w:asciiTheme="majorHAnsi" w:cstheme="majorBidi" w:hAnsiTheme="majorHAnsi" w:eastAsia="黑体"/>
       <w:color w:themeColor="text1" w:val="000000"/>
     </w:rPr>
     <w:tblPr>
@@ -9777,6 +10324,7 @@
     </w:tblPr>
     <w:tblStylePr w:type="firstRow">
       <w:rPr>
+        <w:rFonts w:eastAsia="黑体"/>
         <w:sz w:val="24"/>
         <w:szCs w:val="24"/>
       </w:rPr>
@@ -9883,7 +10431,7 @@
       <w:spacing w:after="0" w:line="240" w:lineRule="auto"/>
     </w:pPr>
     <w:rPr>
-      <w:rFonts w:asciiTheme="majorHAnsi" w:cstheme="majorBidi" w:eastAsiaTheme="majorEastAsia" w:hAnsiTheme="majorHAnsi"/>
+      <w:rFonts w:asciiTheme="majorHAnsi" w:cstheme="majorBidi" w:hAnsiTheme="majorHAnsi" w:eastAsia="黑体"/>
       <w:color w:themeColor="text1" w:val="000000"/>
     </w:rPr>
     <w:tblPr>
@@ -9905,6 +10453,7 @@
     </w:tblPr>
     <w:tblStylePr w:type="firstRow">
       <w:rPr>
+        <w:rFonts w:eastAsia="黑体"/>
         <w:sz w:val="24"/>
         <w:szCs w:val="24"/>
       </w:rPr>
@@ -10011,7 +10560,7 @@
       <w:spacing w:after="0" w:line="240" w:lineRule="auto"/>
     </w:pPr>
     <w:rPr>
-      <w:rFonts w:asciiTheme="majorHAnsi" w:cstheme="majorBidi" w:eastAsiaTheme="majorEastAsia" w:hAnsiTheme="majorHAnsi"/>
+      <w:rFonts w:asciiTheme="majorHAnsi" w:cstheme="majorBidi" w:hAnsiTheme="majorHAnsi" w:eastAsia="黑体"/>
       <w:color w:themeColor="text1" w:val="000000"/>
     </w:rPr>
     <w:tblPr>
@@ -10033,6 +10582,7 @@
     </w:tblPr>
     <w:tblStylePr w:type="firstRow">
       <w:rPr>
+        <w:rFonts w:eastAsia="黑体"/>
         <w:sz w:val="24"/>
         <w:szCs w:val="24"/>
       </w:rPr>
@@ -10139,7 +10689,7 @@
       <w:spacing w:after="0" w:line="240" w:lineRule="auto"/>
     </w:pPr>
     <w:rPr>
-      <w:rFonts w:asciiTheme="majorHAnsi" w:cstheme="majorBidi" w:eastAsiaTheme="majorEastAsia" w:hAnsiTheme="majorHAnsi"/>
+      <w:rFonts w:asciiTheme="majorHAnsi" w:cstheme="majorBidi" w:hAnsiTheme="majorHAnsi" w:eastAsia="黑体"/>
       <w:color w:themeColor="text1" w:val="000000"/>
     </w:rPr>
     <w:tblPr>
@@ -10161,6 +10711,7 @@
     </w:tblPr>
     <w:tblStylePr w:type="firstRow">
       <w:rPr>
+        <w:rFonts w:eastAsia="黑体"/>
         <w:sz w:val="24"/>
         <w:szCs w:val="24"/>
       </w:rPr>
@@ -10267,7 +10818,7 @@
       <w:spacing w:after="0" w:line="240" w:lineRule="auto"/>
     </w:pPr>
     <w:rPr>
-      <w:rFonts w:asciiTheme="majorHAnsi" w:cstheme="majorBidi" w:eastAsiaTheme="majorEastAsia" w:hAnsiTheme="majorHAnsi"/>
+      <w:rFonts w:asciiTheme="majorHAnsi" w:cstheme="majorBidi" w:hAnsiTheme="majorHAnsi" w:eastAsia="黑体"/>
       <w:color w:themeColor="text1" w:val="000000"/>
     </w:rPr>
     <w:tblPr>
@@ -10289,6 +10840,7 @@
     </w:tblPr>
     <w:tblStylePr w:type="firstRow">
       <w:rPr>
+        <w:rFonts w:eastAsia="黑体"/>
         <w:sz w:val="24"/>
         <w:szCs w:val="24"/>
       </w:rPr>
@@ -10418,12 +10970,14 @@
     </w:tcPr>
     <w:tblStylePr w:type="firstRow">
       <w:rPr>
+        <w:rFonts w:eastAsia="黑体"/>
         <w:b/>
         <w:bCs/>
       </w:rPr>
     </w:tblStylePr>
     <w:tblStylePr w:type="lastRow">
       <w:rPr>
+        <w:rFonts w:eastAsia="黑体"/>
         <w:b/>
         <w:bCs/>
       </w:rPr>
@@ -10436,12 +10990,14 @@
     </w:tblStylePr>
     <w:tblStylePr w:type="firstCol">
       <w:rPr>
+        <w:rFonts w:eastAsia="黑体"/>
         <w:b/>
         <w:bCs/>
       </w:rPr>
     </w:tblStylePr>
     <w:tblStylePr w:type="lastCol">
       <w:rPr>
+        <w:rFonts w:eastAsia="黑体"/>
         <w:b/>
         <w:bCs/>
       </w:rPr>
@@ -10491,12 +11047,14 @@
     </w:tcPr>
     <w:tblStylePr w:type="firstRow">
       <w:rPr>
+        <w:rFonts w:eastAsia="黑体"/>
         <w:b/>
         <w:bCs/>
       </w:rPr>
     </w:tblStylePr>
     <w:tblStylePr w:type="lastRow">
       <w:rPr>
+        <w:rFonts w:eastAsia="黑体"/>
         <w:b/>
         <w:bCs/>
       </w:rPr>
@@ -10509,12 +11067,14 @@
     </w:tblStylePr>
     <w:tblStylePr w:type="firstCol">
       <w:rPr>
+        <w:rFonts w:eastAsia="黑体"/>
         <w:b/>
         <w:bCs/>
       </w:rPr>
     </w:tblStylePr>
     <w:tblStylePr w:type="lastCol">
       <w:rPr>
+        <w:rFonts w:eastAsia="黑体"/>
         <w:b/>
         <w:bCs/>
       </w:rPr>
@@ -10564,12 +11124,14 @@
     </w:tcPr>
     <w:tblStylePr w:type="firstRow">
       <w:rPr>
+        <w:rFonts w:eastAsia="黑体"/>
         <w:b/>
         <w:bCs/>
       </w:rPr>
     </w:tblStylePr>
     <w:tblStylePr w:type="lastRow">
       <w:rPr>
+        <w:rFonts w:eastAsia="黑体"/>
         <w:b/>
         <w:bCs/>
       </w:rPr>
@@ -10582,12 +11144,14 @@
     </w:tblStylePr>
     <w:tblStylePr w:type="firstCol">
       <w:rPr>
+        <w:rFonts w:eastAsia="黑体"/>
         <w:b/>
         <w:bCs/>
       </w:rPr>
     </w:tblStylePr>
     <w:tblStylePr w:type="lastCol">
       <w:rPr>
+        <w:rFonts w:eastAsia="黑体"/>
         <w:b/>
         <w:bCs/>
       </w:rPr>
@@ -10637,12 +11201,14 @@
     </w:tcPr>
     <w:tblStylePr w:type="firstRow">
       <w:rPr>
+        <w:rFonts w:eastAsia="黑体"/>
         <w:b/>
         <w:bCs/>
       </w:rPr>
     </w:tblStylePr>
     <w:tblStylePr w:type="lastRow">
       <w:rPr>
+        <w:rFonts w:eastAsia="黑体"/>
         <w:b/>
         <w:bCs/>
       </w:rPr>
@@ -10655,12 +11221,14 @@
     </w:tblStylePr>
     <w:tblStylePr w:type="firstCol">
       <w:rPr>
+        <w:rFonts w:eastAsia="黑体"/>
         <w:b/>
         <w:bCs/>
       </w:rPr>
     </w:tblStylePr>
     <w:tblStylePr w:type="lastCol">
       <w:rPr>
+        <w:rFonts w:eastAsia="黑体"/>
         <w:b/>
         <w:bCs/>
       </w:rPr>
@@ -10710,12 +11278,14 @@
     </w:tcPr>
     <w:tblStylePr w:type="firstRow">
       <w:rPr>
+        <w:rFonts w:eastAsia="黑体"/>
         <w:b/>
         <w:bCs/>
       </w:rPr>
     </w:tblStylePr>
     <w:tblStylePr w:type="lastRow">
       <w:rPr>
+        <w:rFonts w:eastAsia="黑体"/>
         <w:b/>
         <w:bCs/>
       </w:rPr>
@@ -10728,12 +11298,14 @@
     </w:tblStylePr>
     <w:tblStylePr w:type="firstCol">
       <w:rPr>
+        <w:rFonts w:eastAsia="黑体"/>
         <w:b/>
         <w:bCs/>
       </w:rPr>
     </w:tblStylePr>
     <w:tblStylePr w:type="lastCol">
       <w:rPr>
+        <w:rFonts w:eastAsia="黑体"/>
         <w:b/>
         <w:bCs/>
       </w:rPr>
@@ -10783,12 +11355,14 @@
     </w:tcPr>
     <w:tblStylePr w:type="firstRow">
       <w:rPr>
+        <w:rFonts w:eastAsia="黑体"/>
         <w:b/>
         <w:bCs/>
       </w:rPr>
     </w:tblStylePr>
     <w:tblStylePr w:type="lastRow">
       <w:rPr>
+        <w:rFonts w:eastAsia="黑体"/>
         <w:b/>
         <w:bCs/>
       </w:rPr>
@@ -10801,12 +11375,14 @@
     </w:tblStylePr>
     <w:tblStylePr w:type="firstCol">
       <w:rPr>
+        <w:rFonts w:eastAsia="黑体"/>
         <w:b/>
         <w:bCs/>
       </w:rPr>
     </w:tblStylePr>
     <w:tblStylePr w:type="lastCol">
       <w:rPr>
+        <w:rFonts w:eastAsia="黑体"/>
         <w:b/>
         <w:bCs/>
       </w:rPr>
@@ -10856,12 +11432,14 @@
     </w:tcPr>
     <w:tblStylePr w:type="firstRow">
       <w:rPr>
+        <w:rFonts w:eastAsia="黑体"/>
         <w:b/>
         <w:bCs/>
       </w:rPr>
     </w:tblStylePr>
     <w:tblStylePr w:type="lastRow">
       <w:rPr>
+        <w:rFonts w:eastAsia="黑体"/>
         <w:b/>
         <w:bCs/>
       </w:rPr>
@@ -10874,12 +11452,14 @@
     </w:tblStylePr>
     <w:tblStylePr w:type="firstCol">
       <w:rPr>
+        <w:rFonts w:eastAsia="黑体"/>
         <w:b/>
         <w:bCs/>
       </w:rPr>
     </w:tblStylePr>
     <w:tblStylePr w:type="lastCol">
       <w:rPr>
+        <w:rFonts w:eastAsia="黑体"/>
         <w:b/>
         <w:bCs/>
       </w:rPr>
@@ -10906,7 +11486,7 @@
       <w:spacing w:after="0" w:line="240" w:lineRule="auto"/>
     </w:pPr>
     <w:rPr>
-      <w:rFonts w:asciiTheme="majorHAnsi" w:cstheme="majorBidi" w:eastAsiaTheme="majorEastAsia" w:hAnsiTheme="majorHAnsi"/>
+      <w:rFonts w:asciiTheme="majorHAnsi" w:cstheme="majorBidi" w:hAnsiTheme="majorHAnsi" w:eastAsia="黑体"/>
       <w:color w:themeColor="text1" w:val="000000"/>
     </w:rPr>
     <w:tblPr>
@@ -10933,6 +11513,7 @@
     </w:tcPr>
     <w:tblStylePr w:type="firstRow">
       <w:rPr>
+        <w:rFonts w:eastAsia="黑体"/>
         <w:b/>
         <w:bCs/>
         <w:color w:themeColor="text1" w:val="000000"/>
@@ -10944,6 +11525,7 @@
     </w:tblStylePr>
     <w:tblStylePr w:type="lastRow">
       <w:rPr>
+        <w:rFonts w:eastAsia="黑体"/>
         <w:b/>
         <w:bCs/>
         <w:color w:themeColor="text1" w:val="000000"/>
@@ -10963,6 +11545,7 @@
     </w:tblStylePr>
     <w:tblStylePr w:type="firstCol">
       <w:rPr>
+        <w:rFonts w:eastAsia="黑体"/>
         <w:b/>
         <w:bCs/>
         <w:color w:themeColor="text1" w:val="000000"/>
@@ -10982,6 +11565,7 @@
     </w:tblStylePr>
     <w:tblStylePr w:type="lastCol">
       <w:rPr>
+        <w:rFonts w:eastAsia="黑体"/>
         <w:b w:val="0"/>
         <w:bCs w:val="0"/>
         <w:color w:themeColor="text1" w:val="000000"/>
@@ -11031,7 +11615,7 @@
       <w:spacing w:after="0" w:line="240" w:lineRule="auto"/>
     </w:pPr>
     <w:rPr>
-      <w:rFonts w:asciiTheme="majorHAnsi" w:cstheme="majorBidi" w:eastAsiaTheme="majorEastAsia" w:hAnsiTheme="majorHAnsi"/>
+      <w:rFonts w:asciiTheme="majorHAnsi" w:cstheme="majorBidi" w:hAnsiTheme="majorHAnsi" w:eastAsia="黑体"/>
       <w:color w:themeColor="text1" w:val="000000"/>
     </w:rPr>
     <w:tblPr>
@@ -11058,6 +11642,7 @@
     </w:tcPr>
     <w:tblStylePr w:type="firstRow">
       <w:rPr>
+        <w:rFonts w:eastAsia="黑体"/>
         <w:b/>
         <w:bCs/>
         <w:color w:themeColor="text1" w:val="000000"/>
@@ -11069,6 +11654,7 @@
     </w:tblStylePr>
     <w:tblStylePr w:type="lastRow">
       <w:rPr>
+        <w:rFonts w:eastAsia="黑体"/>
         <w:b/>
         <w:bCs/>
         <w:color w:themeColor="text1" w:val="000000"/>
@@ -11088,6 +11674,7 @@
     </w:tblStylePr>
     <w:tblStylePr w:type="firstCol">
       <w:rPr>
+        <w:rFonts w:eastAsia="黑体"/>
         <w:b/>
         <w:bCs/>
         <w:color w:themeColor="text1" w:val="000000"/>
@@ -11107,6 +11694,7 @@
     </w:tblStylePr>
     <w:tblStylePr w:type="lastCol">
       <w:rPr>
+        <w:rFonts w:eastAsia="黑体"/>
         <w:b w:val="0"/>
         <w:bCs w:val="0"/>
         <w:color w:themeColor="text1" w:val="000000"/>
@@ -11156,7 +11744,7 @@
       <w:spacing w:after="0" w:line="240" w:lineRule="auto"/>
     </w:pPr>
     <w:rPr>
-      <w:rFonts w:asciiTheme="majorHAnsi" w:cstheme="majorBidi" w:eastAsiaTheme="majorEastAsia" w:hAnsiTheme="majorHAnsi"/>
+      <w:rFonts w:asciiTheme="majorHAnsi" w:cstheme="majorBidi" w:hAnsiTheme="majorHAnsi" w:eastAsia="黑体"/>
       <w:color w:themeColor="text1" w:val="000000"/>
     </w:rPr>
     <w:tblPr>
@@ -11183,6 +11771,7 @@
     </w:tcPr>
     <w:tblStylePr w:type="firstRow">
       <w:rPr>
+        <w:rFonts w:eastAsia="黑体"/>
         <w:b/>
         <w:bCs/>
         <w:color w:themeColor="text1" w:val="000000"/>
@@ -11194,6 +11783,7 @@
     </w:tblStylePr>
     <w:tblStylePr w:type="lastRow">
       <w:rPr>
+        <w:rFonts w:eastAsia="黑体"/>
         <w:b/>
         <w:bCs/>
         <w:color w:themeColor="text1" w:val="000000"/>
@@ -11213,6 +11803,7 @@
     </w:tblStylePr>
     <w:tblStylePr w:type="firstCol">
       <w:rPr>
+        <w:rFonts w:eastAsia="黑体"/>
         <w:b/>
         <w:bCs/>
         <w:color w:themeColor="text1" w:val="000000"/>
@@ -11232,6 +11823,7 @@
     </w:tblStylePr>
     <w:tblStylePr w:type="lastCol">
       <w:rPr>
+        <w:rFonts w:eastAsia="黑体"/>
         <w:b w:val="0"/>
         <w:bCs w:val="0"/>
         <w:color w:themeColor="text1" w:val="000000"/>
@@ -11281,7 +11873,7 @@
       <w:spacing w:after="0" w:line="240" w:lineRule="auto"/>
     </w:pPr>
     <w:rPr>
-      <w:rFonts w:asciiTheme="majorHAnsi" w:cstheme="majorBidi" w:eastAsiaTheme="majorEastAsia" w:hAnsiTheme="majorHAnsi"/>
+      <w:rFonts w:asciiTheme="majorHAnsi" w:cstheme="majorBidi" w:hAnsiTheme="majorHAnsi" w:eastAsia="黑体"/>
       <w:color w:themeColor="text1" w:val="000000"/>
     </w:rPr>
     <w:tblPr>
@@ -11308,6 +11900,7 @@
     </w:tcPr>
     <w:tblStylePr w:type="firstRow">
       <w:rPr>
+        <w:rFonts w:eastAsia="黑体"/>
         <w:b/>
         <w:bCs/>
         <w:color w:themeColor="text1" w:val="000000"/>
@@ -11319,6 +11912,7 @@
     </w:tblStylePr>
     <w:tblStylePr w:type="lastRow">
       <w:rPr>
+        <w:rFonts w:eastAsia="黑体"/>
         <w:b/>
         <w:bCs/>
         <w:color w:themeColor="text1" w:val="000000"/>
@@ -11338,6 +11932,7 @@
     </w:tblStylePr>
     <w:tblStylePr w:type="firstCol">
       <w:rPr>
+        <w:rFonts w:eastAsia="黑体"/>
         <w:b/>
         <w:bCs/>
         <w:color w:themeColor="text1" w:val="000000"/>
@@ -11357,6 +11952,7 @@
     </w:tblStylePr>
     <w:tblStylePr w:type="lastCol">
       <w:rPr>
+        <w:rFonts w:eastAsia="黑体"/>
         <w:b w:val="0"/>
         <w:bCs w:val="0"/>
         <w:color w:themeColor="text1" w:val="000000"/>
@@ -11406,7 +12002,7 @@
       <w:spacing w:after="0" w:line="240" w:lineRule="auto"/>
     </w:pPr>
     <w:rPr>
-      <w:rFonts w:asciiTheme="majorHAnsi" w:cstheme="majorBidi" w:eastAsiaTheme="majorEastAsia" w:hAnsiTheme="majorHAnsi"/>
+      <w:rFonts w:asciiTheme="majorHAnsi" w:cstheme="majorBidi" w:hAnsiTheme="majorHAnsi" w:eastAsia="黑体"/>
       <w:color w:themeColor="text1" w:val="000000"/>
     </w:rPr>
     <w:tblPr>
@@ -11433,6 +12029,7 @@
     </w:tcPr>
     <w:tblStylePr w:type="firstRow">
       <w:rPr>
+        <w:rFonts w:eastAsia="黑体"/>
         <w:b/>
         <w:bCs/>
         <w:color w:themeColor="text1" w:val="000000"/>
@@ -11444,6 +12041,7 @@
     </w:tblStylePr>
     <w:tblStylePr w:type="lastRow">
       <w:rPr>
+        <w:rFonts w:eastAsia="黑体"/>
         <w:b/>
         <w:bCs/>
         <w:color w:themeColor="text1" w:val="000000"/>
@@ -11463,6 +12061,7 @@
     </w:tblStylePr>
     <w:tblStylePr w:type="firstCol">
       <w:rPr>
+        <w:rFonts w:eastAsia="黑体"/>
         <w:b/>
         <w:bCs/>
         <w:color w:themeColor="text1" w:val="000000"/>
@@ -11482,6 +12081,7 @@
     </w:tblStylePr>
     <w:tblStylePr w:type="lastCol">
       <w:rPr>
+        <w:rFonts w:eastAsia="黑体"/>
         <w:b w:val="0"/>
         <w:bCs w:val="0"/>
         <w:color w:themeColor="text1" w:val="000000"/>
@@ -11531,7 +12131,7 @@
       <w:spacing w:after="0" w:line="240" w:lineRule="auto"/>
     </w:pPr>
     <w:rPr>
-      <w:rFonts w:asciiTheme="majorHAnsi" w:cstheme="majorBidi" w:eastAsiaTheme="majorEastAsia" w:hAnsiTheme="majorHAnsi"/>
+      <w:rFonts w:asciiTheme="majorHAnsi" w:cstheme="majorBidi" w:hAnsiTheme="majorHAnsi" w:eastAsia="黑体"/>
       <w:color w:themeColor="text1" w:val="000000"/>
     </w:rPr>
     <w:tblPr>
@@ -11558,6 +12158,7 @@
     </w:tcPr>
     <w:tblStylePr w:type="firstRow">
       <w:rPr>
+        <w:rFonts w:eastAsia="黑体"/>
         <w:b/>
         <w:bCs/>
         <w:color w:themeColor="text1" w:val="000000"/>
@@ -11569,6 +12170,7 @@
     </w:tblStylePr>
     <w:tblStylePr w:type="lastRow">
       <w:rPr>
+        <w:rFonts w:eastAsia="黑体"/>
         <w:b/>
         <w:bCs/>
         <w:color w:themeColor="text1" w:val="000000"/>
@@ -11588,6 +12190,7 @@
     </w:tblStylePr>
     <w:tblStylePr w:type="firstCol">
       <w:rPr>
+        <w:rFonts w:eastAsia="黑体"/>
         <w:b/>
         <w:bCs/>
         <w:color w:themeColor="text1" w:val="000000"/>
@@ -11607,6 +12210,7 @@
     </w:tblStylePr>
     <w:tblStylePr w:type="lastCol">
       <w:rPr>
+        <w:rFonts w:eastAsia="黑体"/>
         <w:b w:val="0"/>
         <w:bCs w:val="0"/>
         <w:color w:themeColor="text1" w:val="000000"/>
@@ -11656,7 +12260,7 @@
       <w:spacing w:after="0" w:line="240" w:lineRule="auto"/>
     </w:pPr>
     <w:rPr>
-      <w:rFonts w:asciiTheme="majorHAnsi" w:cstheme="majorBidi" w:eastAsiaTheme="majorEastAsia" w:hAnsiTheme="majorHAnsi"/>
+      <w:rFonts w:asciiTheme="majorHAnsi" w:cstheme="majorBidi" w:hAnsiTheme="majorHAnsi" w:eastAsia="黑体"/>
       <w:color w:themeColor="text1" w:val="000000"/>
     </w:rPr>
     <w:tblPr>
@@ -11683,6 +12287,7 @@
     </w:tcPr>
     <w:tblStylePr w:type="firstRow">
       <w:rPr>
+        <w:rFonts w:eastAsia="黑体"/>
         <w:b/>
         <w:bCs/>
         <w:color w:themeColor="text1" w:val="000000"/>
@@ -11694,6 +12299,7 @@
     </w:tblStylePr>
     <w:tblStylePr w:type="lastRow">
       <w:rPr>
+        <w:rFonts w:eastAsia="黑体"/>
         <w:b/>
         <w:bCs/>
         <w:color w:themeColor="text1" w:val="000000"/>
@@ -11713,6 +12319,7 @@
     </w:tblStylePr>
     <w:tblStylePr w:type="firstCol">
       <w:rPr>
+        <w:rFonts w:eastAsia="黑体"/>
         <w:b/>
         <w:bCs/>
         <w:color w:themeColor="text1" w:val="000000"/>
@@ -11732,6 +12339,7 @@
     </w:tblStylePr>
     <w:tblStylePr w:type="lastCol">
       <w:rPr>
+        <w:rFonts w:eastAsia="黑体"/>
         <w:b w:val="0"/>
         <w:bCs w:val="0"/>
         <w:color w:themeColor="text1" w:val="000000"/>
@@ -11804,6 +12412,7 @@
     </w:tcPr>
     <w:tblStylePr w:type="firstRow">
       <w:rPr>
+        <w:rFonts w:eastAsia="黑体"/>
         <w:b/>
         <w:bCs/>
         <w:i w:val="0"/>
@@ -11825,6 +12434,7 @@
     </w:tblStylePr>
     <w:tblStylePr w:type="lastRow">
       <w:rPr>
+        <w:rFonts w:eastAsia="黑体"/>
         <w:b/>
         <w:bCs/>
         <w:i w:val="0"/>
@@ -11846,6 +12456,7 @@
     </w:tblStylePr>
     <w:tblStylePr w:type="firstCol">
       <w:rPr>
+        <w:rFonts w:eastAsia="黑体"/>
         <w:b/>
         <w:bCs/>
         <w:i w:val="0"/>
@@ -11865,6 +12476,7 @@
     </w:tblStylePr>
     <w:tblStylePr w:type="lastCol">
       <w:rPr>
+        <w:rFonts w:eastAsia="黑体"/>
         <w:b/>
         <w:bCs/>
         <w:i w:val="0"/>
@@ -11945,6 +12557,7 @@
     </w:tcPr>
     <w:tblStylePr w:type="firstRow">
       <w:rPr>
+        <w:rFonts w:eastAsia="黑体"/>
         <w:b/>
         <w:bCs/>
         <w:i w:val="0"/>
@@ -11966,6 +12579,7 @@
     </w:tblStylePr>
     <w:tblStylePr w:type="lastRow">
       <w:rPr>
+        <w:rFonts w:eastAsia="黑体"/>
         <w:b/>
         <w:bCs/>
         <w:i w:val="0"/>
@@ -11987,6 +12601,7 @@
     </w:tblStylePr>
     <w:tblStylePr w:type="firstCol">
       <w:rPr>
+        <w:rFonts w:eastAsia="黑体"/>
         <w:b/>
         <w:bCs/>
         <w:i w:val="0"/>
@@ -12006,6 +12621,7 @@
     </w:tblStylePr>
     <w:tblStylePr w:type="lastCol">
       <w:rPr>
+        <w:rFonts w:eastAsia="黑体"/>
         <w:b/>
         <w:bCs/>
         <w:i w:val="0"/>
@@ -12086,6 +12702,7 @@
     </w:tcPr>
     <w:tblStylePr w:type="firstRow">
       <w:rPr>
+        <w:rFonts w:eastAsia="黑体"/>
         <w:b/>
         <w:bCs/>
         <w:i w:val="0"/>
@@ -12107,6 +12724,7 @@
     </w:tblStylePr>
     <w:tblStylePr w:type="lastRow">
       <w:rPr>
+        <w:rFonts w:eastAsia="黑体"/>
         <w:b/>
         <w:bCs/>
         <w:i w:val="0"/>
@@ -12128,6 +12746,7 @@
     </w:tblStylePr>
     <w:tblStylePr w:type="firstCol">
       <w:rPr>
+        <w:rFonts w:eastAsia="黑体"/>
         <w:b/>
         <w:bCs/>
         <w:i w:val="0"/>
@@ -12147,6 +12766,7 @@
     </w:tblStylePr>
     <w:tblStylePr w:type="lastCol">
       <w:rPr>
+        <w:rFonts w:eastAsia="黑体"/>
         <w:b/>
         <w:bCs/>
         <w:i w:val="0"/>
@@ -12227,6 +12847,7 @@
     </w:tcPr>
     <w:tblStylePr w:type="firstRow">
       <w:rPr>
+        <w:rFonts w:eastAsia="黑体"/>
         <w:b/>
         <w:bCs/>
         <w:i w:val="0"/>
@@ -12248,6 +12869,7 @@
     </w:tblStylePr>
     <w:tblStylePr w:type="lastRow">
       <w:rPr>
+        <w:rFonts w:eastAsia="黑体"/>
         <w:b/>
         <w:bCs/>
         <w:i w:val="0"/>
@@ -12269,6 +12891,7 @@
     </w:tblStylePr>
     <w:tblStylePr w:type="firstCol">
       <w:rPr>
+        <w:rFonts w:eastAsia="黑体"/>
         <w:b/>
         <w:bCs/>
         <w:i w:val="0"/>
@@ -12288,6 +12911,7 @@
     </w:tblStylePr>
     <w:tblStylePr w:type="lastCol">
       <w:rPr>
+        <w:rFonts w:eastAsia="黑体"/>
         <w:b/>
         <w:bCs/>
         <w:i w:val="0"/>
@@ -12368,6 +12992,7 @@
     </w:tcPr>
     <w:tblStylePr w:type="firstRow">
       <w:rPr>
+        <w:rFonts w:eastAsia="黑体"/>
         <w:b/>
         <w:bCs/>
         <w:i w:val="0"/>
@@ -12389,6 +13014,7 @@
     </w:tblStylePr>
     <w:tblStylePr w:type="lastRow">
       <w:rPr>
+        <w:rFonts w:eastAsia="黑体"/>
         <w:b/>
         <w:bCs/>
         <w:i w:val="0"/>
@@ -12410,6 +13036,7 @@
     </w:tblStylePr>
     <w:tblStylePr w:type="firstCol">
       <w:rPr>
+        <w:rFonts w:eastAsia="黑体"/>
         <w:b/>
         <w:bCs/>
         <w:i w:val="0"/>
@@ -12429,6 +13056,7 @@
     </w:tblStylePr>
     <w:tblStylePr w:type="lastCol">
       <w:rPr>
+        <w:rFonts w:eastAsia="黑体"/>
         <w:b/>
         <w:bCs/>
         <w:i w:val="0"/>
@@ -12509,6 +13137,7 @@
     </w:tcPr>
     <w:tblStylePr w:type="firstRow">
       <w:rPr>
+        <w:rFonts w:eastAsia="黑体"/>
         <w:b/>
         <w:bCs/>
         <w:i w:val="0"/>
@@ -12530,6 +13159,7 @@
     </w:tblStylePr>
     <w:tblStylePr w:type="lastRow">
       <w:rPr>
+        <w:rFonts w:eastAsia="黑体"/>
         <w:b/>
         <w:bCs/>
         <w:i w:val="0"/>
@@ -12551,6 +13181,7 @@
     </w:tblStylePr>
     <w:tblStylePr w:type="firstCol">
       <w:rPr>
+        <w:rFonts w:eastAsia="黑体"/>
         <w:b/>
         <w:bCs/>
         <w:i w:val="0"/>
@@ -12570,6 +13201,7 @@
     </w:tblStylePr>
     <w:tblStylePr w:type="lastCol">
       <w:rPr>
+        <w:rFonts w:eastAsia="黑体"/>
         <w:b/>
         <w:bCs/>
         <w:i w:val="0"/>
@@ -12650,6 +13282,7 @@
     </w:tcPr>
     <w:tblStylePr w:type="firstRow">
       <w:rPr>
+        <w:rFonts w:eastAsia="黑体"/>
         <w:b/>
         <w:bCs/>
         <w:i w:val="0"/>
@@ -12671,6 +13304,7 @@
     </w:tblStylePr>
     <w:tblStylePr w:type="lastRow">
       <w:rPr>
+        <w:rFonts w:eastAsia="黑体"/>
         <w:b/>
         <w:bCs/>
         <w:i w:val="0"/>
@@ -12692,6 +13326,7 @@
     </w:tblStylePr>
     <w:tblStylePr w:type="firstCol">
       <w:rPr>
+        <w:rFonts w:eastAsia="黑体"/>
         <w:b/>
         <w:bCs/>
         <w:i w:val="0"/>
@@ -12711,6 +13346,7 @@
     </w:tblStylePr>
     <w:tblStylePr w:type="lastCol">
       <w:rPr>
+        <w:rFonts w:eastAsia="黑体"/>
         <w:b/>
         <w:bCs/>
         <w:i w:val="0"/>
@@ -12768,6 +13404,7 @@
       <w:spacing w:after="0" w:line="240" w:lineRule="auto"/>
     </w:pPr>
     <w:rPr>
+      <w:rFonts w:eastAsia="黑体"/>
       <w:color w:themeColor="background1" w:val="FFFFFF"/>
     </w:rPr>
     <w:tblPr>
@@ -12786,6 +13423,7 @@
     </w:tcPr>
     <w:tblStylePr w:type="firstRow">
       <w:rPr>
+        <w:rFonts w:eastAsia="黑体"/>
         <w:b/>
         <w:bCs/>
       </w:rPr>
@@ -12882,6 +13520,7 @@
       <w:spacing w:after="0" w:line="240" w:lineRule="auto"/>
     </w:pPr>
     <w:rPr>
+      <w:rFonts w:eastAsia="黑体"/>
       <w:color w:themeColor="background1" w:val="FFFFFF"/>
     </w:rPr>
     <w:tblPr>
@@ -12900,6 +13539,7 @@
     </w:tcPr>
     <w:tblStylePr w:type="firstRow">
       <w:rPr>
+        <w:rFonts w:eastAsia="黑体"/>
         <w:b/>
         <w:bCs/>
       </w:rPr>
@@ -12996,6 +13636,7 @@
       <w:spacing w:after="0" w:line="240" w:lineRule="auto"/>
     </w:pPr>
     <w:rPr>
+      <w:rFonts w:eastAsia="黑体"/>
       <w:color w:themeColor="background1" w:val="FFFFFF"/>
     </w:rPr>
     <w:tblPr>
@@ -13014,6 +13655,7 @@
     </w:tcPr>
     <w:tblStylePr w:type="firstRow">
       <w:rPr>
+        <w:rFonts w:eastAsia="黑体"/>
         <w:b/>
         <w:bCs/>
       </w:rPr>
@@ -13110,6 +13752,7 @@
       <w:spacing w:after="0" w:line="240" w:lineRule="auto"/>
     </w:pPr>
     <w:rPr>
+      <w:rFonts w:eastAsia="黑体"/>
       <w:color w:themeColor="background1" w:val="FFFFFF"/>
     </w:rPr>
     <w:tblPr>
@@ -13128,6 +13771,7 @@
     </w:tcPr>
     <w:tblStylePr w:type="firstRow">
       <w:rPr>
+        <w:rFonts w:eastAsia="黑体"/>
         <w:b/>
         <w:bCs/>
       </w:rPr>
@@ -13224,6 +13868,7 @@
       <w:spacing w:after="0" w:line="240" w:lineRule="auto"/>
     </w:pPr>
     <w:rPr>
+      <w:rFonts w:eastAsia="黑体"/>
       <w:color w:themeColor="background1" w:val="FFFFFF"/>
     </w:rPr>
     <w:tblPr>
@@ -13242,6 +13887,7 @@
     </w:tcPr>
     <w:tblStylePr w:type="firstRow">
       <w:rPr>
+        <w:rFonts w:eastAsia="黑体"/>
         <w:b/>
         <w:bCs/>
       </w:rPr>
@@ -13338,6 +13984,7 @@
       <w:spacing w:after="0" w:line="240" w:lineRule="auto"/>
     </w:pPr>
     <w:rPr>
+      <w:rFonts w:eastAsia="黑体"/>
       <w:color w:themeColor="background1" w:val="FFFFFF"/>
     </w:rPr>
     <w:tblPr>
@@ -13356,6 +14003,7 @@
     </w:tcPr>
     <w:tblStylePr w:type="firstRow">
       <w:rPr>
+        <w:rFonts w:eastAsia="黑体"/>
         <w:b/>
         <w:bCs/>
       </w:rPr>
@@ -13452,6 +14100,7 @@
       <w:spacing w:after="0" w:line="240" w:lineRule="auto"/>
     </w:pPr>
     <w:rPr>
+      <w:rFonts w:eastAsia="黑体"/>
       <w:color w:themeColor="background1" w:val="FFFFFF"/>
     </w:rPr>
     <w:tblPr>
@@ -13470,6 +14119,7 @@
     </w:tcPr>
     <w:tblStylePr w:type="firstRow">
       <w:rPr>
+        <w:rFonts w:eastAsia="黑体"/>
         <w:b/>
         <w:bCs/>
       </w:rPr>
@@ -13566,6 +14216,7 @@
       <w:spacing w:after="0" w:line="240" w:lineRule="auto"/>
     </w:pPr>
     <w:rPr>
+      <w:rFonts w:eastAsia="黑体"/>
       <w:color w:themeColor="text1" w:val="000000"/>
     </w:rPr>
     <w:tblPr>
@@ -13592,6 +14243,7 @@
     </w:tcPr>
     <w:tblStylePr w:type="firstRow">
       <w:rPr>
+        <w:rFonts w:eastAsia="黑体"/>
         <w:b/>
         <w:bCs/>
       </w:rPr>
@@ -13610,6 +14262,7 @@
     </w:tblStylePr>
     <w:tblStylePr w:type="lastRow">
       <w:rPr>
+        <w:rFonts w:eastAsia="黑体"/>
         <w:b/>
         <w:bCs/>
         <w:color w:themeColor="background1" w:val="FFFFFF"/>
@@ -13624,6 +14277,7 @@
     </w:tblStylePr>
     <w:tblStylePr w:type="firstCol">
       <w:rPr>
+        <w:rFonts w:eastAsia="黑体"/>
         <w:color w:themeColor="background1" w:val="FFFFFF"/>
       </w:rPr>
       <w:tblPr/>
@@ -13641,6 +14295,7 @@
     </w:tblStylePr>
     <w:tblStylePr w:type="lastCol">
       <w:rPr>
+        <w:rFonts w:eastAsia="黑体"/>
         <w:color w:themeColor="background1" w:val="FFFFFF"/>
       </w:rPr>
       <w:tblPr/>
@@ -13670,11 +14325,13 @@
     </w:tblStylePr>
     <w:tblStylePr w:type="neCell">
       <w:rPr>
+        <w:rFonts w:eastAsia="黑体"/>
         <w:color w:themeColor="text1" w:val="000000"/>
       </w:rPr>
     </w:tblStylePr>
     <w:tblStylePr w:type="nwCell">
       <w:rPr>
+        <w:rFonts w:eastAsia="黑体"/>
         <w:color w:themeColor="text1" w:val="000000"/>
       </w:rPr>
     </w:tblStylePr>
@@ -13688,6 +14345,7 @@
       <w:spacing w:after="0" w:line="240" w:lineRule="auto"/>
     </w:pPr>
     <w:rPr>
+      <w:rFonts w:eastAsia="黑体"/>
       <w:color w:themeColor="text1" w:val="000000"/>
     </w:rPr>
     <w:tblPr>
@@ -13714,6 +14372,7 @@
     </w:tcPr>
     <w:tblStylePr w:type="firstRow">
       <w:rPr>
+        <w:rFonts w:eastAsia="黑体"/>
         <w:b/>
         <w:bCs/>
       </w:rPr>
@@ -13732,6 +14391,7 @@
     </w:tblStylePr>
     <w:tblStylePr w:type="lastRow">
       <w:rPr>
+        <w:rFonts w:eastAsia="黑体"/>
         <w:b/>
         <w:bCs/>
         <w:color w:themeColor="background1" w:val="FFFFFF"/>
@@ -13746,6 +14406,7 @@
     </w:tblStylePr>
     <w:tblStylePr w:type="firstCol">
       <w:rPr>
+        <w:rFonts w:eastAsia="黑体"/>
         <w:color w:themeColor="background1" w:val="FFFFFF"/>
       </w:rPr>
       <w:tblPr/>
@@ -13763,6 +14424,7 @@
     </w:tblStylePr>
     <w:tblStylePr w:type="lastCol">
       <w:rPr>
+        <w:rFonts w:eastAsia="黑体"/>
         <w:color w:themeColor="background1" w:val="FFFFFF"/>
       </w:rPr>
       <w:tblPr/>
@@ -13792,11 +14454,13 @@
     </w:tblStylePr>
     <w:tblStylePr w:type="neCell">
       <w:rPr>
+        <w:rFonts w:eastAsia="黑体"/>
         <w:color w:themeColor="text1" w:val="000000"/>
       </w:rPr>
     </w:tblStylePr>
     <w:tblStylePr w:type="nwCell">
       <w:rPr>
+        <w:rFonts w:eastAsia="黑体"/>
         <w:color w:themeColor="text1" w:val="000000"/>
       </w:rPr>
     </w:tblStylePr>
@@ -13810,6 +14474,7 @@
       <w:spacing w:after="0" w:line="240" w:lineRule="auto"/>
     </w:pPr>
     <w:rPr>
+      <w:rFonts w:eastAsia="黑体"/>
       <w:color w:themeColor="text1" w:val="000000"/>
     </w:rPr>
     <w:tblPr>
@@ -13836,6 +14501,7 @@
     </w:tcPr>
     <w:tblStylePr w:type="firstRow">
       <w:rPr>
+        <w:rFonts w:eastAsia="黑体"/>
         <w:b/>
         <w:bCs/>
       </w:rPr>
@@ -13854,6 +14520,7 @@
     </w:tblStylePr>
     <w:tblStylePr w:type="lastRow">
       <w:rPr>
+        <w:rFonts w:eastAsia="黑体"/>
         <w:b/>
         <w:bCs/>
         <w:color w:themeColor="background1" w:val="FFFFFF"/>
@@ -13868,6 +14535,7 @@
     </w:tblStylePr>
     <w:tblStylePr w:type="firstCol">
       <w:rPr>
+        <w:rFonts w:eastAsia="黑体"/>
         <w:color w:themeColor="background1" w:val="FFFFFF"/>
       </w:rPr>
       <w:tblPr/>
@@ -13885,6 +14553,7 @@
     </w:tblStylePr>
     <w:tblStylePr w:type="lastCol">
       <w:rPr>
+        <w:rFonts w:eastAsia="黑体"/>
         <w:color w:themeColor="background1" w:val="FFFFFF"/>
       </w:rPr>
       <w:tblPr/>
@@ -13914,11 +14583,13 @@
     </w:tblStylePr>
     <w:tblStylePr w:type="neCell">
       <w:rPr>
+        <w:rFonts w:eastAsia="黑体"/>
         <w:color w:themeColor="text1" w:val="000000"/>
       </w:rPr>
     </w:tblStylePr>
     <w:tblStylePr w:type="nwCell">
       <w:rPr>
+        <w:rFonts w:eastAsia="黑体"/>
         <w:color w:themeColor="text1" w:val="000000"/>
       </w:rPr>
     </w:tblStylePr>
@@ -13932,6 +14603,7 @@
       <w:spacing w:after="0" w:line="240" w:lineRule="auto"/>
     </w:pPr>
     <w:rPr>
+      <w:rFonts w:eastAsia="黑体"/>
       <w:color w:themeColor="text1" w:val="000000"/>
     </w:rPr>
     <w:tblPr>
@@ -13958,6 +14630,7 @@
     </w:tcPr>
     <w:tblStylePr w:type="firstRow">
       <w:rPr>
+        <w:rFonts w:eastAsia="黑体"/>
         <w:b/>
         <w:bCs/>
       </w:rPr>
@@ -13976,6 +14649,7 @@
     </w:tblStylePr>
     <w:tblStylePr w:type="lastRow">
       <w:rPr>
+        <w:rFonts w:eastAsia="黑体"/>
         <w:b/>
         <w:bCs/>
         <w:color w:themeColor="background1" w:val="FFFFFF"/>
@@ -13990,6 +14664,7 @@
     </w:tblStylePr>
     <w:tblStylePr w:type="firstCol">
       <w:rPr>
+        <w:rFonts w:eastAsia="黑体"/>
         <w:color w:themeColor="background1" w:val="FFFFFF"/>
       </w:rPr>
       <w:tblPr/>
@@ -14007,6 +14682,7 @@
     </w:tblStylePr>
     <w:tblStylePr w:type="lastCol">
       <w:rPr>
+        <w:rFonts w:eastAsia="黑体"/>
         <w:color w:themeColor="background1" w:val="FFFFFF"/>
       </w:rPr>
       <w:tblPr/>
@@ -14044,6 +14720,7 @@
       <w:spacing w:after="0" w:line="240" w:lineRule="auto"/>
     </w:pPr>
     <w:rPr>
+      <w:rFonts w:eastAsia="黑体"/>
       <w:color w:themeColor="text1" w:val="000000"/>
     </w:rPr>
     <w:tblPr>
@@ -14070,6 +14747,7 @@
     </w:tcPr>
     <w:tblStylePr w:type="firstRow">
       <w:rPr>
+        <w:rFonts w:eastAsia="黑体"/>
         <w:b/>
         <w:bCs/>
       </w:rPr>
@@ -14088,6 +14766,7 @@
     </w:tblStylePr>
     <w:tblStylePr w:type="lastRow">
       <w:rPr>
+        <w:rFonts w:eastAsia="黑体"/>
         <w:b/>
         <w:bCs/>
         <w:color w:themeColor="background1" w:val="FFFFFF"/>
@@ -14102,6 +14781,7 @@
     </w:tblStylePr>
     <w:tblStylePr w:type="firstCol">
       <w:rPr>
+        <w:rFonts w:eastAsia="黑体"/>
         <w:color w:themeColor="background1" w:val="FFFFFF"/>
       </w:rPr>
       <w:tblPr/>
@@ -14119,6 +14799,7 @@
     </w:tblStylePr>
     <w:tblStylePr w:type="lastCol">
       <w:rPr>
+        <w:rFonts w:eastAsia="黑体"/>
         <w:color w:themeColor="background1" w:val="FFFFFF"/>
       </w:rPr>
       <w:tblPr/>
@@ -14148,11 +14829,13 @@
     </w:tblStylePr>
     <w:tblStylePr w:type="neCell">
       <w:rPr>
+        <w:rFonts w:eastAsia="黑体"/>
         <w:color w:themeColor="text1" w:val="000000"/>
       </w:rPr>
     </w:tblStylePr>
     <w:tblStylePr w:type="nwCell">
       <w:rPr>
+        <w:rFonts w:eastAsia="黑体"/>
         <w:color w:themeColor="text1" w:val="000000"/>
       </w:rPr>
     </w:tblStylePr>
@@ -14166,6 +14849,7 @@
       <w:spacing w:after="0" w:line="240" w:lineRule="auto"/>
     </w:pPr>
     <w:rPr>
+      <w:rFonts w:eastAsia="黑体"/>
       <w:color w:themeColor="text1" w:val="000000"/>
     </w:rPr>
     <w:tblPr>
@@ -14192,6 +14876,7 @@
     </w:tcPr>
     <w:tblStylePr w:type="firstRow">
       <w:rPr>
+        <w:rFonts w:eastAsia="黑体"/>
         <w:b/>
         <w:bCs/>
       </w:rPr>
@@ -14210,6 +14895,7 @@
     </w:tblStylePr>
     <w:tblStylePr w:type="lastRow">
       <w:rPr>
+        <w:rFonts w:eastAsia="黑体"/>
         <w:b/>
         <w:bCs/>
         <w:color w:themeColor="background1" w:val="FFFFFF"/>
@@ -14224,6 +14910,7 @@
     </w:tblStylePr>
     <w:tblStylePr w:type="firstCol">
       <w:rPr>
+        <w:rFonts w:eastAsia="黑体"/>
         <w:color w:themeColor="background1" w:val="FFFFFF"/>
       </w:rPr>
       <w:tblPr/>
@@ -14241,6 +14928,7 @@
     </w:tblStylePr>
     <w:tblStylePr w:type="lastCol">
       <w:rPr>
+        <w:rFonts w:eastAsia="黑体"/>
         <w:color w:themeColor="background1" w:val="FFFFFF"/>
       </w:rPr>
       <w:tblPr/>
@@ -14270,11 +14958,13 @@
     </w:tblStylePr>
     <w:tblStylePr w:type="neCell">
       <w:rPr>
+        <w:rFonts w:eastAsia="黑体"/>
         <w:color w:themeColor="text1" w:val="000000"/>
       </w:rPr>
     </w:tblStylePr>
     <w:tblStylePr w:type="nwCell">
       <w:rPr>
+        <w:rFonts w:eastAsia="黑体"/>
         <w:color w:themeColor="text1" w:val="000000"/>
       </w:rPr>
     </w:tblStylePr>
@@ -14288,6 +14978,7 @@
       <w:spacing w:after="0" w:line="240" w:lineRule="auto"/>
     </w:pPr>
     <w:rPr>
+      <w:rFonts w:eastAsia="黑体"/>
       <w:color w:themeColor="text1" w:val="000000"/>
     </w:rPr>
     <w:tblPr>
@@ -14314,6 +15005,7 @@
     </w:tcPr>
     <w:tblStylePr w:type="firstRow">
       <w:rPr>
+        <w:rFonts w:eastAsia="黑体"/>
         <w:b/>
         <w:bCs/>
       </w:rPr>
@@ -14332,6 +15024,7 @@
     </w:tblStylePr>
     <w:tblStylePr w:type="lastRow">
       <w:rPr>
+        <w:rFonts w:eastAsia="黑体"/>
         <w:b/>
         <w:bCs/>
         <w:color w:themeColor="background1" w:val="FFFFFF"/>
@@ -14346,6 +15039,7 @@
     </w:tblStylePr>
     <w:tblStylePr w:type="firstCol">
       <w:rPr>
+        <w:rFonts w:eastAsia="黑体"/>
         <w:color w:themeColor="background1" w:val="FFFFFF"/>
       </w:rPr>
       <w:tblPr/>
@@ -14363,6 +15057,7 @@
     </w:tblStylePr>
     <w:tblStylePr w:type="lastCol">
       <w:rPr>
+        <w:rFonts w:eastAsia="黑体"/>
         <w:color w:themeColor="background1" w:val="FFFFFF"/>
       </w:rPr>
       <w:tblPr/>
@@ -14392,11 +15087,13 @@
     </w:tblStylePr>
     <w:tblStylePr w:type="neCell">
       <w:rPr>
+        <w:rFonts w:eastAsia="黑体"/>
         <w:color w:themeColor="text1" w:val="000000"/>
       </w:rPr>
     </w:tblStylePr>
     <w:tblStylePr w:type="nwCell">
       <w:rPr>
+        <w:rFonts w:eastAsia="黑体"/>
         <w:color w:themeColor="text1" w:val="000000"/>
       </w:rPr>
     </w:tblStylePr>
@@ -14410,6 +15107,7 @@
       <w:spacing w:after="0" w:line="240" w:lineRule="auto"/>
     </w:pPr>
     <w:rPr>
+      <w:rFonts w:eastAsia="黑体"/>
       <w:color w:themeColor="text1" w:val="000000"/>
     </w:rPr>
     <w:tblPr>
@@ -14428,6 +15126,7 @@
     </w:tcPr>
     <w:tblStylePr w:type="firstRow">
       <w:rPr>
+        <w:rFonts w:eastAsia="黑体"/>
         <w:b/>
         <w:bCs/>
         <w:color w:themeColor="background1" w:val="FFFFFF"/>
@@ -14442,6 +15141,7 @@
     </w:tblStylePr>
     <w:tblStylePr w:type="lastRow">
       <w:rPr>
+        <w:rFonts w:eastAsia="黑体"/>
         <w:b/>
         <w:bCs/>
         <w:color w:themeColor="accent2" w:themeShade="CC" w:val="9E3A38"/>
@@ -14456,12 +15156,14 @@
     </w:tblStylePr>
     <w:tblStylePr w:type="firstCol">
       <w:rPr>
+        <w:rFonts w:eastAsia="黑体"/>
         <w:b/>
         <w:bCs/>
       </w:rPr>
     </w:tblStylePr>
     <w:tblStylePr w:type="lastCol">
       <w:rPr>
+        <w:rFonts w:eastAsia="黑体"/>
         <w:b/>
         <w:bCs/>
       </w:rPr>
@@ -14496,6 +15198,7 @@
       <w:spacing w:after="0" w:line="240" w:lineRule="auto"/>
     </w:pPr>
     <w:rPr>
+      <w:rFonts w:eastAsia="黑体"/>
       <w:color w:themeColor="text1" w:val="000000"/>
     </w:rPr>
     <w:tblPr>
@@ -14514,6 +15217,7 @@
     </w:tcPr>
     <w:tblStylePr w:type="firstRow">
       <w:rPr>
+        <w:rFonts w:eastAsia="黑体"/>
         <w:b/>
         <w:bCs/>
         <w:color w:themeColor="background1" w:val="FFFFFF"/>
@@ -14528,6 +15232,7 @@
     </w:tblStylePr>
     <w:tblStylePr w:type="lastRow">
       <w:rPr>
+        <w:rFonts w:eastAsia="黑体"/>
         <w:b/>
         <w:bCs/>
         <w:color w:themeColor="accent2" w:themeShade="CC" w:val="9E3A38"/>
@@ -14542,12 +15247,14 @@
     </w:tblStylePr>
     <w:tblStylePr w:type="firstCol">
       <w:rPr>
+        <w:rFonts w:eastAsia="黑体"/>
         <w:b/>
         <w:bCs/>
       </w:rPr>
     </w:tblStylePr>
     <w:tblStylePr w:type="lastCol">
       <w:rPr>
+        <w:rFonts w:eastAsia="黑体"/>
         <w:b/>
         <w:bCs/>
       </w:rPr>
@@ -14582,6 +15289,7 @@
       <w:spacing w:after="0" w:line="240" w:lineRule="auto"/>
     </w:pPr>
     <w:rPr>
+      <w:rFonts w:eastAsia="黑体"/>
       <w:color w:themeColor="text1" w:val="000000"/>
     </w:rPr>
     <w:tblPr>
@@ -14600,6 +15308,7 @@
     </w:tcPr>
     <w:tblStylePr w:type="firstRow">
       <w:rPr>
+        <w:rFonts w:eastAsia="黑体"/>
         <w:b/>
         <w:bCs/>
         <w:color w:themeColor="background1" w:val="FFFFFF"/>
@@ -14614,6 +15323,7 @@
     </w:tblStylePr>
     <w:tblStylePr w:type="lastRow">
       <w:rPr>
+        <w:rFonts w:eastAsia="黑体"/>
         <w:b/>
         <w:bCs/>
         <w:color w:themeColor="accent2" w:themeShade="CC" w:val="9E3A38"/>
@@ -14628,12 +15338,14 @@
     </w:tblStylePr>
     <w:tblStylePr w:type="firstCol">
       <w:rPr>
+        <w:rFonts w:eastAsia="黑体"/>
         <w:b/>
         <w:bCs/>
       </w:rPr>
     </w:tblStylePr>
     <w:tblStylePr w:type="lastCol">
       <w:rPr>
+        <w:rFonts w:eastAsia="黑体"/>
         <w:b/>
         <w:bCs/>
       </w:rPr>
@@ -14668,6 +15380,7 @@
       <w:spacing w:after="0" w:line="240" w:lineRule="auto"/>
     </w:pPr>
     <w:rPr>
+      <w:rFonts w:eastAsia="黑体"/>
       <w:color w:themeColor="text1" w:val="000000"/>
     </w:rPr>
     <w:tblPr>
@@ -14686,6 +15399,7 @@
     </w:tcPr>
     <w:tblStylePr w:type="firstRow">
       <w:rPr>
+        <w:rFonts w:eastAsia="黑体"/>
         <w:b/>
         <w:bCs/>
         <w:color w:themeColor="background1" w:val="FFFFFF"/>
@@ -14700,6 +15414,7 @@
     </w:tblStylePr>
     <w:tblStylePr w:type="lastRow">
       <w:rPr>
+        <w:rFonts w:eastAsia="黑体"/>
         <w:b/>
         <w:bCs/>
         <w:color w:themeColor="accent4" w:themeShade="CC" w:val="664E82"/>
@@ -14714,12 +15429,14 @@
     </w:tblStylePr>
     <w:tblStylePr w:type="firstCol">
       <w:rPr>
+        <w:rFonts w:eastAsia="黑体"/>
         <w:b/>
         <w:bCs/>
       </w:rPr>
     </w:tblStylePr>
     <w:tblStylePr w:type="lastCol">
       <w:rPr>
+        <w:rFonts w:eastAsia="黑体"/>
         <w:b/>
         <w:bCs/>
       </w:rPr>
@@ -14754,6 +15471,7 @@
       <w:spacing w:after="0" w:line="240" w:lineRule="auto"/>
     </w:pPr>
     <w:rPr>
+      <w:rFonts w:eastAsia="黑体"/>
       <w:color w:themeColor="text1" w:val="000000"/>
     </w:rPr>
     <w:tblPr>
@@ -14772,6 +15490,7 @@
     </w:tcPr>
     <w:tblStylePr w:type="firstRow">
       <w:rPr>
+        <w:rFonts w:eastAsia="黑体"/>
         <w:b/>
         <w:bCs/>
         <w:color w:themeColor="background1" w:val="FFFFFF"/>
@@ -14786,6 +15505,7 @@
     </w:tblStylePr>
     <w:tblStylePr w:type="lastRow">
       <w:rPr>
+        <w:rFonts w:eastAsia="黑体"/>
         <w:b/>
         <w:bCs/>
         <w:color w:themeColor="accent3" w:themeShade="CC" w:val="7E9C40"/>
@@ -14800,12 +15520,14 @@
     </w:tblStylePr>
     <w:tblStylePr w:type="firstCol">
       <w:rPr>
+        <w:rFonts w:eastAsia="黑体"/>
         <w:b/>
         <w:bCs/>
       </w:rPr>
     </w:tblStylePr>
     <w:tblStylePr w:type="lastCol">
       <w:rPr>
+        <w:rFonts w:eastAsia="黑体"/>
         <w:b/>
         <w:bCs/>
       </w:rPr>
@@ -14840,6 +15562,7 @@
       <w:spacing w:after="0" w:line="240" w:lineRule="auto"/>
     </w:pPr>
     <w:rPr>
+      <w:rFonts w:eastAsia="黑体"/>
       <w:color w:themeColor="text1" w:val="000000"/>
     </w:rPr>
     <w:tblPr>
@@ -14858,6 +15581,7 @@
     </w:tcPr>
     <w:tblStylePr w:type="firstRow">
       <w:rPr>
+        <w:rFonts w:eastAsia="黑体"/>
         <w:b/>
         <w:bCs/>
         <w:color w:themeColor="background1" w:val="FFFFFF"/>
@@ -14872,6 +15596,7 @@
     </w:tblStylePr>
     <w:tblStylePr w:type="lastRow">
       <w:rPr>
+        <w:rFonts w:eastAsia="黑体"/>
         <w:b/>
         <w:bCs/>
         <w:color w:themeColor="accent6" w:themeShade="CC" w:val="F2730A"/>
@@ -14886,12 +15611,14 @@
     </w:tblStylePr>
     <w:tblStylePr w:type="firstCol">
       <w:rPr>
+        <w:rFonts w:eastAsia="黑体"/>
         <w:b/>
         <w:bCs/>
       </w:rPr>
     </w:tblStylePr>
     <w:tblStylePr w:type="lastCol">
       <w:rPr>
+        <w:rFonts w:eastAsia="黑体"/>
         <w:b/>
         <w:bCs/>
       </w:rPr>
@@ -14926,6 +15653,7 @@
       <w:spacing w:after="0" w:line="240" w:lineRule="auto"/>
     </w:pPr>
     <w:rPr>
+      <w:rFonts w:eastAsia="黑体"/>
       <w:color w:themeColor="text1" w:val="000000"/>
     </w:rPr>
     <w:tblPr>
@@ -14944,6 +15672,7 @@
     </w:tcPr>
     <w:tblStylePr w:type="firstRow">
       <w:rPr>
+        <w:rFonts w:eastAsia="黑体"/>
         <w:b/>
         <w:bCs/>
         <w:color w:themeColor="background1" w:val="FFFFFF"/>
@@ -14958,6 +15687,7 @@
     </w:tblStylePr>
     <w:tblStylePr w:type="lastRow">
       <w:rPr>
+        <w:rFonts w:eastAsia="黑体"/>
         <w:b/>
         <w:bCs/>
         <w:color w:themeColor="accent5" w:themeShade="CC" w:val="348DA5"/>
@@ -14972,12 +15702,14 @@
     </w:tblStylePr>
     <w:tblStylePr w:type="firstCol">
       <w:rPr>
+        <w:rFonts w:eastAsia="黑体"/>
         <w:b/>
         <w:bCs/>
       </w:rPr>
     </w:tblStylePr>
     <w:tblStylePr w:type="lastCol">
       <w:rPr>
+        <w:rFonts w:eastAsia="黑体"/>
         <w:b/>
         <w:bCs/>
       </w:rPr>
@@ -15012,6 +15744,7 @@
       <w:spacing w:after="0" w:line="240" w:lineRule="auto"/>
     </w:pPr>
     <w:rPr>
+      <w:rFonts w:eastAsia="黑体"/>
       <w:color w:themeColor="text1" w:val="000000"/>
     </w:rPr>
     <w:tblPr>
@@ -15033,6 +15766,7 @@
     </w:tcPr>
     <w:tblStylePr w:type="firstRow">
       <w:rPr>
+        <w:rFonts w:eastAsia="黑体"/>
         <w:b/>
         <w:bCs/>
       </w:rPr>
@@ -15043,6 +15777,7 @@
     </w:tblStylePr>
     <w:tblStylePr w:type="lastRow">
       <w:rPr>
+        <w:rFonts w:eastAsia="黑体"/>
         <w:b/>
         <w:bCs/>
         <w:color w:themeColor="text1" w:val="000000"/>
@@ -15054,6 +15789,7 @@
     </w:tblStylePr>
     <w:tblStylePr w:type="firstCol">
       <w:rPr>
+        <w:rFonts w:eastAsia="黑体"/>
         <w:color w:themeColor="background1" w:val="FFFFFF"/>
       </w:rPr>
       <w:tblPr/>
@@ -15063,6 +15799,7 @@
     </w:tblStylePr>
     <w:tblStylePr w:type="lastCol">
       <w:rPr>
+        <w:rFonts w:eastAsia="黑体"/>
         <w:color w:themeColor="background1" w:val="FFFFFF"/>
       </w:rPr>
       <w:tblPr/>
@@ -15092,6 +15829,7 @@
       <w:spacing w:after="0" w:line="240" w:lineRule="auto"/>
     </w:pPr>
     <w:rPr>
+      <w:rFonts w:eastAsia="黑体"/>
       <w:color w:themeColor="text1" w:val="000000"/>
     </w:rPr>
     <w:tblPr>
@@ -15113,6 +15851,7 @@
     </w:tcPr>
     <w:tblStylePr w:type="firstRow">
       <w:rPr>
+        <w:rFonts w:eastAsia="黑体"/>
         <w:b/>
         <w:bCs/>
       </w:rPr>
@@ -15123,6 +15862,7 @@
     </w:tblStylePr>
     <w:tblStylePr w:type="lastRow">
       <w:rPr>
+        <w:rFonts w:eastAsia="黑体"/>
         <w:b/>
         <w:bCs/>
         <w:color w:themeColor="text1" w:val="000000"/>
@@ -15134,6 +15874,7 @@
     </w:tblStylePr>
     <w:tblStylePr w:type="firstCol">
       <w:rPr>
+        <w:rFonts w:eastAsia="黑体"/>
         <w:color w:themeColor="background1" w:val="FFFFFF"/>
       </w:rPr>
       <w:tblPr/>
@@ -15143,6 +15884,7 @@
     </w:tblStylePr>
     <w:tblStylePr w:type="lastCol">
       <w:rPr>
+        <w:rFonts w:eastAsia="黑体"/>
         <w:color w:themeColor="background1" w:val="FFFFFF"/>
       </w:rPr>
       <w:tblPr/>
@@ -15172,6 +15914,7 @@
       <w:spacing w:after="0" w:line="240" w:lineRule="auto"/>
     </w:pPr>
     <w:rPr>
+      <w:rFonts w:eastAsia="黑体"/>
       <w:color w:themeColor="text1" w:val="000000"/>
     </w:rPr>
     <w:tblPr>
@@ -15193,6 +15936,7 @@
     </w:tcPr>
     <w:tblStylePr w:type="firstRow">
       <w:rPr>
+        <w:rFonts w:eastAsia="黑体"/>
         <w:b/>
         <w:bCs/>
       </w:rPr>
@@ -15203,6 +15947,7 @@
     </w:tblStylePr>
     <w:tblStylePr w:type="lastRow">
       <w:rPr>
+        <w:rFonts w:eastAsia="黑体"/>
         <w:b/>
         <w:bCs/>
         <w:color w:themeColor="text1" w:val="000000"/>
@@ -15214,6 +15959,7 @@
     </w:tblStylePr>
     <w:tblStylePr w:type="firstCol">
       <w:rPr>
+        <w:rFonts w:eastAsia="黑体"/>
         <w:color w:themeColor="background1" w:val="FFFFFF"/>
       </w:rPr>
       <w:tblPr/>
@@ -15223,6 +15969,7 @@
     </w:tblStylePr>
     <w:tblStylePr w:type="lastCol">
       <w:rPr>
+        <w:rFonts w:eastAsia="黑体"/>
         <w:color w:themeColor="background1" w:val="FFFFFF"/>
       </w:rPr>
       <w:tblPr/>
@@ -15252,6 +15999,7 @@
       <w:spacing w:after="0" w:line="240" w:lineRule="auto"/>
     </w:pPr>
     <w:rPr>
+      <w:rFonts w:eastAsia="黑体"/>
       <w:color w:themeColor="text1" w:val="000000"/>
     </w:rPr>
     <w:tblPr>
@@ -15273,6 +16021,7 @@
     </w:tcPr>
     <w:tblStylePr w:type="firstRow">
       <w:rPr>
+        <w:rFonts w:eastAsia="黑体"/>
         <w:b/>
         <w:bCs/>
       </w:rPr>
@@ -15283,6 +16032,7 @@
     </w:tblStylePr>
     <w:tblStylePr w:type="lastRow">
       <w:rPr>
+        <w:rFonts w:eastAsia="黑体"/>
         <w:b/>
         <w:bCs/>
         <w:color w:themeColor="text1" w:val="000000"/>
@@ -15294,6 +16044,7 @@
     </w:tblStylePr>
     <w:tblStylePr w:type="firstCol">
       <w:rPr>
+        <w:rFonts w:eastAsia="黑体"/>
         <w:color w:themeColor="background1" w:val="FFFFFF"/>
       </w:rPr>
       <w:tblPr/>
@@ -15303,6 +16054,7 @@
     </w:tblStylePr>
     <w:tblStylePr w:type="lastCol">
       <w:rPr>
+        <w:rFonts w:eastAsia="黑体"/>
         <w:color w:themeColor="background1" w:val="FFFFFF"/>
       </w:rPr>
       <w:tblPr/>
@@ -15332,6 +16084,7 @@
       <w:spacing w:after="0" w:line="240" w:lineRule="auto"/>
     </w:pPr>
     <w:rPr>
+      <w:rFonts w:eastAsia="黑体"/>
       <w:color w:themeColor="text1" w:val="000000"/>
     </w:rPr>
     <w:tblPr>
@@ -15353,6 +16106,7 @@
     </w:tcPr>
     <w:tblStylePr w:type="firstRow">
       <w:rPr>
+        <w:rFonts w:eastAsia="黑体"/>
         <w:b/>
         <w:bCs/>
       </w:rPr>
@@ -15363,6 +16117,7 @@
     </w:tblStylePr>
     <w:tblStylePr w:type="lastRow">
       <w:rPr>
+        <w:rFonts w:eastAsia="黑体"/>
         <w:b/>
         <w:bCs/>
         <w:color w:themeColor="text1" w:val="000000"/>
@@ -15374,6 +16129,7 @@
     </w:tblStylePr>
     <w:tblStylePr w:type="firstCol">
       <w:rPr>
+        <w:rFonts w:eastAsia="黑体"/>
         <w:color w:themeColor="background1" w:val="FFFFFF"/>
       </w:rPr>
       <w:tblPr/>
@@ -15383,6 +16139,7 @@
     </w:tblStylePr>
     <w:tblStylePr w:type="lastCol">
       <w:rPr>
+        <w:rFonts w:eastAsia="黑体"/>
         <w:color w:themeColor="background1" w:val="FFFFFF"/>
       </w:rPr>
       <w:tblPr/>
@@ -15412,6 +16169,7 @@
       <w:spacing w:after="0" w:line="240" w:lineRule="auto"/>
     </w:pPr>
     <w:rPr>
+      <w:rFonts w:eastAsia="黑体"/>
       <w:color w:themeColor="text1" w:val="000000"/>
     </w:rPr>
     <w:tblPr>
@@ -15433,6 +16191,7 @@
     </w:tcPr>
     <w:tblStylePr w:type="firstRow">
       <w:rPr>
+        <w:rFonts w:eastAsia="黑体"/>
         <w:b/>
         <w:bCs/>
       </w:rPr>
@@ -15443,6 +16202,7 @@
     </w:tblStylePr>
     <w:tblStylePr w:type="lastRow">
       <w:rPr>
+        <w:rFonts w:eastAsia="黑体"/>
         <w:b/>
         <w:bCs/>
         <w:color w:themeColor="text1" w:val="000000"/>
@@ -15454,6 +16214,7 @@
     </w:tblStylePr>
     <w:tblStylePr w:type="firstCol">
       <w:rPr>
+        <w:rFonts w:eastAsia="黑体"/>
         <w:color w:themeColor="background1" w:val="FFFFFF"/>
       </w:rPr>
       <w:tblPr/>
@@ -15463,6 +16224,7 @@
     </w:tblStylePr>
     <w:tblStylePr w:type="lastCol">
       <w:rPr>
+        <w:rFonts w:eastAsia="黑体"/>
         <w:color w:themeColor="background1" w:val="FFFFFF"/>
       </w:rPr>
       <w:tblPr/>
@@ -15492,6 +16254,7 @@
       <w:spacing w:after="0" w:line="240" w:lineRule="auto"/>
     </w:pPr>
     <w:rPr>
+      <w:rFonts w:eastAsia="黑体"/>
       <w:color w:themeColor="text1" w:val="000000"/>
     </w:rPr>
     <w:tblPr>
@@ -15513,6 +16276,7 @@
     </w:tcPr>
     <w:tblStylePr w:type="firstRow">
       <w:rPr>
+        <w:rFonts w:eastAsia="黑体"/>
         <w:b/>
         <w:bCs/>
       </w:rPr>
@@ -15523,6 +16287,7 @@
     </w:tblStylePr>
     <w:tblStylePr w:type="lastRow">
       <w:rPr>
+        <w:rFonts w:eastAsia="黑体"/>
         <w:b/>
         <w:bCs/>
         <w:color w:themeColor="text1" w:val="000000"/>
@@ -15534,6 +16299,7 @@
     </w:tblStylePr>
     <w:tblStylePr w:type="firstCol">
       <w:rPr>
+        <w:rFonts w:eastAsia="黑体"/>
         <w:color w:themeColor="background1" w:val="FFFFFF"/>
       </w:rPr>
       <w:tblPr/>
@@ -15543,6 +16309,7 @@
     </w:tblStylePr>
     <w:tblStylePr w:type="lastCol">
       <w:rPr>
+        <w:rFonts w:eastAsia="黑体"/>
         <w:color w:themeColor="background1" w:val="FFFFFF"/>
       </w:rPr>
       <w:tblPr/>
@@ -15575,6 +16342,7 @@
     <w:name w:val="KeywordTok"/>
     <w:basedOn w:val="VerbatimChar"/>
     <w:rPr>
+      <w:rFonts w:eastAsia="黑体"/>
       <w:b/>
       <w:color w:val="007020"/>
     </w:rPr>
@@ -15583,6 +16351,7 @@
     <w:name w:val="DataTypeTok"/>
     <w:basedOn w:val="VerbatimChar"/>
     <w:rPr>
+      <w:rFonts w:eastAsia="黑体"/>
       <w:color w:val="902000"/>
     </w:rPr>
   </w:style>
@@ -15590,6 +16359,7 @@
     <w:name w:val="DecValTok"/>
     <w:basedOn w:val="VerbatimChar"/>
     <w:rPr>
+      <w:rFonts w:eastAsia="黑体"/>
       <w:color w:val="40a070"/>
     </w:rPr>
   </w:style>
@@ -15597,6 +16367,7 @@
     <w:name w:val="BaseNTok"/>
     <w:basedOn w:val="VerbatimChar"/>
     <w:rPr>
+      <w:rFonts w:eastAsia="黑体"/>
       <w:color w:val="40a070"/>
     </w:rPr>
   </w:style>
@@ -15604,6 +16375,7 @@
     <w:name w:val="FloatTok"/>
     <w:basedOn w:val="VerbatimChar"/>
     <w:rPr>
+      <w:rFonts w:eastAsia="黑体"/>
       <w:color w:val="40a070"/>
     </w:rPr>
   </w:style>
@@ -15611,6 +16383,7 @@
     <w:name w:val="ConstantTok"/>
     <w:basedOn w:val="VerbatimChar"/>
     <w:rPr>
+      <w:rFonts w:eastAsia="黑体"/>
       <w:color w:val="880000"/>
     </w:rPr>
   </w:style>
@@ -15618,6 +16391,7 @@
     <w:name w:val="CharTok"/>
     <w:basedOn w:val="VerbatimChar"/>
     <w:rPr>
+      <w:rFonts w:eastAsia="黑体"/>
       <w:color w:val="4070a0"/>
     </w:rPr>
   </w:style>
@@ -15625,6 +16399,7 @@
     <w:name w:val="SpecialCharTok"/>
     <w:basedOn w:val="VerbatimChar"/>
     <w:rPr>
+      <w:rFonts w:eastAsia="黑体"/>
       <w:color w:val="4070a0"/>
     </w:rPr>
   </w:style>
@@ -15632,6 +16407,7 @@
     <w:name w:val="StringTok"/>
     <w:basedOn w:val="VerbatimChar"/>
     <w:rPr>
+      <w:rFonts w:eastAsia="黑体"/>
       <w:color w:val="4070a0"/>
     </w:rPr>
   </w:style>
@@ -15639,6 +16415,7 @@
     <w:name w:val="VerbatimStringTok"/>
     <w:basedOn w:val="VerbatimChar"/>
     <w:rPr>
+      <w:rFonts w:eastAsia="黑体"/>
       <w:color w:val="4070a0"/>
     </w:rPr>
   </w:style>
@@ -15646,6 +16423,7 @@
     <w:name w:val="SpecialStringTok"/>
     <w:basedOn w:val="VerbatimChar"/>
     <w:rPr>
+      <w:rFonts w:eastAsia="黑体"/>
       <w:color w:val="bb6688"/>
     </w:rPr>
   </w:style>
@@ -15653,6 +16431,7 @@
     <w:name w:val="ImportTok"/>
     <w:basedOn w:val="VerbatimChar"/>
     <w:rPr>
+      <w:rFonts w:eastAsia="黑体"/>
       <w:b/>
       <w:color w:val="008000"/>
     </w:rPr>
@@ -15661,6 +16440,7 @@
     <w:name w:val="CommentTok"/>
     <w:basedOn w:val="VerbatimChar"/>
     <w:rPr>
+      <w:rFonts w:eastAsia="黑体"/>
       <w:i/>
       <w:color w:val="60a0b0"/>
     </w:rPr>
@@ -15669,6 +16449,7 @@
     <w:name w:val="DocumentationTok"/>
     <w:basedOn w:val="VerbatimChar"/>
     <w:rPr>
+      <w:rFonts w:eastAsia="黑体"/>
       <w:i/>
       <w:color w:val="ba2121"/>
     </w:rPr>
@@ -15677,6 +16458,7 @@
     <w:name w:val="AnnotationTok"/>
     <w:basedOn w:val="VerbatimChar"/>
     <w:rPr>
+      <w:rFonts w:eastAsia="黑体"/>
       <w:b/>
       <w:i/>
       <w:color w:val="60a0b0"/>
@@ -15686,6 +16468,7 @@
     <w:name w:val="CommentVarTok"/>
     <w:basedOn w:val="VerbatimChar"/>
     <w:rPr>
+      <w:rFonts w:eastAsia="黑体"/>
       <w:b/>
       <w:i/>
       <w:color w:val="60a0b0"/>
@@ -15695,6 +16478,7 @@
     <w:name w:val="OtherTok"/>
     <w:basedOn w:val="VerbatimChar"/>
     <w:rPr>
+      <w:rFonts w:eastAsia="黑体"/>
       <w:color w:val="007020"/>
     </w:rPr>
   </w:style>
@@ -15702,6 +16486,7 @@
     <w:name w:val="FunctionTok"/>
     <w:basedOn w:val="VerbatimChar"/>
     <w:rPr>
+      <w:rFonts w:eastAsia="黑体"/>
       <w:color w:val="06287e"/>
     </w:rPr>
   </w:style>
@@ -15709,6 +16494,7 @@
     <w:name w:val="VariableTok"/>
     <w:basedOn w:val="VerbatimChar"/>
     <w:rPr>
+      <w:rFonts w:eastAsia="黑体"/>
       <w:color w:val="19177c"/>
     </w:rPr>
   </w:style>
@@ -15716,6 +16502,7 @@
     <w:name w:val="ControlFlowTok"/>
     <w:basedOn w:val="VerbatimChar"/>
     <w:rPr>
+      <w:rFonts w:eastAsia="黑体"/>
       <w:b/>
       <w:color w:val="007020"/>
     </w:rPr>
@@ -15724,6 +16511,7 @@
     <w:name w:val="OperatorTok"/>
     <w:basedOn w:val="VerbatimChar"/>
     <w:rPr>
+      <w:rFonts w:eastAsia="黑体"/>
       <w:color w:val="666666"/>
     </w:rPr>
   </w:style>
@@ -15731,18 +16519,22 @@
     <w:name w:val="BuiltInTok"/>
     <w:basedOn w:val="VerbatimChar"/>
     <w:rPr>
+      <w:rFonts w:eastAsia="黑体"/>
       <w:color w:val="008000"/>
     </w:rPr>
   </w:style>
   <w:style w:type="character" w:customStyle="1" w:styleId="ExtensionTok">
     <w:name w:val="ExtensionTok"/>
     <w:basedOn w:val="VerbatimChar"/>
-    <w:rPr/>
+    <w:rPr>
+      <w:rFonts w:eastAsia="黑体"/>
+    </w:rPr>
   </w:style>
   <w:style w:type="character" w:customStyle="1" w:styleId="PreprocessorTok">
     <w:name w:val="PreprocessorTok"/>
     <w:basedOn w:val="VerbatimChar"/>
     <w:rPr>
+      <w:rFonts w:eastAsia="黑体"/>
       <w:color w:val="bc7a00"/>
     </w:rPr>
   </w:style>
@@ -15750,18 +16542,22 @@
     <w:name w:val="AttributeTok"/>
     <w:basedOn w:val="VerbatimChar"/>
     <w:rPr>
+      <w:rFonts w:eastAsia="黑体"/>
       <w:color w:val="7d9029"/>
     </w:rPr>
   </w:style>
   <w:style w:type="character" w:customStyle="1" w:styleId="RegionMarkerTok">
     <w:name w:val="RegionMarkerTok"/>
     <w:basedOn w:val="VerbatimChar"/>
-    <w:rPr/>
+    <w:rPr>
+      <w:rFonts w:eastAsia="黑体"/>
+    </w:rPr>
   </w:style>
   <w:style w:type="character" w:customStyle="1" w:styleId="InformationTok">
     <w:name w:val="InformationTok"/>
     <w:basedOn w:val="VerbatimChar"/>
     <w:rPr>
+      <w:rFonts w:eastAsia="黑体"/>
       <w:b/>
       <w:i/>
       <w:color w:val="60a0b0"/>
@@ -15771,6 +16567,7 @@
     <w:name w:val="WarningTok"/>
     <w:basedOn w:val="VerbatimChar"/>
     <w:rPr>
+      <w:rFonts w:eastAsia="黑体"/>
       <w:b/>
       <w:i/>
       <w:color w:val="60a0b0"/>
@@ -15780,6 +16577,7 @@
     <w:name w:val="AlertTok"/>
     <w:basedOn w:val="VerbatimChar"/>
     <w:rPr>
+      <w:rFonts w:eastAsia="黑体"/>
       <w:b/>
       <w:color w:val="ff0000"/>
     </w:rPr>
@@ -15788,6 +16586,7 @@
     <w:name w:val="ErrorTok"/>
     <w:basedOn w:val="VerbatimChar"/>
     <w:rPr>
+      <w:rFonts w:eastAsia="黑体"/>
       <w:b/>
       <w:color w:val="ff0000"/>
     </w:rPr>
@@ -15795,7 +16594,9 @@
   <w:style w:type="character" w:customStyle="1" w:styleId="NormalTok">
     <w:name w:val="NormalTok"/>
     <w:basedOn w:val="VerbatimChar"/>
-    <w:rPr/>
+    <w:rPr>
+      <w:rFonts w:eastAsia="黑体"/>
+    </w:rPr>
   </w:style>
 </w:styles>
 </file>
@@ -15844,12 +16645,12 @@
     <a:fontScheme name="Office">
       <a:majorFont>
         <a:latin typeface="Calibri"/>
-        <a:ea typeface=""/>
+        <a:ea typeface="黑体"/>
         <a:cs typeface=""/>
         <a:font script="Jpan" typeface="ＭＳ ゴシック"/>
         <a:font script="Hang" typeface="맑은 고딕"/>
-        <a:font script="Hans" typeface="宋体"/>
-        <a:font script="Hant" typeface="新細明體"/>
+        <a:font script="Hans" typeface="黑体"/>
+        <a:font script="Hant" typeface="黑体"/>
         <a:font script="Arab" typeface="Times New Roman"/>
         <a:font script="Hebr" typeface="Times New Roman"/>
         <a:font script="Thai" typeface="Angsana New"/>
@@ -15879,12 +16680,12 @@
       </a:majorFont>
       <a:minorFont>
         <a:latin typeface="Cambria"/>
-        <a:ea typeface=""/>
+        <a:ea typeface="黑体"/>
         <a:cs typeface=""/>
         <a:font script="Jpan" typeface="ＭＳ 明朝"/>
         <a:font script="Hang" typeface="맑은 고딕"/>
-        <a:font script="Hans" typeface="宋体"/>
-        <a:font script="Hant" typeface="新細明體"/>
+        <a:font script="Hans" typeface="黑体"/>
+        <a:font script="Hant" typeface="黑体"/>
         <a:font script="Arab" typeface="Arial"/>
         <a:font script="Hebr" typeface="Arial"/>
         <a:font script="Thai" typeface="Cordia New"/>

--- a/11-变流电路/03-变频电路/矢量控制变频电路/矢量控制变频电路.docx
+++ b/11-变流电路/03-变频电路/矢量控制变频电路/矢量控制变频电路.docx
@@ -3574,7 +3574,7 @@
           <w:color w:val="555555"/>
           <w:sz w:val="21"/>
         </w:rPr>
-        <w:t>材料收集者：杜文杰，WX手机：19519196569，QQ:3478827729</w:t>
+        <w:t>材料收集者：杜文杰，微信/手机：19519196569，QQ:3478827729</w:t>
       </w:r>
     </w:p>
     <w:sectPr>
